--- a/System/1-Blueprint Documentations/6-Standards Blueprint Documentation.docx
+++ b/System/1-Blueprint Documentations/6-Standards Blueprint Documentation.docx
@@ -356,12 +356,2720 @@
     </w:p>
     <w:p>
       <w:pPr>
+        <w:rPr>
+          <w:rFonts w:ascii="Roboto Mono" w:hAnsi="Roboto Mono"/>
+        </w:rPr>
+      </w:pPr>
+    </w:p>
+    <w:p>
+      <w:pPr>
+        <w:rPr>
+          <w:rFonts w:ascii="Roboto Mono" w:hAnsi="Roboto Mono"/>
+        </w:rPr>
+      </w:pPr>
+    </w:p>
+    <w:p>
+      <w:pPr>
+        <w:rPr>
+          <w:rFonts w:ascii="Roboto Mono" w:hAnsi="Roboto Mono"/>
+        </w:rPr>
+      </w:pPr>
+    </w:p>
+    <w:p>
+      <w:pPr>
+        <w:rPr>
+          <w:rFonts w:ascii="Roboto Mono" w:hAnsi="Roboto Mono"/>
+        </w:rPr>
+      </w:pPr>
+    </w:p>
+    <w:p>
+      <w:pPr>
         <w:pStyle w:val="Heading2"/>
+        <w:rPr>
+          <w:rFonts w:eastAsiaTheme="minorHAnsi"/>
+        </w:rPr>
       </w:pPr>
       <w:r>
         <w:lastRenderedPageBreak/>
+        <w:t>2-</w:t>
+      </w:r>
+      <w:r>
+        <w:rPr>
+          <w:rFonts w:eastAsiaTheme="minorHAnsi"/>
+        </w:rPr>
+        <w:t>Suggestions Template</w:t>
+      </w:r>
+    </w:p>
+    <w:p>
+      <w:pPr>
+        <w:pStyle w:val="Heading3"/>
+      </w:pPr>
+      <w:r>
+        <w:t>Knowledge Base</w:t>
+      </w:r>
+    </w:p>
+    <w:p>
+      <w:pPr>
+        <w:pStyle w:val="Heading4"/>
+      </w:pPr>
+      <w:r>
+        <w:rPr>
+          <w:rFonts w:ascii="Segoe UI Emoji" w:hAnsi="Segoe UI Emoji" w:cs="Segoe UI Emoji"/>
+        </w:rPr>
+        <w:t>✅</w:t>
+      </w:r>
+      <w:r>
+        <w:t xml:space="preserve"> What does "</w:t>
+      </w:r>
+      <w:r>
+        <w:t>Suggestions Template</w:t>
+      </w:r>
+      <w:r>
+        <w:t>" mean?</w:t>
+      </w:r>
+    </w:p>
+    <w:p>
+      <w:pPr>
+        <w:rPr>
+          <w:rFonts w:ascii="Arial" w:hAnsi="Arial"/>
+          <w:color w:val="000000"/>
+          <w:sz w:val="18"/>
+        </w:rPr>
+      </w:pPr>
+      <w:r>
+        <w:rPr>
+          <w:rFonts w:ascii="Arial" w:eastAsia="Arial" w:hAnsi="Arial" w:cs="Arial"/>
+          <w:b/>
+          <w:color w:val="000000"/>
+          <w:sz w:val="18"/>
+          <w:highlight w:val="lightGray"/>
+        </w:rPr>
+        <w:t># Source: AI Source: Provided by: [Data Path</w:t>
+      </w:r>
+      <w:r>
+        <w:rPr>
+          <w:rFonts w:ascii="Arial" w:eastAsia="Arial" w:hAnsi="Arial" w:cs="Arial"/>
+          <w:color w:val="000000"/>
+          <w:sz w:val="18"/>
+          <w:highlight w:val="lightGray"/>
+        </w:rPr>
+        <w:t xml:space="preserve">: Persons Table -&gt; ID Column: 1, </w:t>
+      </w:r>
+      <w:proofErr w:type="spellStart"/>
+      <w:r>
+        <w:rPr>
+          <w:rFonts w:ascii="Arial" w:eastAsia="Arial" w:hAnsi="Arial" w:cs="Arial"/>
+          <w:color w:val="000000"/>
+          <w:sz w:val="18"/>
+          <w:highlight w:val="lightGray"/>
+        </w:rPr>
+        <w:t>Name_En</w:t>
+      </w:r>
+      <w:proofErr w:type="spellEnd"/>
+      <w:r>
+        <w:rPr>
+          <w:rFonts w:ascii="Arial" w:eastAsia="Arial" w:hAnsi="Arial" w:cs="Arial"/>
+          <w:color w:val="000000"/>
+          <w:sz w:val="18"/>
+          <w:highlight w:val="lightGray"/>
+        </w:rPr>
+        <w:t xml:space="preserve"> Column: Motasem Essam] -&gt; </w:t>
+      </w:r>
+      <w:r>
+        <w:rPr>
+          <w:rFonts w:ascii="Arial" w:eastAsia="Arial" w:hAnsi="Arial" w:cs="Arial"/>
+          <w:b/>
+          <w:color w:val="000000"/>
+          <w:sz w:val="18"/>
+          <w:highlight w:val="lightGray"/>
+        </w:rPr>
+        <w:t>From:</w:t>
+      </w:r>
+      <w:r>
+        <w:rPr>
+          <w:rFonts w:ascii="Arial" w:eastAsia="Arial" w:hAnsi="Arial" w:cs="Arial"/>
+          <w:color w:val="000000"/>
+          <w:sz w:val="18"/>
+          <w:highlight w:val="lightGray"/>
+        </w:rPr>
+        <w:t xml:space="preserve"> [ChatGPT]</w:t>
+      </w:r>
+      <w:r>
+        <w:rPr>
+          <w:rFonts w:ascii="Arial" w:hAnsi="Arial"/>
+          <w:color w:val="000000"/>
+          <w:sz w:val="18"/>
+          <w:highlight w:val="lightGray"/>
+        </w:rPr>
+        <w:t xml:space="preserve"> </w:t>
+      </w:r>
+      <w:r>
+        <w:rPr>
+          <w:rFonts w:ascii="Arial" w:hAnsi="Arial"/>
+          <w:b/>
+          <w:color w:val="000000"/>
+          <w:sz w:val="18"/>
+          <w:highlight w:val="lightGray"/>
+        </w:rPr>
+        <w:t xml:space="preserve">on </w:t>
+      </w:r>
+      <w:r>
+        <w:rPr>
+          <w:rFonts w:ascii="Arial" w:hAnsi="Arial"/>
+          <w:color w:val="000000"/>
+          <w:sz w:val="18"/>
+          <w:highlight w:val="lightGray"/>
+        </w:rPr>
+        <w:t>[5/23/2026]</w:t>
+      </w:r>
+    </w:p>
+    <w:p>
+      <w:pPr>
+        <w:rPr>
+          <w:rFonts w:ascii="Roboto Mono" w:hAnsi="Roboto Mono"/>
+        </w:rPr>
+      </w:pPr>
+      <w:r>
+        <w:rPr>
+          <w:rFonts w:ascii="Roboto Mono" w:hAnsi="Roboto Mono"/>
+        </w:rPr>
+        <w:t xml:space="preserve">A Suggestions Template </w:t>
+      </w:r>
+      <w:r>
+        <w:rPr>
+          <w:rFonts w:ascii="Roboto Mono" w:hAnsi="Roboto Mono"/>
+        </w:rPr>
+        <w:t>is</w:t>
+      </w:r>
+      <w:r>
+        <w:rPr>
+          <w:rFonts w:ascii="Roboto Mono" w:hAnsi="Roboto Mono"/>
+        </w:rPr>
+        <w:t xml:space="preserve"> </w:t>
+      </w:r>
+      <w:r>
+        <w:rPr>
+          <w:rFonts w:ascii="Roboto Mono" w:hAnsi="Roboto Mono"/>
+        </w:rPr>
+        <w:t>A structured format used to record and organize proposed ideas or items in a consistent way, so they can be reviewed, grouped, and later converted into formal knowledge, tasks, or approved content.</w:t>
+      </w:r>
+    </w:p>
+    <w:p>
+      <w:pPr>
+        <w:pStyle w:val="Heading4"/>
+      </w:pPr>
+      <w:r>
+        <w:rPr>
+          <w:rFonts w:ascii="Segoe UI Emoji" w:hAnsi="Segoe UI Emoji" w:cs="Segoe UI Emoji"/>
+        </w:rPr>
+        <w:t>✅</w:t>
+      </w:r>
+      <w:r>
+        <w:t xml:space="preserve"> What does "</w:t>
+      </w:r>
+      <w:r>
+        <w:t>Suggestion Records Template</w:t>
+      </w:r>
+      <w:r>
+        <w:t xml:space="preserve"> </w:t>
+      </w:r>
+      <w:r>
+        <w:t>" mean?</w:t>
+      </w:r>
+    </w:p>
+    <w:p>
+      <w:pPr>
+        <w:rPr>
+          <w:rFonts w:ascii="Arial" w:hAnsi="Arial"/>
+          <w:color w:val="000000"/>
+          <w:sz w:val="18"/>
+        </w:rPr>
+      </w:pPr>
+      <w:r>
+        <w:rPr>
+          <w:rFonts w:ascii="Arial" w:eastAsia="Arial" w:hAnsi="Arial" w:cs="Arial"/>
+          <w:b/>
+          <w:color w:val="000000"/>
+          <w:sz w:val="18"/>
+          <w:highlight w:val="lightGray"/>
+        </w:rPr>
+        <w:t># Source: AI Source: Provided by: [Data Path</w:t>
+      </w:r>
+      <w:r>
+        <w:rPr>
+          <w:rFonts w:ascii="Arial" w:eastAsia="Arial" w:hAnsi="Arial" w:cs="Arial"/>
+          <w:color w:val="000000"/>
+          <w:sz w:val="18"/>
+          <w:highlight w:val="lightGray"/>
+        </w:rPr>
+        <w:t xml:space="preserve">: Persons Table -&gt; ID Column: 1, </w:t>
+      </w:r>
+      <w:proofErr w:type="spellStart"/>
+      <w:r>
+        <w:rPr>
+          <w:rFonts w:ascii="Arial" w:eastAsia="Arial" w:hAnsi="Arial" w:cs="Arial"/>
+          <w:color w:val="000000"/>
+          <w:sz w:val="18"/>
+          <w:highlight w:val="lightGray"/>
+        </w:rPr>
+        <w:t>Name_En</w:t>
+      </w:r>
+      <w:proofErr w:type="spellEnd"/>
+      <w:r>
+        <w:rPr>
+          <w:rFonts w:ascii="Arial" w:eastAsia="Arial" w:hAnsi="Arial" w:cs="Arial"/>
+          <w:color w:val="000000"/>
+          <w:sz w:val="18"/>
+          <w:highlight w:val="lightGray"/>
+        </w:rPr>
+        <w:t xml:space="preserve"> Column: Motasem Essam] -&gt; </w:t>
+      </w:r>
+      <w:r>
+        <w:rPr>
+          <w:rFonts w:ascii="Arial" w:eastAsia="Arial" w:hAnsi="Arial" w:cs="Arial"/>
+          <w:b/>
+          <w:color w:val="000000"/>
+          <w:sz w:val="18"/>
+          <w:highlight w:val="lightGray"/>
+        </w:rPr>
+        <w:t>From:</w:t>
+      </w:r>
+      <w:r>
+        <w:rPr>
+          <w:rFonts w:ascii="Arial" w:eastAsia="Arial" w:hAnsi="Arial" w:cs="Arial"/>
+          <w:color w:val="000000"/>
+          <w:sz w:val="18"/>
+          <w:highlight w:val="lightGray"/>
+        </w:rPr>
+        <w:t xml:space="preserve"> [ChatGPT]</w:t>
+      </w:r>
+      <w:r>
+        <w:rPr>
+          <w:rFonts w:ascii="Arial" w:hAnsi="Arial"/>
+          <w:color w:val="000000"/>
+          <w:sz w:val="18"/>
+          <w:highlight w:val="lightGray"/>
+        </w:rPr>
+        <w:t xml:space="preserve"> </w:t>
+      </w:r>
+      <w:r>
+        <w:rPr>
+          <w:rFonts w:ascii="Arial" w:hAnsi="Arial"/>
+          <w:b/>
+          <w:color w:val="000000"/>
+          <w:sz w:val="18"/>
+          <w:highlight w:val="lightGray"/>
+        </w:rPr>
+        <w:t xml:space="preserve">on </w:t>
+      </w:r>
+      <w:r>
+        <w:rPr>
+          <w:rFonts w:ascii="Arial" w:hAnsi="Arial"/>
+          <w:color w:val="000000"/>
+          <w:sz w:val="18"/>
+          <w:highlight w:val="lightGray"/>
+        </w:rPr>
+        <w:t>[</w:t>
+      </w:r>
+      <w:r>
+        <w:rPr>
+          <w:rFonts w:ascii="Arial" w:hAnsi="Arial"/>
+          <w:color w:val="000000"/>
+          <w:sz w:val="18"/>
+          <w:highlight w:val="lightGray"/>
+        </w:rPr>
+        <w:t>5</w:t>
+      </w:r>
+      <w:r>
+        <w:rPr>
+          <w:rFonts w:ascii="Arial" w:hAnsi="Arial"/>
+          <w:color w:val="000000"/>
+          <w:sz w:val="18"/>
+          <w:highlight w:val="lightGray"/>
+        </w:rPr>
+        <w:t>/23/202</w:t>
+      </w:r>
+      <w:r>
+        <w:rPr>
+          <w:rFonts w:ascii="Arial" w:hAnsi="Arial"/>
+          <w:color w:val="000000"/>
+          <w:sz w:val="18"/>
+          <w:highlight w:val="lightGray"/>
+        </w:rPr>
+        <w:t>6</w:t>
+      </w:r>
+      <w:r>
+        <w:rPr>
+          <w:rFonts w:ascii="Arial" w:hAnsi="Arial"/>
+          <w:color w:val="000000"/>
+          <w:sz w:val="18"/>
+          <w:highlight w:val="lightGray"/>
+        </w:rPr>
+        <w:t>]</w:t>
+      </w:r>
+    </w:p>
+    <w:p>
+      <w:pPr>
+        <w:rPr>
+          <w:rFonts w:ascii="Roboto Mono" w:hAnsi="Roboto Mono"/>
+        </w:rPr>
+      </w:pPr>
+      <w:r>
+        <w:rPr>
+          <w:rFonts w:ascii="Roboto Mono" w:hAnsi="Roboto Mono"/>
+        </w:rPr>
+        <w:t>A Suggestion Records Template is a standardized format used to store and organize suggestion items in two different levels of detail:</w:t>
+      </w:r>
+    </w:p>
+    <w:p>
+      <w:pPr>
+        <w:numPr>
+          <w:ilvl w:val="0"/>
+          <w:numId w:val="19"/>
+        </w:numPr>
+        <w:rPr>
+          <w:rFonts w:ascii="Roboto Mono" w:hAnsi="Roboto Mono"/>
+        </w:rPr>
+      </w:pPr>
+      <w:r>
+        <w:rPr>
+          <w:rFonts w:ascii="Roboto Mono" w:hAnsi="Roboto Mono"/>
+        </w:rPr>
+        <w:t xml:space="preserve">Brief Suggestion Record </w:t>
+      </w:r>
+      <w:r>
+        <w:rPr>
+          <w:rFonts w:ascii="Arial" w:hAnsi="Arial" w:cs="Arial"/>
+        </w:rPr>
+        <w:t>→</w:t>
+      </w:r>
+      <w:r>
+        <w:rPr>
+          <w:rFonts w:ascii="Roboto Mono" w:hAnsi="Roboto Mono"/>
+        </w:rPr>
+        <w:t xml:space="preserve"> contains only lists of suggestion item names. </w:t>
+      </w:r>
+    </w:p>
+    <w:p>
+      <w:pPr>
+        <w:numPr>
+          <w:ilvl w:val="0"/>
+          <w:numId w:val="19"/>
+        </w:numPr>
+        <w:rPr>
+          <w:rFonts w:ascii="Roboto Mono" w:hAnsi="Roboto Mono"/>
+        </w:rPr>
+      </w:pPr>
+      <w:r>
+        <w:rPr>
+          <w:rFonts w:ascii="Roboto Mono" w:hAnsi="Roboto Mono"/>
+        </w:rPr>
+        <w:t xml:space="preserve">Detailed Suggestion Record </w:t>
+      </w:r>
+      <w:r>
+        <w:rPr>
+          <w:rFonts w:ascii="Arial" w:hAnsi="Arial" w:cs="Arial"/>
+        </w:rPr>
+        <w:t>→</w:t>
+      </w:r>
+      <w:r>
+        <w:rPr>
+          <w:rFonts w:ascii="Roboto Mono" w:hAnsi="Roboto Mono"/>
+        </w:rPr>
+        <w:t xml:space="preserve"> contains full information for each suggestion item. </w:t>
+      </w:r>
+    </w:p>
+    <w:p>
+      <w:pPr>
+        <w:rPr>
+          <w:rFonts w:ascii="Roboto Mono" w:hAnsi="Roboto Mono"/>
+        </w:rPr>
+      </w:pPr>
+      <w:r>
+        <w:rPr>
+          <w:rFonts w:ascii="Roboto Mono" w:hAnsi="Roboto Mono"/>
+        </w:rPr>
+        <w:t>This allows the system to support both quick browsing and deep documentation.</w:t>
+      </w:r>
+    </w:p>
+    <w:p>
+      <w:pPr>
+        <w:pStyle w:val="Heading3"/>
+        <w:rPr>
+          <w:rStyle w:val="Strong"/>
+          <w:rFonts w:ascii="Roboto Mono" w:hAnsi="Roboto Mono"/>
+        </w:rPr>
+      </w:pPr>
+      <w:r>
+        <w:rPr>
+          <w:rStyle w:val="Strong"/>
+          <w:rFonts w:ascii="Roboto Mono" w:hAnsi="Roboto Mono"/>
+        </w:rPr>
+        <w:t>Rules and Guidelines</w:t>
+      </w:r>
+    </w:p>
+    <w:p>
+      <w:pPr>
+        <w:pStyle w:val="Heading4"/>
+      </w:pPr>
+      <w:r>
+        <w:t>1-</w:t>
+      </w:r>
+      <w:r>
+        <w:t>Suggestions Template</w:t>
+      </w:r>
+    </w:p>
+    <w:p>
+      <w:pPr>
+        <w:rPr>
+          <w:rFonts w:ascii="Arial" w:hAnsi="Arial"/>
+          <w:color w:val="000000"/>
+          <w:sz w:val="18"/>
+        </w:rPr>
+      </w:pPr>
+      <w:r>
+        <w:rPr>
+          <w:rFonts w:ascii="Arial" w:eastAsia="Arial" w:hAnsi="Arial" w:cs="Arial"/>
+          <w:b/>
+          <w:color w:val="000000"/>
+          <w:sz w:val="18"/>
+          <w:highlight w:val="lightGray"/>
+        </w:rPr>
+        <w:t># Source: AI Source: Provided by: [Data Path</w:t>
+      </w:r>
+      <w:r>
+        <w:rPr>
+          <w:rFonts w:ascii="Arial" w:eastAsia="Arial" w:hAnsi="Arial" w:cs="Arial"/>
+          <w:color w:val="000000"/>
+          <w:sz w:val="18"/>
+          <w:highlight w:val="lightGray"/>
+        </w:rPr>
+        <w:t xml:space="preserve">: Persons Table -&gt; ID Column: 1, </w:t>
+      </w:r>
+      <w:proofErr w:type="spellStart"/>
+      <w:r>
+        <w:rPr>
+          <w:rFonts w:ascii="Arial" w:eastAsia="Arial" w:hAnsi="Arial" w:cs="Arial"/>
+          <w:color w:val="000000"/>
+          <w:sz w:val="18"/>
+          <w:highlight w:val="lightGray"/>
+        </w:rPr>
+        <w:t>Name_En</w:t>
+      </w:r>
+      <w:proofErr w:type="spellEnd"/>
+      <w:r>
+        <w:rPr>
+          <w:rFonts w:ascii="Arial" w:eastAsia="Arial" w:hAnsi="Arial" w:cs="Arial"/>
+          <w:color w:val="000000"/>
+          <w:sz w:val="18"/>
+          <w:highlight w:val="lightGray"/>
+        </w:rPr>
+        <w:t xml:space="preserve"> Column: Motasem Essam] -&gt; </w:t>
+      </w:r>
+      <w:r>
+        <w:rPr>
+          <w:rFonts w:ascii="Arial" w:eastAsia="Arial" w:hAnsi="Arial" w:cs="Arial"/>
+          <w:b/>
+          <w:color w:val="000000"/>
+          <w:sz w:val="18"/>
+          <w:highlight w:val="lightGray"/>
+        </w:rPr>
+        <w:t>From:</w:t>
+      </w:r>
+      <w:r>
+        <w:rPr>
+          <w:rFonts w:ascii="Arial" w:eastAsia="Arial" w:hAnsi="Arial" w:cs="Arial"/>
+          <w:color w:val="000000"/>
+          <w:sz w:val="18"/>
+          <w:highlight w:val="lightGray"/>
+        </w:rPr>
+        <w:t xml:space="preserve"> [ChatGPT]</w:t>
+      </w:r>
+      <w:r>
+        <w:rPr>
+          <w:rFonts w:ascii="Arial" w:hAnsi="Arial"/>
+          <w:color w:val="000000"/>
+          <w:sz w:val="18"/>
+          <w:highlight w:val="lightGray"/>
+        </w:rPr>
+        <w:t xml:space="preserve"> </w:t>
+      </w:r>
+      <w:r>
+        <w:rPr>
+          <w:rFonts w:ascii="Arial" w:hAnsi="Arial"/>
+          <w:b/>
+          <w:color w:val="000000"/>
+          <w:sz w:val="18"/>
+          <w:highlight w:val="lightGray"/>
+        </w:rPr>
+        <w:t xml:space="preserve">on </w:t>
+      </w:r>
+      <w:r>
+        <w:rPr>
+          <w:rFonts w:ascii="Arial" w:hAnsi="Arial"/>
+          <w:color w:val="000000"/>
+          <w:sz w:val="18"/>
+          <w:highlight w:val="lightGray"/>
+        </w:rPr>
+        <w:t>[5/23/2026]</w:t>
+      </w:r>
+    </w:p>
+    <w:p>
+      <w:pPr>
+        <w:rPr>
+          <w:rFonts w:ascii="Roboto Mono" w:hAnsi="Roboto Mono"/>
+        </w:rPr>
+      </w:pPr>
+      <w:r>
+        <w:rPr>
+          <w:rFonts w:ascii="Roboto Mono" w:hAnsi="Roboto Mono"/>
+        </w:rPr>
+        <w:t>Suggestion Templates are used only for:</w:t>
+      </w:r>
+    </w:p>
+    <w:p>
+      <w:pPr>
+        <w:numPr>
+          <w:ilvl w:val="0"/>
+          <w:numId w:val="20"/>
+        </w:numPr>
+        <w:rPr>
+          <w:rFonts w:ascii="Roboto Mono" w:hAnsi="Roboto Mono"/>
+        </w:rPr>
+      </w:pPr>
+      <w:r>
+        <w:rPr>
+          <w:rFonts w:ascii="Roboto Mono" w:hAnsi="Roboto Mono"/>
+        </w:rPr>
+        <w:t xml:space="preserve">Ideas </w:t>
+      </w:r>
+    </w:p>
+    <w:p>
+      <w:pPr>
+        <w:numPr>
+          <w:ilvl w:val="0"/>
+          <w:numId w:val="20"/>
+        </w:numPr>
+        <w:rPr>
+          <w:rFonts w:ascii="Roboto Mono" w:hAnsi="Roboto Mono"/>
+        </w:rPr>
+      </w:pPr>
+      <w:r>
+        <w:rPr>
+          <w:rFonts w:ascii="Roboto Mono" w:hAnsi="Roboto Mono"/>
+        </w:rPr>
+        <w:t xml:space="preserve">Proposals </w:t>
+      </w:r>
+    </w:p>
+    <w:p>
+      <w:pPr>
+        <w:numPr>
+          <w:ilvl w:val="0"/>
+          <w:numId w:val="20"/>
+        </w:numPr>
+        <w:rPr>
+          <w:rFonts w:ascii="Roboto Mono" w:hAnsi="Roboto Mono"/>
+        </w:rPr>
+      </w:pPr>
+      <w:r>
+        <w:rPr>
+          <w:rFonts w:ascii="Roboto Mono" w:hAnsi="Roboto Mono"/>
+        </w:rPr>
+        <w:t xml:space="preserve">Recommendations </w:t>
+      </w:r>
+    </w:p>
+    <w:p>
+      <w:pPr>
+        <w:numPr>
+          <w:ilvl w:val="0"/>
+          <w:numId w:val="20"/>
+        </w:numPr>
+        <w:rPr>
+          <w:rFonts w:ascii="Roboto Mono" w:hAnsi="Roboto Mono"/>
+        </w:rPr>
+      </w:pPr>
+      <w:r>
+        <w:rPr>
+          <w:rFonts w:ascii="Roboto Mono" w:hAnsi="Roboto Mono"/>
+        </w:rPr>
+        <w:t xml:space="preserve">Possible future topics </w:t>
+      </w:r>
+    </w:p>
+    <w:p>
+      <w:pPr>
+        <w:rPr>
+          <w:rFonts w:ascii="Roboto Mono" w:hAnsi="Roboto Mono"/>
+        </w:rPr>
+      </w:pPr>
+      <w:r>
+        <w:rPr>
+          <w:rFonts w:ascii="Roboto Mono" w:hAnsi="Roboto Mono"/>
+        </w:rPr>
+        <w:lastRenderedPageBreak/>
+        <w:t>They are NOT final knowledge.</w:t>
+      </w:r>
+    </w:p>
+    <w:p>
+      <w:pPr>
+        <w:pStyle w:val="Heading4"/>
+        <w:rPr>
+          <w:rFonts w:ascii="Arial" w:hAnsi="Arial"/>
+          <w:color w:val="000000"/>
+          <w:sz w:val="18"/>
+        </w:rPr>
+      </w:pPr>
+      <w:r>
+        <w:t>2-</w:t>
+      </w:r>
+      <w:r>
+        <w:t>Suggestion Records Template</w:t>
+      </w:r>
+    </w:p>
+    <w:p>
+      <w:pPr>
+        <w:pStyle w:val="Heading5"/>
+      </w:pPr>
+      <w:r>
+        <w:t>A. Brief Suggestion Template</w:t>
+      </w:r>
+    </w:p>
+    <w:p>
+      <w:pPr>
+        <w:rPr>
+          <w:rFonts w:ascii="Arial" w:hAnsi="Arial"/>
+          <w:color w:val="000000"/>
+          <w:sz w:val="18"/>
+        </w:rPr>
+      </w:pPr>
+      <w:r>
+        <w:rPr>
+          <w:rFonts w:ascii="Arial" w:eastAsia="Arial" w:hAnsi="Arial" w:cs="Arial"/>
+          <w:b/>
+          <w:color w:val="000000"/>
+          <w:sz w:val="18"/>
+          <w:highlight w:val="lightGray"/>
+        </w:rPr>
+        <w:t># Source: AI Source: Provided by: [Data Path</w:t>
+      </w:r>
+      <w:r>
+        <w:rPr>
+          <w:rFonts w:ascii="Arial" w:eastAsia="Arial" w:hAnsi="Arial" w:cs="Arial"/>
+          <w:color w:val="000000"/>
+          <w:sz w:val="18"/>
+          <w:highlight w:val="lightGray"/>
+        </w:rPr>
+        <w:t xml:space="preserve">: Persons Table -&gt; ID Column: 1, </w:t>
+      </w:r>
+      <w:proofErr w:type="spellStart"/>
+      <w:r>
+        <w:rPr>
+          <w:rFonts w:ascii="Arial" w:eastAsia="Arial" w:hAnsi="Arial" w:cs="Arial"/>
+          <w:color w:val="000000"/>
+          <w:sz w:val="18"/>
+          <w:highlight w:val="lightGray"/>
+        </w:rPr>
+        <w:t>Name_En</w:t>
+      </w:r>
+      <w:proofErr w:type="spellEnd"/>
+      <w:r>
+        <w:rPr>
+          <w:rFonts w:ascii="Arial" w:eastAsia="Arial" w:hAnsi="Arial" w:cs="Arial"/>
+          <w:color w:val="000000"/>
+          <w:sz w:val="18"/>
+          <w:highlight w:val="lightGray"/>
+        </w:rPr>
+        <w:t xml:space="preserve"> Column: Motasem Essam] -&gt; </w:t>
+      </w:r>
+      <w:r>
+        <w:rPr>
+          <w:rFonts w:ascii="Arial" w:eastAsia="Arial" w:hAnsi="Arial" w:cs="Arial"/>
+          <w:b/>
+          <w:color w:val="000000"/>
+          <w:sz w:val="18"/>
+          <w:highlight w:val="lightGray"/>
+        </w:rPr>
+        <w:t>From:</w:t>
+      </w:r>
+      <w:r>
+        <w:rPr>
+          <w:rFonts w:ascii="Arial" w:eastAsia="Arial" w:hAnsi="Arial" w:cs="Arial"/>
+          <w:color w:val="000000"/>
+          <w:sz w:val="18"/>
+          <w:highlight w:val="lightGray"/>
+        </w:rPr>
+        <w:t xml:space="preserve"> [ChatGPT]</w:t>
+      </w:r>
+      <w:r>
+        <w:rPr>
+          <w:rFonts w:ascii="Arial" w:hAnsi="Arial"/>
+          <w:color w:val="000000"/>
+          <w:sz w:val="18"/>
+          <w:highlight w:val="lightGray"/>
+        </w:rPr>
+        <w:t xml:space="preserve"> </w:t>
+      </w:r>
+      <w:r>
+        <w:rPr>
+          <w:rFonts w:ascii="Arial" w:hAnsi="Arial"/>
+          <w:b/>
+          <w:color w:val="000000"/>
+          <w:sz w:val="18"/>
+          <w:highlight w:val="lightGray"/>
+        </w:rPr>
+        <w:t xml:space="preserve">on </w:t>
+      </w:r>
+      <w:r>
+        <w:rPr>
+          <w:rFonts w:ascii="Arial" w:hAnsi="Arial"/>
+          <w:color w:val="000000"/>
+          <w:sz w:val="18"/>
+          <w:highlight w:val="lightGray"/>
+        </w:rPr>
+        <w:t>[5/23/2026]</w:t>
+      </w:r>
+    </w:p>
+    <w:p>
+      <w:r>
+        <w:tab/>
+      </w:r>
+    </w:p>
+    <w:p>
+      <w:pPr>
+        <w:rPr>
+          <w:rFonts w:ascii="Roboto Mono" w:hAnsi="Roboto Mono"/>
+          <w:b/>
+          <w:bCs/>
+        </w:rPr>
+      </w:pPr>
+      <w:r>
+        <w:rPr>
+          <w:rFonts w:ascii="Roboto Mono" w:hAnsi="Roboto Mono"/>
+          <w:b/>
+          <w:bCs/>
+        </w:rPr>
+        <w:t>Rules</w:t>
+      </w:r>
+    </w:p>
+    <w:p>
+      <w:pPr>
+        <w:numPr>
+          <w:ilvl w:val="0"/>
+          <w:numId w:val="21"/>
+        </w:numPr>
+        <w:rPr>
+          <w:rFonts w:ascii="Roboto Mono" w:hAnsi="Roboto Mono"/>
+        </w:rPr>
+      </w:pPr>
+      <w:r>
+        <w:rPr>
+          <w:rFonts w:ascii="Roboto Mono" w:hAnsi="Roboto Mono"/>
+        </w:rPr>
+        <w:t xml:space="preserve">Contains only lists of suggestion names </w:t>
+      </w:r>
+    </w:p>
+    <w:p>
+      <w:pPr>
+        <w:numPr>
+          <w:ilvl w:val="0"/>
+          <w:numId w:val="21"/>
+        </w:numPr>
+        <w:rPr>
+          <w:rFonts w:ascii="Roboto Mono" w:hAnsi="Roboto Mono"/>
+        </w:rPr>
+      </w:pPr>
+      <w:r>
+        <w:rPr>
+          <w:rFonts w:ascii="Roboto Mono" w:hAnsi="Roboto Mono"/>
+        </w:rPr>
+        <w:t xml:space="preserve">No descriptions </w:t>
+      </w:r>
+    </w:p>
+    <w:p>
+      <w:pPr>
+        <w:numPr>
+          <w:ilvl w:val="0"/>
+          <w:numId w:val="21"/>
+        </w:numPr>
+        <w:rPr>
+          <w:rFonts w:ascii="Roboto Mono" w:hAnsi="Roboto Mono"/>
+        </w:rPr>
+      </w:pPr>
+      <w:r>
+        <w:rPr>
+          <w:rFonts w:ascii="Roboto Mono" w:hAnsi="Roboto Mono"/>
+        </w:rPr>
+        <w:t xml:space="preserve">No metadata </w:t>
+      </w:r>
+    </w:p>
+    <w:p>
+      <w:pPr>
+        <w:numPr>
+          <w:ilvl w:val="0"/>
+          <w:numId w:val="21"/>
+        </w:numPr>
+        <w:rPr>
+          <w:rFonts w:ascii="Roboto Mono" w:hAnsi="Roboto Mono"/>
+        </w:rPr>
+      </w:pPr>
+      <w:r>
+        <w:rPr>
+          <w:rFonts w:ascii="Roboto Mono" w:hAnsi="Roboto Mono"/>
+        </w:rPr>
+        <w:t>Suggestion files must be named by category or topic</w:t>
+      </w:r>
+      <w:r>
+        <w:rPr>
+          <w:rFonts w:ascii="Roboto Mono" w:hAnsi="Roboto Mono"/>
+        </w:rPr>
+        <w:t xml:space="preserve"> </w:t>
+      </w:r>
+      <w:r>
+        <w:rPr>
+          <w:rFonts w:ascii="Roboto Mono" w:hAnsi="Roboto Mono"/>
+        </w:rPr>
+        <w:t>Example:</w:t>
+      </w:r>
+      <w:r>
+        <w:rPr>
+          <w:rFonts w:ascii="Roboto Mono" w:hAnsi="Roboto Mono"/>
+        </w:rPr>
+        <w:t xml:space="preserve"> (</w:t>
+      </w:r>
+      <w:r>
+        <w:rPr>
+          <w:rFonts w:ascii="Roboto Mono" w:hAnsi="Roboto Mono"/>
+        </w:rPr>
+        <w:t>Suggestions Games, Suggestions Knowledge Topics, Suggestions Books</w:t>
+      </w:r>
+      <w:r>
+        <w:rPr>
+          <w:rFonts w:ascii="Roboto Mono" w:hAnsi="Roboto Mono"/>
+        </w:rPr>
+        <w:t>)</w:t>
+      </w:r>
+      <w:r>
+        <w:rPr>
+          <w:rFonts w:ascii="Roboto Mono" w:hAnsi="Roboto Mono"/>
+        </w:rPr>
+        <w:t xml:space="preserve">  </w:t>
+      </w:r>
+    </w:p>
+    <w:p>
+      <w:pPr>
+        <w:numPr>
+          <w:ilvl w:val="0"/>
+          <w:numId w:val="21"/>
+        </w:numPr>
+        <w:rPr>
+          <w:rFonts w:ascii="Roboto Mono" w:hAnsi="Roboto Mono"/>
+        </w:rPr>
+      </w:pPr>
+      <w:r>
+        <w:rPr>
+          <w:rFonts w:ascii="Roboto Mono" w:hAnsi="Roboto Mono"/>
+        </w:rPr>
+        <w:t xml:space="preserve">Use headings for categories: (# </w:t>
+      </w:r>
+      <w:r>
+        <w:rPr>
+          <w:rFonts w:ascii="Arial" w:hAnsi="Arial" w:cs="Arial"/>
+        </w:rPr>
+        <w:t>→</w:t>
+      </w:r>
+      <w:r>
+        <w:rPr>
+          <w:rFonts w:ascii="Roboto Mono" w:hAnsi="Roboto Mono"/>
+        </w:rPr>
+        <w:t xml:space="preserve"> Main category, ## </w:t>
+      </w:r>
+      <w:r>
+        <w:rPr>
+          <w:rFonts w:ascii="Arial" w:hAnsi="Arial" w:cs="Arial"/>
+        </w:rPr>
+        <w:t>→</w:t>
+      </w:r>
+      <w:r>
+        <w:rPr>
+          <w:rFonts w:ascii="Roboto Mono" w:hAnsi="Roboto Mono"/>
+        </w:rPr>
+        <w:t xml:space="preserve"> Subcategory)</w:t>
+      </w:r>
+    </w:p>
+    <w:p>
+      <w:pPr>
+        <w:numPr>
+          <w:ilvl w:val="0"/>
+          <w:numId w:val="21"/>
+        </w:numPr>
+        <w:rPr>
+          <w:rFonts w:ascii="Roboto Mono" w:hAnsi="Roboto Mono"/>
+        </w:rPr>
+      </w:pPr>
+      <w:r>
+        <w:rPr>
+          <w:rFonts w:ascii="Roboto Mono" w:hAnsi="Roboto Mono"/>
+        </w:rPr>
+        <w:t>Under each section, use bullet lists only.</w:t>
+      </w:r>
+    </w:p>
+    <w:p>
+      <w:pPr>
+        <w:rPr>
+          <w:rFonts w:ascii="Roboto Mono" w:hAnsi="Roboto Mono"/>
+        </w:rPr>
+      </w:pPr>
+      <w:r>
+        <w:rPr>
+          <w:rFonts w:ascii="Roboto Mono" w:hAnsi="Roboto Mono"/>
+          <w:b/>
+          <w:bCs/>
+        </w:rPr>
+        <w:t>Example</w:t>
+      </w:r>
+      <w:r>
+        <w:rPr>
+          <w:rFonts w:ascii="Roboto Mono" w:hAnsi="Roboto Mono"/>
+          <w:b/>
+          <w:bCs/>
+        </w:rPr>
+        <w:t>s</w:t>
+      </w:r>
+    </w:p>
+    <w:p>
+      <w:pPr>
+        <w:ind w:firstLine="360"/>
+        <w:rPr>
+          <w:rFonts w:ascii="Roboto Mono" w:hAnsi="Roboto Mono"/>
+          <w:b/>
+          <w:bCs/>
+        </w:rPr>
+      </w:pPr>
+      <w:r>
+        <w:rPr>
+          <w:rFonts w:ascii="Roboto Mono" w:hAnsi="Roboto Mono"/>
+          <w:b/>
+          <w:bCs/>
+        </w:rPr>
+        <w:t>Example</w:t>
+      </w:r>
+      <w:r>
+        <w:rPr>
+          <w:rFonts w:ascii="Roboto Mono" w:hAnsi="Roboto Mono"/>
+          <w:b/>
+          <w:bCs/>
+        </w:rPr>
+        <w:t xml:space="preserve"> 1</w:t>
+      </w:r>
+    </w:p>
+    <w:p>
+      <w:pPr>
+        <w:ind w:left="360"/>
+        <w:rPr>
+          <w:rFonts w:ascii="Roboto Mono" w:hAnsi="Roboto Mono"/>
+        </w:rPr>
+      </w:pPr>
+      <w:r>
+        <w:rPr>
+          <w:rFonts w:ascii="Roboto Mono" w:hAnsi="Roboto Mono"/>
+        </w:rPr>
+        <w:lastRenderedPageBreak/>
+        <w:tab/>
+      </w:r>
+      <w:r>
+        <w:rPr>
+          <w:noProof/>
+        </w:rPr>
+        <w:drawing>
+          <wp:inline distT="0" distB="0" distL="0" distR="0" wp14:anchorId="082A9AAC" wp14:editId="6D51F276">
+            <wp:extent cx="5943600" cy="2781300"/>
+            <wp:effectExtent l="0" t="0" r="0" b="0"/>
+            <wp:docPr id="1172271827" name="Picture 3"/>
+            <wp:cNvGraphicFramePr>
+              <a:graphicFrameLocks xmlns:a="http://schemas.openxmlformats.org/drawingml/2006/main" noChangeAspect="1"/>
+            </wp:cNvGraphicFramePr>
+            <a:graphic xmlns:a="http://schemas.openxmlformats.org/drawingml/2006/main">
+              <a:graphicData uri="http://schemas.openxmlformats.org/drawingml/2006/picture">
+                <pic:pic xmlns:pic="http://schemas.openxmlformats.org/drawingml/2006/picture">
+                  <pic:nvPicPr>
+                    <pic:cNvPr id="0" name="Picture 16"/>
+                    <pic:cNvPicPr>
+                      <a:picLocks noChangeAspect="1" noChangeArrowheads="1"/>
+                    </pic:cNvPicPr>
+                  </pic:nvPicPr>
+                  <pic:blipFill>
+                    <a:blip r:embed="rId5">
+                      <a:extLst>
+                        <a:ext uri="{28A0092B-C50C-407E-A947-70E740481C1C}">
+                          <a14:useLocalDpi xmlns:a14="http://schemas.microsoft.com/office/drawing/2010/main" val="0"/>
+                        </a:ext>
+                      </a:extLst>
+                    </a:blip>
+                    <a:srcRect/>
+                    <a:stretch>
+                      <a:fillRect/>
+                    </a:stretch>
+                  </pic:blipFill>
+                  <pic:spPr bwMode="auto">
+                    <a:xfrm>
+                      <a:off x="0" y="0"/>
+                      <a:ext cx="5943600" cy="2781300"/>
+                    </a:xfrm>
+                    <a:prstGeom prst="rect">
+                      <a:avLst/>
+                    </a:prstGeom>
+                    <a:noFill/>
+                    <a:ln>
+                      <a:noFill/>
+                    </a:ln>
+                  </pic:spPr>
+                </pic:pic>
+              </a:graphicData>
+            </a:graphic>
+          </wp:inline>
+        </w:drawing>
+      </w:r>
+    </w:p>
+    <w:p>
+      <w:pPr>
+        <w:ind w:left="360"/>
+        <w:rPr>
+          <w:rFonts w:ascii="Roboto Mono" w:hAnsi="Roboto Mono"/>
+        </w:rPr>
+      </w:pPr>
+      <w:r>
+        <w:rPr>
+          <w:rFonts w:ascii="Roboto Mono" w:hAnsi="Roboto Mono"/>
+        </w:rPr>
+        <w:t># Suggestions Games</w:t>
+      </w:r>
+    </w:p>
+    <w:p>
+      <w:pPr>
+        <w:ind w:left="360"/>
+        <w:rPr>
+          <w:rFonts w:ascii="Roboto Mono" w:hAnsi="Roboto Mono"/>
+        </w:rPr>
+      </w:pPr>
+    </w:p>
+    <w:p>
+      <w:pPr>
+        <w:ind w:left="360"/>
+        <w:rPr>
+          <w:rFonts w:ascii="Roboto Mono" w:hAnsi="Roboto Mono"/>
+        </w:rPr>
+      </w:pPr>
+      <w:r>
+        <w:rPr>
+          <w:rFonts w:ascii="Roboto Mono" w:hAnsi="Roboto Mono"/>
+        </w:rPr>
+        <w:t>## Multiplayer</w:t>
+      </w:r>
+    </w:p>
+    <w:p>
+      <w:pPr>
+        <w:ind w:left="360"/>
+        <w:rPr>
+          <w:rFonts w:ascii="Roboto Mono" w:hAnsi="Roboto Mono"/>
+        </w:rPr>
+      </w:pPr>
+      <w:r>
+        <w:rPr>
+          <w:rFonts w:ascii="Roboto Mono" w:hAnsi="Roboto Mono"/>
+        </w:rPr>
+        <w:t>- Minecraft</w:t>
+      </w:r>
+    </w:p>
+    <w:p>
+      <w:pPr>
+        <w:ind w:left="360"/>
+        <w:rPr>
+          <w:rFonts w:ascii="Roboto Mono" w:hAnsi="Roboto Mono"/>
+        </w:rPr>
+      </w:pPr>
+      <w:r>
+        <w:rPr>
+          <w:rFonts w:ascii="Roboto Mono" w:hAnsi="Roboto Mono"/>
+        </w:rPr>
+        <w:t>- Valorant</w:t>
+      </w:r>
+    </w:p>
+    <w:p>
+      <w:pPr>
+        <w:ind w:left="360"/>
+        <w:rPr>
+          <w:rFonts w:ascii="Roboto Mono" w:hAnsi="Roboto Mono"/>
+        </w:rPr>
+      </w:pPr>
+      <w:r>
+        <w:rPr>
+          <w:rFonts w:ascii="Roboto Mono" w:hAnsi="Roboto Mono"/>
+        </w:rPr>
+        <w:t>- Rocket League</w:t>
+      </w:r>
+    </w:p>
+    <w:p>
+      <w:pPr>
+        <w:ind w:left="360"/>
+        <w:rPr>
+          <w:rFonts w:ascii="Roboto Mono" w:hAnsi="Roboto Mono"/>
+        </w:rPr>
+      </w:pPr>
+      <w:r>
+        <w:rPr>
+          <w:rFonts w:ascii="Roboto Mono" w:hAnsi="Roboto Mono"/>
+        </w:rPr>
+        <w:t>- Apex Legends</w:t>
+      </w:r>
+    </w:p>
+    <w:p>
+      <w:pPr>
+        <w:ind w:left="360"/>
+        <w:rPr>
+          <w:rFonts w:ascii="Roboto Mono" w:hAnsi="Roboto Mono"/>
+        </w:rPr>
+      </w:pPr>
+    </w:p>
+    <w:p>
+      <w:pPr>
+        <w:ind w:left="360"/>
+        <w:rPr>
+          <w:rFonts w:ascii="Roboto Mono" w:hAnsi="Roboto Mono"/>
+        </w:rPr>
+      </w:pPr>
+      <w:r>
+        <w:rPr>
+          <w:rFonts w:ascii="Roboto Mono" w:hAnsi="Roboto Mono"/>
+        </w:rPr>
+        <w:t>## Story Games</w:t>
+      </w:r>
+    </w:p>
+    <w:p>
+      <w:pPr>
+        <w:ind w:left="360"/>
+        <w:rPr>
+          <w:rFonts w:ascii="Roboto Mono" w:hAnsi="Roboto Mono"/>
+        </w:rPr>
+      </w:pPr>
+      <w:r>
+        <w:rPr>
+          <w:rFonts w:ascii="Roboto Mono" w:hAnsi="Roboto Mono"/>
+        </w:rPr>
+        <w:t>- Hollow Knight</w:t>
+      </w:r>
+    </w:p>
+    <w:p>
+      <w:pPr>
+        <w:ind w:left="360"/>
+        <w:rPr>
+          <w:rFonts w:ascii="Roboto Mono" w:hAnsi="Roboto Mono"/>
+        </w:rPr>
+      </w:pPr>
+      <w:r>
+        <w:rPr>
+          <w:rFonts w:ascii="Roboto Mono" w:hAnsi="Roboto Mono"/>
+        </w:rPr>
+        <w:t>- The Last of Us</w:t>
+      </w:r>
+    </w:p>
+    <w:p>
+      <w:pPr>
+        <w:ind w:left="360"/>
+        <w:rPr>
+          <w:rFonts w:ascii="Roboto Mono" w:hAnsi="Roboto Mono"/>
+        </w:rPr>
+      </w:pPr>
+      <w:r>
+        <w:rPr>
+          <w:rFonts w:ascii="Roboto Mono" w:hAnsi="Roboto Mono"/>
+        </w:rPr>
+        <w:t>- Red Dead Redemption 2</w:t>
+      </w:r>
+    </w:p>
+    <w:p>
+      <w:pPr>
+        <w:ind w:left="360"/>
+        <w:rPr>
+          <w:rFonts w:ascii="Roboto Mono" w:hAnsi="Roboto Mono"/>
+        </w:rPr>
+      </w:pPr>
+    </w:p>
+    <w:p>
+      <w:pPr>
+        <w:ind w:left="360"/>
+        <w:rPr>
+          <w:rFonts w:ascii="Roboto Mono" w:hAnsi="Roboto Mono"/>
+        </w:rPr>
+      </w:pPr>
+      <w:r>
+        <w:rPr>
+          <w:rFonts w:ascii="Roboto Mono" w:hAnsi="Roboto Mono"/>
+        </w:rPr>
+        <w:t>## Strategy</w:t>
+      </w:r>
+    </w:p>
+    <w:p>
+      <w:pPr>
+        <w:ind w:left="360"/>
+        <w:rPr>
+          <w:rFonts w:ascii="Roboto Mono" w:hAnsi="Roboto Mono"/>
+        </w:rPr>
+      </w:pPr>
+      <w:r>
+        <w:rPr>
+          <w:rFonts w:ascii="Roboto Mono" w:hAnsi="Roboto Mono"/>
+        </w:rPr>
+        <w:t>- Civilization VI</w:t>
+      </w:r>
+    </w:p>
+    <w:p>
+      <w:pPr>
+        <w:ind w:left="360"/>
+        <w:rPr>
+          <w:rFonts w:ascii="Roboto Mono" w:hAnsi="Roboto Mono"/>
+        </w:rPr>
+      </w:pPr>
+      <w:r>
+        <w:rPr>
+          <w:rFonts w:ascii="Roboto Mono" w:hAnsi="Roboto Mono"/>
+        </w:rPr>
+        <w:lastRenderedPageBreak/>
+        <w:t>- Age of Empires IV</w:t>
+      </w:r>
+    </w:p>
+    <w:p>
+      <w:pPr>
+        <w:ind w:left="360"/>
+        <w:rPr>
+          <w:rFonts w:ascii="Roboto Mono" w:hAnsi="Roboto Mono"/>
+        </w:rPr>
+      </w:pPr>
+      <w:r>
+        <w:rPr>
+          <w:rFonts w:ascii="Roboto Mono" w:hAnsi="Roboto Mono"/>
+        </w:rPr>
+        <w:t>- Stellaris</w:t>
+      </w:r>
+    </w:p>
+    <w:p>
+      <w:pPr>
+        <w:ind w:left="360"/>
+        <w:rPr>
+          <w:rFonts w:ascii="Roboto Mono" w:hAnsi="Roboto Mono"/>
+        </w:rPr>
+      </w:pPr>
+    </w:p>
+    <w:p>
+      <w:pPr>
+        <w:ind w:firstLine="360"/>
+        <w:rPr>
+          <w:rFonts w:ascii="Roboto Mono" w:hAnsi="Roboto Mono"/>
+          <w:b/>
+          <w:bCs/>
+        </w:rPr>
+      </w:pPr>
+      <w:r>
+        <w:rPr>
+          <w:rFonts w:ascii="Roboto Mono" w:hAnsi="Roboto Mono"/>
+          <w:b/>
+          <w:bCs/>
+        </w:rPr>
+        <w:t>Example</w:t>
+      </w:r>
+      <w:r>
+        <w:rPr>
+          <w:rFonts w:ascii="Roboto Mono" w:hAnsi="Roboto Mono"/>
+          <w:b/>
+          <w:bCs/>
+        </w:rPr>
+        <w:t xml:space="preserve"> </w:t>
+      </w:r>
+      <w:r>
+        <w:rPr>
+          <w:rFonts w:ascii="Roboto Mono" w:hAnsi="Roboto Mono"/>
+          <w:b/>
+          <w:bCs/>
+        </w:rPr>
         <w:t>2</w:t>
       </w:r>
+    </w:p>
+    <w:p>
+      <w:pPr>
+        <w:ind w:left="360"/>
+        <w:rPr>
+          <w:rFonts w:ascii="Roboto Mono" w:hAnsi="Roboto Mono"/>
+        </w:rPr>
+      </w:pPr>
+      <w:r>
+        <w:rPr>
+          <w:noProof/>
+        </w:rPr>
+        <w:drawing>
+          <wp:inline distT="0" distB="0" distL="0" distR="0" wp14:anchorId="0AAC2EDA" wp14:editId="4193DD3D">
+            <wp:extent cx="5943600" cy="2765425"/>
+            <wp:effectExtent l="0" t="0" r="0" b="0"/>
+            <wp:docPr id="6771670" name="Picture 4"/>
+            <wp:cNvGraphicFramePr>
+              <a:graphicFrameLocks xmlns:a="http://schemas.openxmlformats.org/drawingml/2006/main" noChangeAspect="1"/>
+            </wp:cNvGraphicFramePr>
+            <a:graphic xmlns:a="http://schemas.openxmlformats.org/drawingml/2006/main">
+              <a:graphicData uri="http://schemas.openxmlformats.org/drawingml/2006/picture">
+                <pic:pic xmlns:pic="http://schemas.openxmlformats.org/drawingml/2006/picture">
+                  <pic:nvPicPr>
+                    <pic:cNvPr id="0" name="Picture 18"/>
+                    <pic:cNvPicPr>
+                      <a:picLocks noChangeAspect="1" noChangeArrowheads="1"/>
+                    </pic:cNvPicPr>
+                  </pic:nvPicPr>
+                  <pic:blipFill>
+                    <a:blip r:embed="rId6">
+                      <a:extLst>
+                        <a:ext uri="{28A0092B-C50C-407E-A947-70E740481C1C}">
+                          <a14:useLocalDpi xmlns:a14="http://schemas.microsoft.com/office/drawing/2010/main" val="0"/>
+                        </a:ext>
+                      </a:extLst>
+                    </a:blip>
+                    <a:srcRect/>
+                    <a:stretch>
+                      <a:fillRect/>
+                    </a:stretch>
+                  </pic:blipFill>
+                  <pic:spPr bwMode="auto">
+                    <a:xfrm>
+                      <a:off x="0" y="0"/>
+                      <a:ext cx="5943600" cy="2765425"/>
+                    </a:xfrm>
+                    <a:prstGeom prst="rect">
+                      <a:avLst/>
+                    </a:prstGeom>
+                    <a:noFill/>
+                    <a:ln>
+                      <a:noFill/>
+                    </a:ln>
+                  </pic:spPr>
+                </pic:pic>
+              </a:graphicData>
+            </a:graphic>
+          </wp:inline>
+        </w:drawing>
+      </w:r>
+    </w:p>
+    <w:p>
+      <w:pPr>
+        <w:ind w:left="360"/>
+        <w:rPr>
+          <w:rFonts w:ascii="Roboto Mono" w:hAnsi="Roboto Mono"/>
+        </w:rPr>
+      </w:pPr>
+      <w:r>
+        <w:rPr>
+          <w:rFonts w:ascii="Roboto Mono" w:hAnsi="Roboto Mono"/>
+        </w:rPr>
+        <w:t># Suggestions Knowledge Topics</w:t>
+      </w:r>
+      <w:r>
+        <w:rPr>
+          <w:rFonts w:ascii="Roboto Mono" w:hAnsi="Roboto Mono"/>
+        </w:rPr>
+        <w:br/>
+      </w:r>
+      <w:r>
+        <w:rPr>
+          <w:rFonts w:ascii="Roboto Mono" w:hAnsi="Roboto Mono"/>
+        </w:rPr>
+        <w:br/>
+        <w:t>## Software Engineering</w:t>
+      </w:r>
+      <w:r>
+        <w:rPr>
+          <w:rFonts w:ascii="Roboto Mono" w:hAnsi="Roboto Mono"/>
+        </w:rPr>
+        <w:br/>
+        <w:t>- System Design</w:t>
+      </w:r>
+      <w:r>
+        <w:rPr>
+          <w:rFonts w:ascii="Roboto Mono" w:hAnsi="Roboto Mono"/>
+        </w:rPr>
+        <w:br/>
+        <w:t>- Clean Architecture</w:t>
+      </w:r>
+      <w:r>
+        <w:rPr>
+          <w:rFonts w:ascii="Roboto Mono" w:hAnsi="Roboto Mono"/>
+        </w:rPr>
+        <w:br/>
+        <w:t>- Microservices</w:t>
+      </w:r>
+      <w:r>
+        <w:rPr>
+          <w:rFonts w:ascii="Roboto Mono" w:hAnsi="Roboto Mono"/>
+        </w:rPr>
+        <w:br/>
+        <w:t>- Distributed Systems</w:t>
+      </w:r>
+      <w:r>
+        <w:rPr>
+          <w:rFonts w:ascii="Roboto Mono" w:hAnsi="Roboto Mono"/>
+        </w:rPr>
+        <w:br/>
+      </w:r>
+      <w:r>
+        <w:rPr>
+          <w:rFonts w:ascii="Roboto Mono" w:hAnsi="Roboto Mono"/>
+        </w:rPr>
+        <w:br/>
+        <w:t>## Mathematics</w:t>
+      </w:r>
+      <w:r>
+        <w:rPr>
+          <w:rFonts w:ascii="Roboto Mono" w:hAnsi="Roboto Mono"/>
+        </w:rPr>
+        <w:br/>
+        <w:t>- Linear Algebra</w:t>
+      </w:r>
+      <w:r>
+        <w:rPr>
+          <w:rFonts w:ascii="Roboto Mono" w:hAnsi="Roboto Mono"/>
+        </w:rPr>
+        <w:br/>
+        <w:t>- Probability Theory</w:t>
+      </w:r>
+      <w:r>
+        <w:rPr>
+          <w:rFonts w:ascii="Roboto Mono" w:hAnsi="Roboto Mono"/>
+        </w:rPr>
+        <w:br/>
+        <w:t>- Graph Theory</w:t>
+      </w:r>
+      <w:r>
+        <w:rPr>
+          <w:rFonts w:ascii="Roboto Mono" w:hAnsi="Roboto Mono"/>
+        </w:rPr>
+        <w:br/>
+      </w:r>
+      <w:r>
+        <w:rPr>
+          <w:rFonts w:ascii="Roboto Mono" w:hAnsi="Roboto Mono"/>
+        </w:rPr>
+        <w:br/>
+        <w:t>## Science</w:t>
+      </w:r>
+      <w:r>
+        <w:rPr>
+          <w:rFonts w:ascii="Roboto Mono" w:hAnsi="Roboto Mono"/>
+        </w:rPr>
+        <w:br/>
+        <w:t>- Quantum Mechanics</w:t>
+      </w:r>
+      <w:r>
+        <w:rPr>
+          <w:rFonts w:ascii="Roboto Mono" w:hAnsi="Roboto Mono"/>
+        </w:rPr>
+        <w:br/>
+        <w:t>- Genetics</w:t>
+      </w:r>
+      <w:r>
+        <w:rPr>
+          <w:rFonts w:ascii="Roboto Mono" w:hAnsi="Roboto Mono"/>
+        </w:rPr>
+        <w:br/>
+        <w:t>- Thermodynamics</w:t>
+      </w:r>
+    </w:p>
+    <w:p>
+      <w:pPr>
+        <w:ind w:left="360"/>
+        <w:rPr>
+          <w:rFonts w:ascii="Roboto Mono" w:hAnsi="Roboto Mono"/>
+        </w:rPr>
+      </w:pPr>
+    </w:p>
+    <w:p>
+      <w:pPr>
+        <w:rPr>
+          <w:rFonts w:ascii="Roboto Mono" w:hAnsi="Roboto Mono"/>
+        </w:rPr>
+      </w:pPr>
+    </w:p>
+    <w:p>
+      <w:pPr>
+        <w:rPr>
+          <w:rFonts w:ascii="Roboto Mono" w:hAnsi="Roboto Mono"/>
+        </w:rPr>
+      </w:pPr>
+    </w:p>
+    <w:p>
+      <w:pPr>
+        <w:rPr>
+          <w:rFonts w:ascii="Roboto Mono" w:hAnsi="Roboto Mono"/>
+        </w:rPr>
+      </w:pPr>
+    </w:p>
+    <w:p>
+      <w:pPr>
+        <w:pStyle w:val="Heading5"/>
+      </w:pPr>
+      <w:r>
+        <w:t>B. Detailed Suggestion Template</w:t>
+      </w:r>
+    </w:p>
+    <w:p>
+      <w:pPr>
+        <w:rPr>
+          <w:rFonts w:ascii="Arial" w:hAnsi="Arial"/>
+          <w:color w:val="000000"/>
+          <w:sz w:val="18"/>
+        </w:rPr>
+      </w:pPr>
+      <w:r>
+        <w:rPr>
+          <w:rFonts w:ascii="Arial" w:eastAsia="Arial" w:hAnsi="Arial" w:cs="Arial"/>
+          <w:b/>
+          <w:color w:val="000000"/>
+          <w:sz w:val="18"/>
+          <w:highlight w:val="lightGray"/>
+        </w:rPr>
+        <w:t># Source: AI Source: Provided by: [Data Path</w:t>
+      </w:r>
+      <w:r>
+        <w:rPr>
+          <w:rFonts w:ascii="Arial" w:eastAsia="Arial" w:hAnsi="Arial" w:cs="Arial"/>
+          <w:color w:val="000000"/>
+          <w:sz w:val="18"/>
+          <w:highlight w:val="lightGray"/>
+        </w:rPr>
+        <w:t xml:space="preserve">: Persons Table -&gt; ID Column: 1, </w:t>
+      </w:r>
+      <w:proofErr w:type="spellStart"/>
+      <w:r>
+        <w:rPr>
+          <w:rFonts w:ascii="Arial" w:eastAsia="Arial" w:hAnsi="Arial" w:cs="Arial"/>
+          <w:color w:val="000000"/>
+          <w:sz w:val="18"/>
+          <w:highlight w:val="lightGray"/>
+        </w:rPr>
+        <w:t>Name_En</w:t>
+      </w:r>
+      <w:proofErr w:type="spellEnd"/>
+      <w:r>
+        <w:rPr>
+          <w:rFonts w:ascii="Arial" w:eastAsia="Arial" w:hAnsi="Arial" w:cs="Arial"/>
+          <w:color w:val="000000"/>
+          <w:sz w:val="18"/>
+          <w:highlight w:val="lightGray"/>
+        </w:rPr>
+        <w:t xml:space="preserve"> Column: Motasem Essam] -&gt; </w:t>
+      </w:r>
+      <w:r>
+        <w:rPr>
+          <w:rFonts w:ascii="Arial" w:eastAsia="Arial" w:hAnsi="Arial" w:cs="Arial"/>
+          <w:b/>
+          <w:color w:val="000000"/>
+          <w:sz w:val="18"/>
+          <w:highlight w:val="lightGray"/>
+        </w:rPr>
+        <w:t>From:</w:t>
+      </w:r>
+      <w:r>
+        <w:rPr>
+          <w:rFonts w:ascii="Arial" w:eastAsia="Arial" w:hAnsi="Arial" w:cs="Arial"/>
+          <w:color w:val="000000"/>
+          <w:sz w:val="18"/>
+          <w:highlight w:val="lightGray"/>
+        </w:rPr>
+        <w:t xml:space="preserve"> [ChatGPT]</w:t>
+      </w:r>
+      <w:r>
+        <w:rPr>
+          <w:rFonts w:ascii="Arial" w:hAnsi="Arial"/>
+          <w:color w:val="000000"/>
+          <w:sz w:val="18"/>
+          <w:highlight w:val="lightGray"/>
+        </w:rPr>
+        <w:t xml:space="preserve"> </w:t>
+      </w:r>
+      <w:r>
+        <w:rPr>
+          <w:rFonts w:ascii="Arial" w:hAnsi="Arial"/>
+          <w:b/>
+          <w:color w:val="000000"/>
+          <w:sz w:val="18"/>
+          <w:highlight w:val="lightGray"/>
+        </w:rPr>
+        <w:t xml:space="preserve">on </w:t>
+      </w:r>
+      <w:r>
+        <w:rPr>
+          <w:rFonts w:ascii="Arial" w:hAnsi="Arial"/>
+          <w:color w:val="000000"/>
+          <w:sz w:val="18"/>
+          <w:highlight w:val="lightGray"/>
+        </w:rPr>
+        <w:t>[5/23/2026]</w:t>
+      </w:r>
+    </w:p>
+    <w:p>
+      <w:pPr>
+        <w:rPr>
+          <w:rFonts w:ascii="Roboto Mono" w:hAnsi="Roboto Mono"/>
+          <w:b/>
+          <w:bCs/>
+        </w:rPr>
+      </w:pPr>
+      <w:r>
+        <w:rPr>
+          <w:rFonts w:ascii="Roboto Mono" w:hAnsi="Roboto Mono"/>
+          <w:b/>
+          <w:bCs/>
+        </w:rPr>
+        <w:t>Rules</w:t>
+      </w:r>
+    </w:p>
+    <w:p>
+      <w:pPr>
+        <w:numPr>
+          <w:ilvl w:val="0"/>
+          <w:numId w:val="22"/>
+        </w:numPr>
+        <w:rPr>
+          <w:rFonts w:ascii="Roboto Mono" w:hAnsi="Roboto Mono"/>
+        </w:rPr>
+      </w:pPr>
+      <w:r>
+        <w:rPr>
+          <w:rFonts w:ascii="Roboto Mono" w:hAnsi="Roboto Mono"/>
+        </w:rPr>
+        <w:t xml:space="preserve">Each suggestion is a full file </w:t>
+      </w:r>
+    </w:p>
+    <w:p>
+      <w:pPr>
+        <w:numPr>
+          <w:ilvl w:val="0"/>
+          <w:numId w:val="22"/>
+        </w:numPr>
+        <w:rPr>
+          <w:rFonts w:ascii="Roboto Mono" w:hAnsi="Roboto Mono"/>
+        </w:rPr>
+      </w:pPr>
+      <w:r>
+        <w:rPr>
+          <w:rFonts w:ascii="Roboto Mono" w:hAnsi="Roboto Mono"/>
+        </w:rPr>
+        <w:t xml:space="preserve">Contains multiple structured sections </w:t>
+      </w:r>
+    </w:p>
+    <w:p>
+      <w:pPr>
+        <w:rPr>
+          <w:rFonts w:ascii="Roboto Mono" w:hAnsi="Roboto Mono"/>
+        </w:rPr>
+      </w:pPr>
+      <w:r>
+        <w:rPr>
+          <w:rFonts w:ascii="Roboto Mono" w:hAnsi="Roboto Mono"/>
+          <w:b/>
+          <w:bCs/>
+        </w:rPr>
+        <w:t>Examples</w:t>
+      </w:r>
+    </w:p>
+    <w:p>
+      <w:pPr>
+        <w:pStyle w:val="ListParagraph"/>
+        <w:rPr>
+          <w:rFonts w:ascii="Roboto Mono" w:hAnsi="Roboto Mono"/>
+          <w:b/>
+          <w:bCs/>
+        </w:rPr>
+      </w:pPr>
+      <w:r>
+        <w:rPr>
+          <w:rFonts w:ascii="Roboto Mono" w:hAnsi="Roboto Mono"/>
+          <w:b/>
+          <w:bCs/>
+        </w:rPr>
+        <w:t>Example 1</w:t>
+      </w:r>
+    </w:p>
+    <w:p>
+      <w:pPr>
+        <w:ind w:left="360"/>
+        <w:rPr>
+          <w:rFonts w:ascii="Roboto Mono" w:hAnsi="Roboto Mono"/>
+          <w:b/>
+          <w:bCs/>
+        </w:rPr>
+      </w:pPr>
+      <w:r>
+        <w:rPr>
+          <w:rFonts w:ascii="Roboto Mono" w:hAnsi="Roboto Mono"/>
+        </w:rPr>
+        <w:tab/>
+      </w:r>
+      <w:r>
+        <w:rPr>
+          <w:rFonts w:ascii="Roboto Mono" w:hAnsi="Roboto Mono"/>
+          <w:b/>
+          <w:bCs/>
+        </w:rPr>
+        <w:t>Suggestion: Minecraft</w:t>
+      </w:r>
+    </w:p>
+    <w:p>
+      <w:pPr>
+        <w:ind w:left="360"/>
+        <w:rPr>
+          <w:rFonts w:ascii="Roboto Mono" w:hAnsi="Roboto Mono"/>
+        </w:rPr>
+      </w:pPr>
+      <w:r>
+        <w:rPr>
+          <w:rFonts w:ascii="Roboto Mono" w:hAnsi="Roboto Mono"/>
+        </w:rPr>
+        <w:lastRenderedPageBreak/>
+        <w:tab/>
+      </w:r>
+      <w:r>
+        <w:rPr>
+          <w:noProof/>
+        </w:rPr>
+        <w:drawing>
+          <wp:inline distT="0" distB="0" distL="0" distR="0" wp14:anchorId="0D5032FD" wp14:editId="70A9669A">
+            <wp:extent cx="5943600" cy="4986655"/>
+            <wp:effectExtent l="0" t="0" r="0" b="4445"/>
+            <wp:docPr id="492446841" name="Picture 5"/>
+            <wp:cNvGraphicFramePr>
+              <a:graphicFrameLocks xmlns:a="http://schemas.openxmlformats.org/drawingml/2006/main" noChangeAspect="1"/>
+            </wp:cNvGraphicFramePr>
+            <a:graphic xmlns:a="http://schemas.openxmlformats.org/drawingml/2006/main">
+              <a:graphicData uri="http://schemas.openxmlformats.org/drawingml/2006/picture">
+                <pic:pic xmlns:pic="http://schemas.openxmlformats.org/drawingml/2006/picture">
+                  <pic:nvPicPr>
+                    <pic:cNvPr id="0" name="Picture 20"/>
+                    <pic:cNvPicPr>
+                      <a:picLocks noChangeAspect="1" noChangeArrowheads="1"/>
+                    </pic:cNvPicPr>
+                  </pic:nvPicPr>
+                  <pic:blipFill>
+                    <a:blip r:embed="rId7">
+                      <a:extLst>
+                        <a:ext uri="{28A0092B-C50C-407E-A947-70E740481C1C}">
+                          <a14:useLocalDpi xmlns:a14="http://schemas.microsoft.com/office/drawing/2010/main" val="0"/>
+                        </a:ext>
+                      </a:extLst>
+                    </a:blip>
+                    <a:srcRect/>
+                    <a:stretch>
+                      <a:fillRect/>
+                    </a:stretch>
+                  </pic:blipFill>
+                  <pic:spPr bwMode="auto">
+                    <a:xfrm>
+                      <a:off x="0" y="0"/>
+                      <a:ext cx="5943600" cy="4986655"/>
+                    </a:xfrm>
+                    <a:prstGeom prst="rect">
+                      <a:avLst/>
+                    </a:prstGeom>
+                    <a:noFill/>
+                    <a:ln>
+                      <a:noFill/>
+                    </a:ln>
+                  </pic:spPr>
+                </pic:pic>
+              </a:graphicData>
+            </a:graphic>
+          </wp:inline>
+        </w:drawing>
+      </w:r>
+    </w:p>
+    <w:p>
+      <w:pPr>
+        <w:ind w:left="360"/>
+        <w:rPr>
+          <w:rFonts w:ascii="Roboto Mono" w:hAnsi="Roboto Mono"/>
+        </w:rPr>
+      </w:pPr>
+      <w:r>
+        <w:rPr>
+          <w:rFonts w:ascii="Roboto Mono" w:hAnsi="Roboto Mono"/>
+        </w:rPr>
+        <w:t># Minecraft</w:t>
+      </w:r>
+    </w:p>
+    <w:p>
+      <w:pPr>
+        <w:ind w:left="360"/>
+        <w:rPr>
+          <w:rFonts w:ascii="Roboto Mono" w:hAnsi="Roboto Mono"/>
+        </w:rPr>
+      </w:pPr>
+    </w:p>
+    <w:p>
+      <w:pPr>
+        <w:ind w:left="360"/>
+        <w:rPr>
+          <w:rFonts w:ascii="Roboto Mono" w:hAnsi="Roboto Mono"/>
+        </w:rPr>
+      </w:pPr>
+      <w:r>
+        <w:rPr>
+          <w:rFonts w:ascii="Roboto Mono" w:hAnsi="Roboto Mono"/>
+        </w:rPr>
+        <w:t>## Overview</w:t>
+      </w:r>
+    </w:p>
+    <w:p>
+      <w:pPr>
+        <w:ind w:left="360"/>
+        <w:rPr>
+          <w:rFonts w:ascii="Roboto Mono" w:hAnsi="Roboto Mono"/>
+        </w:rPr>
+      </w:pPr>
+      <w:r>
+        <w:rPr>
+          <w:rFonts w:ascii="Roboto Mono" w:hAnsi="Roboto Mono"/>
+        </w:rPr>
+        <w:t>Minecraft is a sandbox game focused on creativity, survival, and exploration.</w:t>
+      </w:r>
+    </w:p>
+    <w:p>
+      <w:pPr>
+        <w:ind w:left="360"/>
+        <w:rPr>
+          <w:rFonts w:ascii="Roboto Mono" w:hAnsi="Roboto Mono"/>
+        </w:rPr>
+      </w:pPr>
+    </w:p>
+    <w:p>
+      <w:pPr>
+        <w:ind w:left="360"/>
+        <w:rPr>
+          <w:rFonts w:ascii="Roboto Mono" w:hAnsi="Roboto Mono"/>
+        </w:rPr>
+      </w:pPr>
+      <w:r>
+        <w:rPr>
+          <w:rFonts w:ascii="Roboto Mono" w:hAnsi="Roboto Mono"/>
+        </w:rPr>
+        <w:t>## Description</w:t>
+      </w:r>
+    </w:p>
+    <w:p>
+      <w:pPr>
+        <w:ind w:left="360"/>
+        <w:rPr>
+          <w:rFonts w:ascii="Roboto Mono" w:hAnsi="Roboto Mono"/>
+        </w:rPr>
+      </w:pPr>
+      <w:r>
+        <w:rPr>
+          <w:rFonts w:ascii="Roboto Mono" w:hAnsi="Roboto Mono"/>
+        </w:rPr>
+        <w:t xml:space="preserve">Players explore a block-based world, gather resources, build structures, and survive against environmental threats or </w:t>
+      </w:r>
+      <w:r>
+        <w:rPr>
+          <w:rFonts w:ascii="Roboto Mono" w:hAnsi="Roboto Mono"/>
+        </w:rPr>
+        <w:lastRenderedPageBreak/>
+        <w:t>creatures. It supports both single-player and multiplayer modes.</w:t>
+      </w:r>
+    </w:p>
+    <w:p>
+      <w:pPr>
+        <w:ind w:left="360"/>
+        <w:rPr>
+          <w:rFonts w:ascii="Roboto Mono" w:hAnsi="Roboto Mono"/>
+        </w:rPr>
+      </w:pPr>
+    </w:p>
+    <w:p>
+      <w:pPr>
+        <w:ind w:left="360"/>
+        <w:rPr>
+          <w:rFonts w:ascii="Roboto Mono" w:hAnsi="Roboto Mono"/>
+        </w:rPr>
+      </w:pPr>
+      <w:r>
+        <w:rPr>
+          <w:rFonts w:ascii="Roboto Mono" w:hAnsi="Roboto Mono"/>
+        </w:rPr>
+        <w:t>## Reason</w:t>
+      </w:r>
+    </w:p>
+    <w:p>
+      <w:pPr>
+        <w:ind w:left="360"/>
+        <w:rPr>
+          <w:rFonts w:ascii="Roboto Mono" w:hAnsi="Roboto Mono"/>
+        </w:rPr>
+      </w:pPr>
+      <w:r>
+        <w:rPr>
+          <w:rFonts w:ascii="Roboto Mono" w:hAnsi="Roboto Mono"/>
+        </w:rPr>
+        <w:t>Suggested due to its high creativity potential, educational use, and global popularity.</w:t>
+      </w:r>
+    </w:p>
+    <w:p>
+      <w:pPr>
+        <w:ind w:left="360"/>
+        <w:rPr>
+          <w:rFonts w:ascii="Roboto Mono" w:hAnsi="Roboto Mono"/>
+        </w:rPr>
+      </w:pPr>
+    </w:p>
+    <w:p>
+      <w:pPr>
+        <w:ind w:left="360"/>
+        <w:rPr>
+          <w:rFonts w:ascii="Roboto Mono" w:hAnsi="Roboto Mono"/>
+        </w:rPr>
+      </w:pPr>
+      <w:r>
+        <w:rPr>
+          <w:rFonts w:ascii="Roboto Mono" w:hAnsi="Roboto Mono"/>
+        </w:rPr>
+        <w:t>## Category</w:t>
+      </w:r>
+    </w:p>
+    <w:p>
+      <w:pPr>
+        <w:ind w:left="360"/>
+        <w:rPr>
+          <w:rFonts w:ascii="Roboto Mono" w:hAnsi="Roboto Mono"/>
+        </w:rPr>
+      </w:pPr>
+      <w:r>
+        <w:rPr>
+          <w:rFonts w:ascii="Roboto Mono" w:hAnsi="Roboto Mono"/>
+        </w:rPr>
+        <w:t>Games / Sandbox / Multiplayer</w:t>
+      </w:r>
+    </w:p>
+    <w:p>
+      <w:pPr>
+        <w:ind w:left="360"/>
+        <w:rPr>
+          <w:rFonts w:ascii="Roboto Mono" w:hAnsi="Roboto Mono"/>
+        </w:rPr>
+      </w:pPr>
+    </w:p>
+    <w:p>
+      <w:pPr>
+        <w:ind w:left="360"/>
+        <w:rPr>
+          <w:rFonts w:ascii="Roboto Mono" w:hAnsi="Roboto Mono"/>
+        </w:rPr>
+      </w:pPr>
+      <w:r>
+        <w:rPr>
+          <w:rFonts w:ascii="Roboto Mono" w:hAnsi="Roboto Mono"/>
+        </w:rPr>
+        <w:t>## Features</w:t>
+      </w:r>
+    </w:p>
+    <w:p>
+      <w:pPr>
+        <w:ind w:left="360"/>
+        <w:rPr>
+          <w:rFonts w:ascii="Roboto Mono" w:hAnsi="Roboto Mono"/>
+        </w:rPr>
+      </w:pPr>
+      <w:r>
+        <w:rPr>
+          <w:rFonts w:ascii="Roboto Mono" w:hAnsi="Roboto Mono"/>
+        </w:rPr>
+        <w:t>- Open world exploration</w:t>
+      </w:r>
+    </w:p>
+    <w:p>
+      <w:pPr>
+        <w:ind w:left="360"/>
+        <w:rPr>
+          <w:rFonts w:ascii="Roboto Mono" w:hAnsi="Roboto Mono"/>
+        </w:rPr>
+      </w:pPr>
+      <w:r>
+        <w:rPr>
+          <w:rFonts w:ascii="Roboto Mono" w:hAnsi="Roboto Mono"/>
+        </w:rPr>
+        <w:t>- Creative building mode</w:t>
+      </w:r>
+    </w:p>
+    <w:p>
+      <w:pPr>
+        <w:ind w:left="360"/>
+        <w:rPr>
+          <w:rFonts w:ascii="Roboto Mono" w:hAnsi="Roboto Mono"/>
+        </w:rPr>
+      </w:pPr>
+      <w:r>
+        <w:rPr>
+          <w:rFonts w:ascii="Roboto Mono" w:hAnsi="Roboto Mono"/>
+        </w:rPr>
+        <w:t>- Survival mechanics</w:t>
+      </w:r>
+    </w:p>
+    <w:p>
+      <w:pPr>
+        <w:ind w:left="360"/>
+        <w:rPr>
+          <w:rFonts w:ascii="Roboto Mono" w:hAnsi="Roboto Mono"/>
+        </w:rPr>
+      </w:pPr>
+      <w:r>
+        <w:rPr>
+          <w:rFonts w:ascii="Roboto Mono" w:hAnsi="Roboto Mono"/>
+        </w:rPr>
+        <w:t>- Multiplayer servers</w:t>
+      </w:r>
+    </w:p>
+    <w:p>
+      <w:pPr>
+        <w:ind w:left="360"/>
+        <w:rPr>
+          <w:rFonts w:ascii="Roboto Mono" w:hAnsi="Roboto Mono"/>
+        </w:rPr>
+      </w:pPr>
+    </w:p>
+    <w:p>
+      <w:pPr>
+        <w:ind w:left="360"/>
+        <w:rPr>
+          <w:rFonts w:ascii="Roboto Mono" w:hAnsi="Roboto Mono"/>
+        </w:rPr>
+      </w:pPr>
+      <w:r>
+        <w:rPr>
+          <w:rFonts w:ascii="Roboto Mono" w:hAnsi="Roboto Mono"/>
+        </w:rPr>
+        <w:t>## Tags</w:t>
+      </w:r>
+    </w:p>
+    <w:p>
+      <w:pPr>
+        <w:ind w:left="360"/>
+        <w:rPr>
+          <w:rFonts w:ascii="Roboto Mono" w:hAnsi="Roboto Mono"/>
+        </w:rPr>
+      </w:pPr>
+      <w:r>
+        <w:rPr>
+          <w:rFonts w:ascii="Roboto Mono" w:hAnsi="Roboto Mono"/>
+        </w:rPr>
+        <w:t>Sandbox, Creativity, Survival, Open World</w:t>
+      </w:r>
+    </w:p>
+    <w:p>
+      <w:pPr>
+        <w:ind w:left="360"/>
+        <w:rPr>
+          <w:rFonts w:ascii="Roboto Mono" w:hAnsi="Roboto Mono"/>
+        </w:rPr>
+      </w:pPr>
+    </w:p>
+    <w:p>
+      <w:pPr>
+        <w:ind w:left="360"/>
+        <w:rPr>
+          <w:rFonts w:ascii="Roboto Mono" w:hAnsi="Roboto Mono"/>
+        </w:rPr>
+      </w:pPr>
+      <w:r>
+        <w:rPr>
+          <w:rFonts w:ascii="Roboto Mono" w:hAnsi="Roboto Mono"/>
+        </w:rPr>
+        <w:t>## Notes</w:t>
+      </w:r>
+    </w:p>
+    <w:p>
+      <w:pPr>
+        <w:ind w:left="360"/>
+        <w:rPr>
+          <w:rFonts w:ascii="Roboto Mono" w:hAnsi="Roboto Mono"/>
+        </w:rPr>
+      </w:pPr>
+      <w:r>
+        <w:rPr>
+          <w:rFonts w:ascii="Roboto Mono" w:hAnsi="Roboto Mono"/>
+        </w:rPr>
+        <w:t>Often used in education to teach logic, architecture, and problem-solving.</w:t>
+      </w:r>
+    </w:p>
+    <w:p>
+      <w:pPr>
+        <w:ind w:left="360"/>
+        <w:rPr>
+          <w:rFonts w:ascii="Roboto Mono" w:hAnsi="Roboto Mono"/>
+        </w:rPr>
+      </w:pPr>
+    </w:p>
+    <w:p>
+      <w:pPr>
+        <w:ind w:left="360"/>
+        <w:rPr>
+          <w:rFonts w:ascii="Roboto Mono" w:hAnsi="Roboto Mono"/>
+        </w:rPr>
+      </w:pPr>
+      <w:r>
+        <w:rPr>
+          <w:rFonts w:ascii="Roboto Mono" w:hAnsi="Roboto Mono"/>
+        </w:rPr>
+        <w:t>## Alternatives</w:t>
+      </w:r>
+    </w:p>
+    <w:p>
+      <w:pPr>
+        <w:ind w:left="360"/>
+        <w:rPr>
+          <w:rFonts w:ascii="Roboto Mono" w:hAnsi="Roboto Mono"/>
+        </w:rPr>
+      </w:pPr>
+      <w:r>
+        <w:rPr>
+          <w:rFonts w:ascii="Roboto Mono" w:hAnsi="Roboto Mono"/>
+        </w:rPr>
+        <w:t>- Terraria</w:t>
+      </w:r>
+    </w:p>
+    <w:p>
+      <w:pPr>
+        <w:ind w:left="360"/>
+        <w:rPr>
+          <w:rFonts w:ascii="Roboto Mono" w:hAnsi="Roboto Mono"/>
+        </w:rPr>
+      </w:pPr>
+      <w:r>
+        <w:rPr>
+          <w:rFonts w:ascii="Roboto Mono" w:hAnsi="Roboto Mono"/>
+        </w:rPr>
+        <w:lastRenderedPageBreak/>
+        <w:t>- Roblox</w:t>
+      </w:r>
+    </w:p>
+    <w:p>
+      <w:pPr>
+        <w:ind w:left="360"/>
+        <w:rPr>
+          <w:rFonts w:ascii="Roboto Mono" w:hAnsi="Roboto Mono"/>
+        </w:rPr>
+      </w:pPr>
+      <w:r>
+        <w:rPr>
+          <w:rFonts w:ascii="Roboto Mono" w:hAnsi="Roboto Mono"/>
+        </w:rPr>
+        <w:t>- LEGO Worlds</w:t>
+      </w:r>
+    </w:p>
+    <w:p>
+      <w:pPr>
+        <w:ind w:left="360"/>
+        <w:rPr>
+          <w:rFonts w:ascii="Roboto Mono" w:hAnsi="Roboto Mono"/>
+        </w:rPr>
+      </w:pPr>
+    </w:p>
+    <w:p>
+      <w:pPr>
+        <w:ind w:firstLine="360"/>
+        <w:rPr>
+          <w:rFonts w:ascii="Roboto Mono" w:hAnsi="Roboto Mono"/>
+          <w:b/>
+          <w:bCs/>
+        </w:rPr>
+      </w:pPr>
+      <w:r>
+        <w:rPr>
+          <w:rFonts w:ascii="Roboto Mono" w:hAnsi="Roboto Mono"/>
+          <w:b/>
+          <w:bCs/>
+        </w:rPr>
+        <w:t>Example 1</w:t>
+      </w:r>
+    </w:p>
+    <w:p>
+      <w:pPr>
+        <w:ind w:left="360"/>
+        <w:rPr>
+          <w:rFonts w:ascii="Roboto Mono" w:hAnsi="Roboto Mono"/>
+          <w:b/>
+          <w:bCs/>
+        </w:rPr>
+      </w:pPr>
+      <w:r>
+        <w:rPr>
+          <w:rFonts w:ascii="Roboto Mono" w:hAnsi="Roboto Mono"/>
+          <w:b/>
+          <w:bCs/>
+        </w:rPr>
+        <w:t>Suggestion: System Design</w:t>
+      </w:r>
+    </w:p>
+    <w:p>
+      <w:pPr>
+        <w:ind w:firstLine="360"/>
+        <w:rPr>
+          <w:rFonts w:ascii="Roboto Mono" w:hAnsi="Roboto Mono"/>
+        </w:rPr>
+      </w:pPr>
+      <w:r>
+        <w:rPr>
+          <w:noProof/>
+        </w:rPr>
+        <w:drawing>
+          <wp:inline distT="0" distB="0" distL="0" distR="0" wp14:anchorId="42E3E326" wp14:editId="7F4C9E6B">
+            <wp:extent cx="5943600" cy="4867275"/>
+            <wp:effectExtent l="0" t="0" r="0" b="9525"/>
+            <wp:docPr id="850925896" name="Picture 6"/>
+            <wp:cNvGraphicFramePr>
+              <a:graphicFrameLocks xmlns:a="http://schemas.openxmlformats.org/drawingml/2006/main" noChangeAspect="1"/>
+            </wp:cNvGraphicFramePr>
+            <a:graphic xmlns:a="http://schemas.openxmlformats.org/drawingml/2006/main">
+              <a:graphicData uri="http://schemas.openxmlformats.org/drawingml/2006/picture">
+                <pic:pic xmlns:pic="http://schemas.openxmlformats.org/drawingml/2006/picture">
+                  <pic:nvPicPr>
+                    <pic:cNvPr id="0" name="Picture 22"/>
+                    <pic:cNvPicPr>
+                      <a:picLocks noChangeAspect="1" noChangeArrowheads="1"/>
+                    </pic:cNvPicPr>
+                  </pic:nvPicPr>
+                  <pic:blipFill>
+                    <a:blip r:embed="rId8">
+                      <a:extLst>
+                        <a:ext uri="{28A0092B-C50C-407E-A947-70E740481C1C}">
+                          <a14:useLocalDpi xmlns:a14="http://schemas.microsoft.com/office/drawing/2010/main" val="0"/>
+                        </a:ext>
+                      </a:extLst>
+                    </a:blip>
+                    <a:srcRect/>
+                    <a:stretch>
+                      <a:fillRect/>
+                    </a:stretch>
+                  </pic:blipFill>
+                  <pic:spPr bwMode="auto">
+                    <a:xfrm>
+                      <a:off x="0" y="0"/>
+                      <a:ext cx="5943600" cy="4867275"/>
+                    </a:xfrm>
+                    <a:prstGeom prst="rect">
+                      <a:avLst/>
+                    </a:prstGeom>
+                    <a:noFill/>
+                    <a:ln>
+                      <a:noFill/>
+                    </a:ln>
+                  </pic:spPr>
+                </pic:pic>
+              </a:graphicData>
+            </a:graphic>
+          </wp:inline>
+        </w:drawing>
+      </w:r>
+    </w:p>
+    <w:p>
+      <w:pPr>
+        <w:ind w:firstLine="360"/>
+        <w:rPr>
+          <w:rFonts w:ascii="Roboto Mono" w:hAnsi="Roboto Mono"/>
+        </w:rPr>
+      </w:pPr>
+      <w:r>
+        <w:rPr>
+          <w:rFonts w:ascii="Roboto Mono" w:hAnsi="Roboto Mono"/>
+        </w:rPr>
+        <w:t># System Design</w:t>
+      </w:r>
+    </w:p>
+    <w:p>
+      <w:pPr>
+        <w:ind w:firstLine="360"/>
+        <w:rPr>
+          <w:rFonts w:ascii="Roboto Mono" w:hAnsi="Roboto Mono"/>
+        </w:rPr>
+      </w:pPr>
+    </w:p>
+    <w:p>
+      <w:pPr>
+        <w:ind w:firstLine="360"/>
+        <w:rPr>
+          <w:rFonts w:ascii="Roboto Mono" w:hAnsi="Roboto Mono"/>
+        </w:rPr>
+      </w:pPr>
+      <w:r>
+        <w:rPr>
+          <w:rFonts w:ascii="Roboto Mono" w:hAnsi="Roboto Mono"/>
+        </w:rPr>
+        <w:t>## Overview</w:t>
+      </w:r>
+    </w:p>
+    <w:p>
+      <w:pPr>
+        <w:ind w:firstLine="360"/>
+        <w:rPr>
+          <w:rFonts w:ascii="Roboto Mono" w:hAnsi="Roboto Mono"/>
+        </w:rPr>
+      </w:pPr>
+      <w:r>
+        <w:rPr>
+          <w:rFonts w:ascii="Roboto Mono" w:hAnsi="Roboto Mono"/>
+        </w:rPr>
+        <w:t>System Design is the process of designing scalable and efficient software systems.</w:t>
+      </w:r>
+    </w:p>
+    <w:p>
+      <w:pPr>
+        <w:ind w:firstLine="360"/>
+        <w:rPr>
+          <w:rFonts w:ascii="Roboto Mono" w:hAnsi="Roboto Mono"/>
+        </w:rPr>
+      </w:pPr>
+    </w:p>
+    <w:p>
+      <w:pPr>
+        <w:ind w:firstLine="360"/>
+        <w:rPr>
+          <w:rFonts w:ascii="Roboto Mono" w:hAnsi="Roboto Mono"/>
+        </w:rPr>
+      </w:pPr>
+      <w:r>
+        <w:rPr>
+          <w:rFonts w:ascii="Roboto Mono" w:hAnsi="Roboto Mono"/>
+        </w:rPr>
+        <w:t>## Description</w:t>
+      </w:r>
+    </w:p>
+    <w:p>
+      <w:pPr>
+        <w:ind w:firstLine="360"/>
+        <w:rPr>
+          <w:rFonts w:ascii="Roboto Mono" w:hAnsi="Roboto Mono"/>
+        </w:rPr>
+      </w:pPr>
+      <w:r>
+        <w:rPr>
+          <w:rFonts w:ascii="Roboto Mono" w:hAnsi="Roboto Mono"/>
+        </w:rPr>
+        <w:t>It covers architecture, scalability, databases, caching, load balancing, and distributed systems.</w:t>
+      </w:r>
+    </w:p>
+    <w:p>
+      <w:pPr>
+        <w:ind w:firstLine="360"/>
+        <w:rPr>
+          <w:rFonts w:ascii="Roboto Mono" w:hAnsi="Roboto Mono"/>
+        </w:rPr>
+      </w:pPr>
+    </w:p>
+    <w:p>
+      <w:pPr>
+        <w:ind w:firstLine="360"/>
+        <w:rPr>
+          <w:rFonts w:ascii="Roboto Mono" w:hAnsi="Roboto Mono"/>
+        </w:rPr>
+      </w:pPr>
+      <w:r>
+        <w:rPr>
+          <w:rFonts w:ascii="Roboto Mono" w:hAnsi="Roboto Mono"/>
+        </w:rPr>
+        <w:t>## Reason</w:t>
+      </w:r>
+    </w:p>
+    <w:p>
+      <w:pPr>
+        <w:ind w:firstLine="360"/>
+        <w:rPr>
+          <w:rFonts w:ascii="Roboto Mono" w:hAnsi="Roboto Mono"/>
+        </w:rPr>
+      </w:pPr>
+      <w:r>
+        <w:rPr>
+          <w:rFonts w:ascii="Roboto Mono" w:hAnsi="Roboto Mono"/>
+        </w:rPr>
+        <w:t>Essential skill for backend engineers and large-scale application development.</w:t>
+      </w:r>
+    </w:p>
+    <w:p>
+      <w:pPr>
+        <w:ind w:firstLine="360"/>
+        <w:rPr>
+          <w:rFonts w:ascii="Roboto Mono" w:hAnsi="Roboto Mono"/>
+        </w:rPr>
+      </w:pPr>
+    </w:p>
+    <w:p>
+      <w:pPr>
+        <w:ind w:firstLine="360"/>
+        <w:rPr>
+          <w:rFonts w:ascii="Roboto Mono" w:hAnsi="Roboto Mono"/>
+        </w:rPr>
+      </w:pPr>
+      <w:r>
+        <w:rPr>
+          <w:rFonts w:ascii="Roboto Mono" w:hAnsi="Roboto Mono"/>
+        </w:rPr>
+        <w:t>## Category</w:t>
+      </w:r>
+    </w:p>
+    <w:p>
+      <w:pPr>
+        <w:ind w:firstLine="360"/>
+        <w:rPr>
+          <w:rFonts w:ascii="Roboto Mono" w:hAnsi="Roboto Mono"/>
+        </w:rPr>
+      </w:pPr>
+      <w:r>
+        <w:rPr>
+          <w:rFonts w:ascii="Roboto Mono" w:hAnsi="Roboto Mono"/>
+        </w:rPr>
+        <w:t>Knowledge Topics / Software Engineering</w:t>
+      </w:r>
+    </w:p>
+    <w:p>
+      <w:pPr>
+        <w:ind w:firstLine="360"/>
+        <w:rPr>
+          <w:rFonts w:ascii="Roboto Mono" w:hAnsi="Roboto Mono"/>
+        </w:rPr>
+      </w:pPr>
+    </w:p>
+    <w:p>
+      <w:pPr>
+        <w:ind w:firstLine="360"/>
+        <w:rPr>
+          <w:rFonts w:ascii="Roboto Mono" w:hAnsi="Roboto Mono"/>
+        </w:rPr>
+      </w:pPr>
+      <w:r>
+        <w:rPr>
+          <w:rFonts w:ascii="Roboto Mono" w:hAnsi="Roboto Mono"/>
+        </w:rPr>
+        <w:t>## Key Concepts</w:t>
+      </w:r>
+    </w:p>
+    <w:p>
+      <w:pPr>
+        <w:ind w:firstLine="360"/>
+        <w:rPr>
+          <w:rFonts w:ascii="Roboto Mono" w:hAnsi="Roboto Mono"/>
+        </w:rPr>
+      </w:pPr>
+      <w:r>
+        <w:rPr>
+          <w:rFonts w:ascii="Roboto Mono" w:hAnsi="Roboto Mono"/>
+        </w:rPr>
+        <w:t>- Scalability</w:t>
+      </w:r>
+    </w:p>
+    <w:p>
+      <w:pPr>
+        <w:ind w:firstLine="360"/>
+        <w:rPr>
+          <w:rFonts w:ascii="Roboto Mono" w:hAnsi="Roboto Mono"/>
+        </w:rPr>
+      </w:pPr>
+      <w:r>
+        <w:rPr>
+          <w:rFonts w:ascii="Roboto Mono" w:hAnsi="Roboto Mono"/>
+        </w:rPr>
+        <w:t>- Microservices</w:t>
+      </w:r>
+    </w:p>
+    <w:p>
+      <w:pPr>
+        <w:ind w:firstLine="360"/>
+        <w:rPr>
+          <w:rFonts w:ascii="Roboto Mono" w:hAnsi="Roboto Mono"/>
+        </w:rPr>
+      </w:pPr>
+      <w:r>
+        <w:rPr>
+          <w:rFonts w:ascii="Roboto Mono" w:hAnsi="Roboto Mono"/>
+        </w:rPr>
+        <w:t>- Load Balancing</w:t>
+      </w:r>
+    </w:p>
+    <w:p>
+      <w:pPr>
+        <w:ind w:firstLine="360"/>
+        <w:rPr>
+          <w:rFonts w:ascii="Roboto Mono" w:hAnsi="Roboto Mono"/>
+        </w:rPr>
+      </w:pPr>
+      <w:r>
+        <w:rPr>
+          <w:rFonts w:ascii="Roboto Mono" w:hAnsi="Roboto Mono"/>
+        </w:rPr>
+        <w:t>- Databases</w:t>
+      </w:r>
+    </w:p>
+    <w:p>
+      <w:pPr>
+        <w:ind w:firstLine="360"/>
+        <w:rPr>
+          <w:rFonts w:ascii="Roboto Mono" w:hAnsi="Roboto Mono"/>
+        </w:rPr>
+      </w:pPr>
+      <w:r>
+        <w:rPr>
+          <w:rFonts w:ascii="Roboto Mono" w:hAnsi="Roboto Mono"/>
+        </w:rPr>
+        <w:t>- Caching</w:t>
+      </w:r>
+    </w:p>
+    <w:p>
+      <w:pPr>
+        <w:ind w:firstLine="360"/>
+        <w:rPr>
+          <w:rFonts w:ascii="Roboto Mono" w:hAnsi="Roboto Mono"/>
+        </w:rPr>
+      </w:pPr>
+    </w:p>
+    <w:p>
+      <w:pPr>
+        <w:ind w:firstLine="360"/>
+        <w:rPr>
+          <w:rFonts w:ascii="Roboto Mono" w:hAnsi="Roboto Mono"/>
+        </w:rPr>
+      </w:pPr>
+      <w:r>
+        <w:rPr>
+          <w:rFonts w:ascii="Roboto Mono" w:hAnsi="Roboto Mono"/>
+        </w:rPr>
+        <w:t>## Tags</w:t>
+      </w:r>
+    </w:p>
+    <w:p>
+      <w:pPr>
+        <w:ind w:firstLine="360"/>
+        <w:rPr>
+          <w:rFonts w:ascii="Roboto Mono" w:hAnsi="Roboto Mono"/>
+        </w:rPr>
+      </w:pPr>
+      <w:r>
+        <w:rPr>
+          <w:rFonts w:ascii="Roboto Mono" w:hAnsi="Roboto Mono"/>
+        </w:rPr>
+        <w:t>Backend, Architecture, Scalability, Distributed Systems</w:t>
+      </w:r>
+    </w:p>
+    <w:p>
+      <w:pPr>
+        <w:ind w:firstLine="360"/>
+        <w:rPr>
+          <w:rFonts w:ascii="Roboto Mono" w:hAnsi="Roboto Mono"/>
+        </w:rPr>
+      </w:pPr>
+    </w:p>
+    <w:p>
+      <w:pPr>
+        <w:ind w:firstLine="360"/>
+        <w:rPr>
+          <w:rFonts w:ascii="Roboto Mono" w:hAnsi="Roboto Mono"/>
+        </w:rPr>
+      </w:pPr>
+      <w:r>
+        <w:rPr>
+          <w:rFonts w:ascii="Roboto Mono" w:hAnsi="Roboto Mono"/>
+        </w:rPr>
+        <w:t>## Notes</w:t>
+      </w:r>
+    </w:p>
+    <w:p>
+      <w:pPr>
+        <w:ind w:firstLine="360"/>
+        <w:rPr>
+          <w:rFonts w:ascii="Roboto Mono" w:hAnsi="Roboto Mono"/>
+        </w:rPr>
+      </w:pPr>
+      <w:r>
+        <w:rPr>
+          <w:rFonts w:ascii="Roboto Mono" w:hAnsi="Roboto Mono"/>
+        </w:rPr>
+        <w:t>Core topic for senior engineering roles and system architecture interviews.</w:t>
+      </w:r>
+    </w:p>
+    <w:p>
+      <w:pPr>
+        <w:ind w:firstLine="360"/>
+        <w:rPr>
+          <w:rFonts w:ascii="Roboto Mono" w:hAnsi="Roboto Mono"/>
+        </w:rPr>
+      </w:pPr>
+    </w:p>
+    <w:p>
+      <w:pPr>
+        <w:ind w:firstLine="360"/>
+        <w:rPr>
+          <w:rFonts w:ascii="Roboto Mono" w:hAnsi="Roboto Mono"/>
+        </w:rPr>
+      </w:pPr>
+      <w:r>
+        <w:rPr>
+          <w:rFonts w:ascii="Roboto Mono" w:hAnsi="Roboto Mono"/>
+        </w:rPr>
+        <w:t>## Alternatives</w:t>
+      </w:r>
+    </w:p>
+    <w:p>
+      <w:pPr>
+        <w:ind w:firstLine="360"/>
+        <w:rPr>
+          <w:rFonts w:ascii="Roboto Mono" w:hAnsi="Roboto Mono"/>
+        </w:rPr>
+      </w:pPr>
+      <w:r>
+        <w:rPr>
+          <w:rFonts w:ascii="Roboto Mono" w:hAnsi="Roboto Mono"/>
+        </w:rPr>
+        <w:t>- Software Architecture</w:t>
+      </w:r>
+    </w:p>
+    <w:p>
+      <w:pPr>
+        <w:ind w:firstLine="360"/>
+        <w:rPr>
+          <w:rFonts w:ascii="Roboto Mono" w:hAnsi="Roboto Mono"/>
+        </w:rPr>
+      </w:pPr>
+      <w:r>
+        <w:rPr>
+          <w:rFonts w:ascii="Roboto Mono" w:hAnsi="Roboto Mono"/>
+        </w:rPr>
+        <w:t>- Cloud Computing Fundamentals</w:t>
+      </w:r>
+    </w:p>
+    <w:p>
+      <w:pPr>
+        <w:ind w:firstLine="360"/>
+        <w:rPr>
+          <w:rFonts w:ascii="Roboto Mono" w:hAnsi="Roboto Mono"/>
+        </w:rPr>
+      </w:pPr>
+    </w:p>
+    <w:p>
+      <w:pPr>
+        <w:rPr>
+          <w:rFonts w:ascii="Roboto Mono" w:hAnsi="Roboto Mono"/>
+        </w:rPr>
+      </w:pPr>
+    </w:p>
+    <w:p>
+      <w:pPr>
+        <w:rPr>
+          <w:rFonts w:ascii="Roboto Mono" w:hAnsi="Roboto Mono"/>
+        </w:rPr>
+      </w:pPr>
+    </w:p>
+    <w:p>
+      <w:pPr>
+        <w:pStyle w:val="Heading2"/>
+      </w:pPr>
+      <w:r>
+        <w:t>3</w:t>
+      </w:r>
       <w:r>
         <w:t>-</w:t>
       </w:r>
@@ -406,13 +3114,7 @@
         <w:rPr>
           <w:rStyle w:val="Heading3Char"/>
         </w:rPr>
-        <w:t xml:space="preserve"> </w:t>
-      </w:r>
-      <w:r>
-        <w:rPr>
-          <w:rStyle w:val="Heading3Char"/>
-        </w:rPr>
-        <w:t>language</w:t>
+        <w:t xml:space="preserve"> language</w:t>
       </w:r>
     </w:p>
     <w:p>
@@ -780,13 +3482,27 @@
         <w:rPr>
           <w:rFonts w:ascii="Roboto Mono" w:hAnsi="Roboto Mono"/>
         </w:rPr>
+        <w:t xml:space="preserve"> language</w:t>
+      </w:r>
+      <w:r>
+        <w:rPr>
+          <w:rFonts w:ascii="Roboto Mono" w:hAnsi="Roboto Mono"/>
+          <w:b/>
+          <w:bCs/>
+        </w:rPr>
         <w:t xml:space="preserve"> </w:t>
       </w:r>
       <w:r>
         <w:rPr>
           <w:rFonts w:ascii="Roboto Mono" w:hAnsi="Roboto Mono"/>
         </w:rPr>
-        <w:t>language</w:t>
+        <w:t>is</w:t>
+      </w:r>
+      <w:r>
+        <w:rPr>
+          <w:rFonts w:ascii="Roboto Mono" w:hAnsi="Roboto Mono"/>
+        </w:rPr>
+        <w:t xml:space="preserve"> a </w:t>
       </w:r>
       <w:r>
         <w:rPr>
@@ -794,19 +3510,19 @@
           <w:b/>
           <w:bCs/>
         </w:rPr>
-        <w:t xml:space="preserve"> </w:t>
-      </w:r>
-      <w:r>
-        <w:rPr>
-          <w:rFonts w:ascii="Roboto Mono" w:hAnsi="Roboto Mono"/>
-        </w:rPr>
-        <w:t>is</w:t>
-      </w:r>
-      <w:r>
-        <w:rPr>
-          <w:rFonts w:ascii="Roboto Mono" w:hAnsi="Roboto Mono"/>
-        </w:rPr>
-        <w:t xml:space="preserve"> a </w:t>
+        <w:t>standardized language and framework</w:t>
+      </w:r>
+      <w:r>
+        <w:rPr>
+          <w:rFonts w:ascii="Roboto Mono" w:hAnsi="Roboto Mono"/>
+        </w:rPr>
+        <w:t xml:space="preserve"> used to</w:t>
+      </w:r>
+      <w:r>
+        <w:rPr>
+          <w:rFonts w:ascii="Roboto Mono" w:hAnsi="Roboto Mono"/>
+        </w:rPr>
+        <w:t xml:space="preserve"> describe </w:t>
       </w:r>
       <w:r>
         <w:rPr>
@@ -814,19 +3530,46 @@
           <w:b/>
           <w:bCs/>
         </w:rPr>
-        <w:t>standardized language and framework</w:t>
-      </w:r>
-      <w:r>
-        <w:rPr>
-          <w:rFonts w:ascii="Roboto Mono" w:hAnsi="Roboto Mono"/>
-        </w:rPr>
-        <w:t xml:space="preserve"> used to</w:t>
-      </w:r>
-      <w:r>
-        <w:rPr>
-          <w:rFonts w:ascii="Roboto Mono" w:hAnsi="Roboto Mono"/>
-        </w:rPr>
-        <w:t xml:space="preserve"> describe </w:t>
+        <w:t>multiple user and system actions in a clear, ordered, step-by-step format</w:t>
+      </w:r>
+      <w:r>
+        <w:rPr>
+          <w:rFonts w:ascii="Roboto Mono" w:hAnsi="Roboto Mono"/>
+        </w:rPr>
+        <w:t xml:space="preserve"> within a software process.</w:t>
+      </w:r>
+    </w:p>
+    <w:p>
+      <w:pPr>
+        <w:rPr>
+          <w:rFonts w:ascii="Roboto Mono" w:hAnsi="Roboto Mono"/>
+        </w:rPr>
+      </w:pPr>
+    </w:p>
+    <w:p>
+      <w:pPr>
+        <w:rPr>
+          <w:rFonts w:ascii="Roboto Mono" w:hAnsi="Roboto Mono"/>
+        </w:rPr>
+      </w:pPr>
+      <w:r>
+        <w:rPr>
+          <w:rFonts w:ascii="Roboto Mono" w:hAnsi="Roboto Mono"/>
+        </w:rPr>
+        <w:t>Multi-Action Interaction Rules specify how to:</w:t>
+      </w:r>
+    </w:p>
+    <w:p>
+      <w:pPr>
+        <w:rPr>
+          <w:rFonts w:ascii="Roboto Mono" w:hAnsi="Roboto Mono"/>
+        </w:rPr>
+      </w:pPr>
+      <w:r>
+        <w:rPr>
+          <w:rFonts w:ascii="Roboto Mono" w:hAnsi="Roboto Mono"/>
+        </w:rPr>
+        <w:t xml:space="preserve">Break complex user workflows into </w:t>
       </w:r>
       <w:r>
         <w:rPr>
@@ -834,53 +3577,6 @@
           <w:b/>
           <w:bCs/>
         </w:rPr>
-        <w:t>multiple user and system actions in a clear, ordered, step-by-step format</w:t>
-      </w:r>
-      <w:r>
-        <w:rPr>
-          <w:rFonts w:ascii="Roboto Mono" w:hAnsi="Roboto Mono"/>
-        </w:rPr>
-        <w:t xml:space="preserve"> within a software process.</w:t>
-      </w:r>
-    </w:p>
-    <w:p>
-      <w:pPr>
-        <w:rPr>
-          <w:rFonts w:ascii="Roboto Mono" w:hAnsi="Roboto Mono"/>
-        </w:rPr>
-      </w:pPr>
-    </w:p>
-    <w:p>
-      <w:pPr>
-        <w:rPr>
-          <w:rFonts w:ascii="Roboto Mono" w:hAnsi="Roboto Mono"/>
-        </w:rPr>
-      </w:pPr>
-      <w:r>
-        <w:rPr>
-          <w:rFonts w:ascii="Roboto Mono" w:hAnsi="Roboto Mono"/>
-        </w:rPr>
-        <w:t>Multi-Action Interaction Rules specify how to:</w:t>
-      </w:r>
-    </w:p>
-    <w:p>
-      <w:pPr>
-        <w:rPr>
-          <w:rFonts w:ascii="Roboto Mono" w:hAnsi="Roboto Mono"/>
-        </w:rPr>
-      </w:pPr>
-      <w:r>
-        <w:rPr>
-          <w:rFonts w:ascii="Roboto Mono" w:hAnsi="Roboto Mono"/>
-        </w:rPr>
-        <w:t xml:space="preserve">Break complex user workflows into </w:t>
-      </w:r>
-      <w:r>
-        <w:rPr>
-          <w:rFonts w:ascii="Roboto Mono" w:hAnsi="Roboto Mono"/>
-          <w:b/>
-          <w:bCs/>
-        </w:rPr>
         <w:t>sequential steps</w:t>
       </w:r>
       <w:r>
@@ -912,7 +3608,6 @@
           <w:rStyle w:val="Strong"/>
           <w:rFonts w:ascii="Roboto Mono" w:hAnsi="Roboto Mono"/>
         </w:rPr>
-        <w:lastRenderedPageBreak/>
         <w:t>Rules and Guidelines</w:t>
       </w:r>
     </w:p>
@@ -1075,7 +3770,7 @@
                     <pic:cNvPicPr/>
                   </pic:nvPicPr>
                   <pic:blipFill>
-                    <a:blip r:embed="rId5"/>
+                    <a:blip r:embed="rId9"/>
                     <a:stretch>
                       <a:fillRect/>
                     </a:stretch>
@@ -1212,6 +3907,7 @@
         <w:pStyle w:val="Heading5"/>
       </w:pPr>
       <w:r>
+        <w:lastRenderedPageBreak/>
         <w:t>2. Standard Action Vocabulary</w:t>
       </w:r>
     </w:p>
@@ -1400,7 +4096,6 @@
         <w:rPr>
           <w:rFonts w:ascii="Roboto Mono" w:hAnsi="Roboto Mono"/>
         </w:rPr>
-        <w:lastRenderedPageBreak/>
         <w:t xml:space="preserve">RETURN_TO </w:t>
       </w:r>
     </w:p>
@@ -1748,6 +4443,7 @@
         <w:rPr>
           <w:rFonts w:ascii="Roboto Mono" w:hAnsi="Roboto Mono"/>
         </w:rPr>
+        <w:lastRenderedPageBreak/>
         <w:t xml:space="preserve">ENTER_TEXT </w:t>
       </w:r>
     </w:p>
@@ -1833,7 +4529,6 @@
         <w:rPr>
           <w:rFonts w:ascii="Roboto Mono" w:hAnsi="Roboto Mono"/>
         </w:rPr>
-        <w:lastRenderedPageBreak/>
         <w:t xml:space="preserve">ATTACH_FILE </w:t>
       </w:r>
     </w:p>
@@ -2244,6 +4939,7 @@
         <w:rPr>
           <w:rFonts w:ascii="Roboto Mono" w:hAnsi="Roboto Mono"/>
         </w:rPr>
+        <w:lastRenderedPageBreak/>
         <w:t xml:space="preserve">REDIRECT_USER </w:t>
       </w:r>
     </w:p>
@@ -2290,7 +4986,6 @@
         <w:pStyle w:val="Heading5"/>
       </w:pPr>
       <w:r>
-        <w:lastRenderedPageBreak/>
         <w:t xml:space="preserve">4. </w:t>
       </w:r>
       <w:r>
@@ -2529,7 +5224,7 @@
                     <pic:cNvPicPr/>
                   </pic:nvPicPr>
                   <pic:blipFill>
-                    <a:blip r:embed="rId6"/>
+                    <a:blip r:embed="rId10"/>
                     <a:stretch>
                       <a:fillRect/>
                     </a:stretch>
@@ -2616,6 +5311,7 @@
         <w:rPr>
           <w:noProof/>
         </w:rPr>
+        <w:lastRenderedPageBreak/>
         <w:drawing>
           <wp:inline distT="0" distB="0" distL="0" distR="0" wp14:anchorId="5CD2C942" wp14:editId="1D7FDC72">
             <wp:extent cx="5943600" cy="2211705"/>
@@ -2632,7 +5328,7 @@
                     <pic:cNvPicPr/>
                   </pic:nvPicPr>
                   <pic:blipFill>
-                    <a:blip r:embed="rId7"/>
+                    <a:blip r:embed="rId11"/>
                     <a:stretch>
                       <a:fillRect/>
                     </a:stretch>
@@ -2702,256 +5398,256 @@
         <w:rPr>
           <w:rFonts w:ascii="Roboto Mono" w:hAnsi="Roboto Mono"/>
         </w:rPr>
+        <w:t>TARGET: Profile Icon</w:t>
+      </w:r>
+    </w:p>
+    <w:p>
+      <w:pPr>
+        <w:rPr>
+          <w:rFonts w:ascii="Roboto Mono" w:hAnsi="Roboto Mono"/>
+        </w:rPr>
+      </w:pPr>
+      <w:r>
+        <w:rPr>
+          <w:rFonts w:ascii="Roboto Mono" w:hAnsi="Roboto Mono"/>
+        </w:rPr>
+        <w:t>SYSTEM_RESPONSE: LOAD_SCREEN(Profile)</w:t>
+      </w:r>
+    </w:p>
+    <w:p>
+      <w:pPr>
+        <w:rPr>
+          <w:rFonts w:ascii="Roboto Mono" w:hAnsi="Roboto Mono"/>
+        </w:rPr>
+      </w:pPr>
+      <w:r>
+        <w:rPr>
+          <w:rFonts w:ascii="Roboto Mono" w:hAnsi="Roboto Mono"/>
+        </w:rPr>
+        <w:t>RESULT: Profile screen opens</w:t>
+      </w:r>
+    </w:p>
+    <w:p>
+      <w:pPr>
+        <w:rPr>
+          <w:rFonts w:ascii="Roboto Mono" w:hAnsi="Roboto Mono"/>
+        </w:rPr>
+      </w:pPr>
+    </w:p>
+    <w:p>
+      <w:pPr>
+        <w:rPr>
+          <w:rFonts w:ascii="Roboto Mono" w:hAnsi="Roboto Mono"/>
+        </w:rPr>
+      </w:pPr>
+      <w:r>
+        <w:rPr>
+          <w:rFonts w:ascii="Roboto Mono" w:hAnsi="Roboto Mono"/>
+        </w:rPr>
+        <w:t>STEP 2:</w:t>
+      </w:r>
+    </w:p>
+    <w:p>
+      <w:pPr>
+        <w:rPr>
+          <w:rFonts w:ascii="Roboto Mono" w:hAnsi="Roboto Mono"/>
+        </w:rPr>
+      </w:pPr>
+      <w:r>
+        <w:rPr>
+          <w:rFonts w:ascii="Roboto Mono" w:hAnsi="Roboto Mono"/>
+        </w:rPr>
+        <w:t>ACTOR: User</w:t>
+      </w:r>
+    </w:p>
+    <w:p>
+      <w:pPr>
+        <w:rPr>
+          <w:rFonts w:ascii="Roboto Mono" w:hAnsi="Roboto Mono"/>
+        </w:rPr>
+      </w:pPr>
+      <w:r>
+        <w:rPr>
+          <w:rFonts w:ascii="Roboto Mono" w:hAnsi="Roboto Mono"/>
+        </w:rPr>
+        <w:t>ACTION: SWIPE</w:t>
+      </w:r>
+    </w:p>
+    <w:p>
+      <w:pPr>
+        <w:rPr>
+          <w:rFonts w:ascii="Roboto Mono" w:hAnsi="Roboto Mono"/>
+        </w:rPr>
+      </w:pPr>
+      <w:r>
+        <w:rPr>
+          <w:rFonts w:ascii="Roboto Mono" w:hAnsi="Roboto Mono"/>
+        </w:rPr>
+        <w:t>TARGET: Notification Panel</w:t>
+      </w:r>
+    </w:p>
+    <w:p>
+      <w:pPr>
+        <w:rPr>
+          <w:rFonts w:ascii="Roboto Mono" w:hAnsi="Roboto Mono"/>
+        </w:rPr>
+      </w:pPr>
+      <w:r>
+        <w:rPr>
+          <w:rFonts w:ascii="Roboto Mono" w:hAnsi="Roboto Mono"/>
+        </w:rPr>
+        <w:t>SYSTEM_RESPONSE: EXPAND_PANEL</w:t>
+      </w:r>
+    </w:p>
+    <w:p>
+      <w:pPr>
+        <w:rPr>
+          <w:rFonts w:ascii="Roboto Mono" w:hAnsi="Roboto Mono"/>
+        </w:rPr>
+      </w:pPr>
+      <w:r>
+        <w:rPr>
+          <w:rFonts w:ascii="Roboto Mono" w:hAnsi="Roboto Mono"/>
+        </w:rPr>
+        <w:t>RESULT: Notifications are displayed</w:t>
+      </w:r>
+    </w:p>
+    <w:p>
+      <w:pPr>
+        <w:rPr>
+          <w:rFonts w:ascii="Roboto Mono" w:hAnsi="Roboto Mono"/>
+        </w:rPr>
+      </w:pPr>
+    </w:p>
+    <w:p>
+      <w:pPr>
+        <w:rPr>
+          <w:rFonts w:ascii="Roboto Mono" w:hAnsi="Roboto Mono"/>
+        </w:rPr>
+      </w:pPr>
+    </w:p>
+    <w:p>
+      <w:pPr>
+        <w:rPr>
+          <w:rFonts w:ascii="Roboto Mono" w:hAnsi="Roboto Mono"/>
+        </w:rPr>
+      </w:pPr>
+    </w:p>
+    <w:p>
+      <w:pPr>
+        <w:pStyle w:val="Heading5"/>
+      </w:pPr>
+      <w:r>
+        <w:t>5</w:t>
+      </w:r>
+      <w:r>
+        <w:t>. Desktop Interaction Rules</w:t>
+      </w:r>
+    </w:p>
+    <w:p>
+      <w:pPr>
+        <w:rPr>
+          <w:rFonts w:ascii="Roboto Mono" w:hAnsi="Roboto Mono"/>
+        </w:rPr>
+      </w:pPr>
+      <w:r>
+        <w:rPr>
+          <w:rFonts w:ascii="Arial" w:eastAsia="Arial" w:hAnsi="Arial" w:cs="Arial"/>
+          <w:b/>
+          <w:color w:val="000000"/>
+          <w:sz w:val="18"/>
+          <w:highlight w:val="lightGray"/>
+        </w:rPr>
+        <w:t># Source: AI Source: Provided by: [Data Path</w:t>
+      </w:r>
+      <w:r>
+        <w:rPr>
+          <w:rFonts w:ascii="Arial" w:eastAsia="Arial" w:hAnsi="Arial" w:cs="Arial"/>
+          <w:color w:val="000000"/>
+          <w:sz w:val="18"/>
+          <w:highlight w:val="lightGray"/>
+        </w:rPr>
+        <w:t xml:space="preserve">: Persons Table -&gt; ID Column: 1, </w:t>
+      </w:r>
+      <w:proofErr w:type="spellStart"/>
+      <w:r>
+        <w:rPr>
+          <w:rFonts w:ascii="Arial" w:eastAsia="Arial" w:hAnsi="Arial" w:cs="Arial"/>
+          <w:color w:val="000000"/>
+          <w:sz w:val="18"/>
+          <w:highlight w:val="lightGray"/>
+        </w:rPr>
+        <w:t>Name_En</w:t>
+      </w:r>
+      <w:proofErr w:type="spellEnd"/>
+      <w:r>
+        <w:rPr>
+          <w:rFonts w:ascii="Arial" w:eastAsia="Arial" w:hAnsi="Arial" w:cs="Arial"/>
+          <w:color w:val="000000"/>
+          <w:sz w:val="18"/>
+          <w:highlight w:val="lightGray"/>
+        </w:rPr>
+        <w:t xml:space="preserve"> Column: Motasem Essam] -&gt; </w:t>
+      </w:r>
+      <w:r>
+        <w:rPr>
+          <w:rFonts w:ascii="Arial" w:eastAsia="Arial" w:hAnsi="Arial" w:cs="Arial"/>
+          <w:b/>
+          <w:color w:val="000000"/>
+          <w:sz w:val="18"/>
+          <w:highlight w:val="lightGray"/>
+        </w:rPr>
+        <w:t>From:</w:t>
+      </w:r>
+      <w:r>
+        <w:rPr>
+          <w:rFonts w:ascii="Arial" w:eastAsia="Arial" w:hAnsi="Arial" w:cs="Arial"/>
+          <w:color w:val="000000"/>
+          <w:sz w:val="18"/>
+          <w:highlight w:val="lightGray"/>
+        </w:rPr>
+        <w:t xml:space="preserve"> [ChatGPT]</w:t>
+      </w:r>
+      <w:r>
+        <w:rPr>
+          <w:rFonts w:ascii="Arial" w:hAnsi="Arial"/>
+          <w:color w:val="000000"/>
+          <w:sz w:val="18"/>
+          <w:highlight w:val="lightGray"/>
+        </w:rPr>
+        <w:t xml:space="preserve"> </w:t>
+      </w:r>
+      <w:r>
+        <w:rPr>
+          <w:rFonts w:ascii="Arial" w:hAnsi="Arial"/>
+          <w:b/>
+          <w:color w:val="000000"/>
+          <w:sz w:val="18"/>
+          <w:highlight w:val="lightGray"/>
+        </w:rPr>
+        <w:t xml:space="preserve">on </w:t>
+      </w:r>
+      <w:r>
+        <w:rPr>
+          <w:rFonts w:ascii="Arial" w:hAnsi="Arial"/>
+          <w:color w:val="000000"/>
+          <w:sz w:val="18"/>
+          <w:highlight w:val="lightGray"/>
+        </w:rPr>
+        <w:t>[4/23/2025]</w:t>
+      </w:r>
+    </w:p>
+    <w:p>
+      <w:pPr>
+        <w:rPr>
+          <w:rFonts w:ascii="Roboto Mono" w:hAnsi="Roboto Mono"/>
+        </w:rPr>
+      </w:pPr>
+      <w:r>
+        <w:rPr>
+          <w:rFonts w:ascii="Roboto Mono" w:hAnsi="Roboto Mono"/>
+        </w:rPr>
         <w:lastRenderedPageBreak/>
-        <w:t>TARGET: Profile Icon</w:t>
-      </w:r>
-    </w:p>
-    <w:p>
-      <w:pPr>
-        <w:rPr>
-          <w:rFonts w:ascii="Roboto Mono" w:hAnsi="Roboto Mono"/>
-        </w:rPr>
-      </w:pPr>
-      <w:r>
-        <w:rPr>
-          <w:rFonts w:ascii="Roboto Mono" w:hAnsi="Roboto Mono"/>
-        </w:rPr>
-        <w:t>SYSTEM_RESPONSE: LOAD_SCREEN(Profile)</w:t>
-      </w:r>
-    </w:p>
-    <w:p>
-      <w:pPr>
-        <w:rPr>
-          <w:rFonts w:ascii="Roboto Mono" w:hAnsi="Roboto Mono"/>
-        </w:rPr>
-      </w:pPr>
-      <w:r>
-        <w:rPr>
-          <w:rFonts w:ascii="Roboto Mono" w:hAnsi="Roboto Mono"/>
-        </w:rPr>
-        <w:t>RESULT: Profile screen opens</w:t>
-      </w:r>
-    </w:p>
-    <w:p>
-      <w:pPr>
-        <w:rPr>
-          <w:rFonts w:ascii="Roboto Mono" w:hAnsi="Roboto Mono"/>
-        </w:rPr>
-      </w:pPr>
-    </w:p>
-    <w:p>
-      <w:pPr>
-        <w:rPr>
-          <w:rFonts w:ascii="Roboto Mono" w:hAnsi="Roboto Mono"/>
-        </w:rPr>
-      </w:pPr>
-      <w:r>
-        <w:rPr>
-          <w:rFonts w:ascii="Roboto Mono" w:hAnsi="Roboto Mono"/>
-        </w:rPr>
-        <w:t>STEP 2:</w:t>
-      </w:r>
-    </w:p>
-    <w:p>
-      <w:pPr>
-        <w:rPr>
-          <w:rFonts w:ascii="Roboto Mono" w:hAnsi="Roboto Mono"/>
-        </w:rPr>
-      </w:pPr>
-      <w:r>
-        <w:rPr>
-          <w:rFonts w:ascii="Roboto Mono" w:hAnsi="Roboto Mono"/>
-        </w:rPr>
-        <w:t>ACTOR: User</w:t>
-      </w:r>
-    </w:p>
-    <w:p>
-      <w:pPr>
-        <w:rPr>
-          <w:rFonts w:ascii="Roboto Mono" w:hAnsi="Roboto Mono"/>
-        </w:rPr>
-      </w:pPr>
-      <w:r>
-        <w:rPr>
-          <w:rFonts w:ascii="Roboto Mono" w:hAnsi="Roboto Mono"/>
-        </w:rPr>
-        <w:t>ACTION: SWIPE</w:t>
-      </w:r>
-    </w:p>
-    <w:p>
-      <w:pPr>
-        <w:rPr>
-          <w:rFonts w:ascii="Roboto Mono" w:hAnsi="Roboto Mono"/>
-        </w:rPr>
-      </w:pPr>
-      <w:r>
-        <w:rPr>
-          <w:rFonts w:ascii="Roboto Mono" w:hAnsi="Roboto Mono"/>
-        </w:rPr>
-        <w:t>TARGET: Notification Panel</w:t>
-      </w:r>
-    </w:p>
-    <w:p>
-      <w:pPr>
-        <w:rPr>
-          <w:rFonts w:ascii="Roboto Mono" w:hAnsi="Roboto Mono"/>
-        </w:rPr>
-      </w:pPr>
-      <w:r>
-        <w:rPr>
-          <w:rFonts w:ascii="Roboto Mono" w:hAnsi="Roboto Mono"/>
-        </w:rPr>
-        <w:t>SYSTEM_RESPONSE: EXPAND_PANEL</w:t>
-      </w:r>
-    </w:p>
-    <w:p>
-      <w:pPr>
-        <w:rPr>
-          <w:rFonts w:ascii="Roboto Mono" w:hAnsi="Roboto Mono"/>
-        </w:rPr>
-      </w:pPr>
-      <w:r>
-        <w:rPr>
-          <w:rFonts w:ascii="Roboto Mono" w:hAnsi="Roboto Mono"/>
-        </w:rPr>
-        <w:t>RESULT: Notifications are displayed</w:t>
-      </w:r>
-    </w:p>
-    <w:p>
-      <w:pPr>
-        <w:rPr>
-          <w:rFonts w:ascii="Roboto Mono" w:hAnsi="Roboto Mono"/>
-        </w:rPr>
-      </w:pPr>
-    </w:p>
-    <w:p>
-      <w:pPr>
-        <w:rPr>
-          <w:rFonts w:ascii="Roboto Mono" w:hAnsi="Roboto Mono"/>
-        </w:rPr>
-      </w:pPr>
-    </w:p>
-    <w:p>
-      <w:pPr>
-        <w:rPr>
-          <w:rFonts w:ascii="Roboto Mono" w:hAnsi="Roboto Mono"/>
-        </w:rPr>
-      </w:pPr>
-    </w:p>
-    <w:p>
-      <w:pPr>
-        <w:pStyle w:val="Heading5"/>
-      </w:pPr>
-      <w:r>
-        <w:t>5</w:t>
-      </w:r>
-      <w:r>
-        <w:t>. Desktop Interaction Rules</w:t>
-      </w:r>
-    </w:p>
-    <w:p>
-      <w:pPr>
-        <w:rPr>
-          <w:rFonts w:ascii="Roboto Mono" w:hAnsi="Roboto Mono"/>
-        </w:rPr>
-      </w:pPr>
-      <w:r>
-        <w:rPr>
-          <w:rFonts w:ascii="Arial" w:eastAsia="Arial" w:hAnsi="Arial" w:cs="Arial"/>
-          <w:b/>
-          <w:color w:val="000000"/>
-          <w:sz w:val="18"/>
-          <w:highlight w:val="lightGray"/>
-        </w:rPr>
-        <w:t># Source: AI Source: Provided by: [Data Path</w:t>
-      </w:r>
-      <w:r>
-        <w:rPr>
-          <w:rFonts w:ascii="Arial" w:eastAsia="Arial" w:hAnsi="Arial" w:cs="Arial"/>
-          <w:color w:val="000000"/>
-          <w:sz w:val="18"/>
-          <w:highlight w:val="lightGray"/>
-        </w:rPr>
-        <w:t xml:space="preserve">: Persons Table -&gt; ID Column: 1, </w:t>
-      </w:r>
-      <w:proofErr w:type="spellStart"/>
-      <w:r>
-        <w:rPr>
-          <w:rFonts w:ascii="Arial" w:eastAsia="Arial" w:hAnsi="Arial" w:cs="Arial"/>
-          <w:color w:val="000000"/>
-          <w:sz w:val="18"/>
-          <w:highlight w:val="lightGray"/>
-        </w:rPr>
-        <w:t>Name_En</w:t>
-      </w:r>
-      <w:proofErr w:type="spellEnd"/>
-      <w:r>
-        <w:rPr>
-          <w:rFonts w:ascii="Arial" w:eastAsia="Arial" w:hAnsi="Arial" w:cs="Arial"/>
-          <w:color w:val="000000"/>
-          <w:sz w:val="18"/>
-          <w:highlight w:val="lightGray"/>
-        </w:rPr>
-        <w:t xml:space="preserve"> Column: Motasem Essam] -&gt; </w:t>
-      </w:r>
-      <w:r>
-        <w:rPr>
-          <w:rFonts w:ascii="Arial" w:eastAsia="Arial" w:hAnsi="Arial" w:cs="Arial"/>
-          <w:b/>
-          <w:color w:val="000000"/>
-          <w:sz w:val="18"/>
-          <w:highlight w:val="lightGray"/>
-        </w:rPr>
-        <w:t>From:</w:t>
-      </w:r>
-      <w:r>
-        <w:rPr>
-          <w:rFonts w:ascii="Arial" w:eastAsia="Arial" w:hAnsi="Arial" w:cs="Arial"/>
-          <w:color w:val="000000"/>
-          <w:sz w:val="18"/>
-          <w:highlight w:val="lightGray"/>
-        </w:rPr>
-        <w:t xml:space="preserve"> [ChatGPT]</w:t>
-      </w:r>
-      <w:r>
-        <w:rPr>
-          <w:rFonts w:ascii="Arial" w:hAnsi="Arial"/>
-          <w:color w:val="000000"/>
-          <w:sz w:val="18"/>
-          <w:highlight w:val="lightGray"/>
-        </w:rPr>
-        <w:t xml:space="preserve"> </w:t>
-      </w:r>
-      <w:r>
-        <w:rPr>
-          <w:rFonts w:ascii="Arial" w:hAnsi="Arial"/>
-          <w:b/>
-          <w:color w:val="000000"/>
-          <w:sz w:val="18"/>
-          <w:highlight w:val="lightGray"/>
-        </w:rPr>
-        <w:t xml:space="preserve">on </w:t>
-      </w:r>
-      <w:r>
-        <w:rPr>
-          <w:rFonts w:ascii="Arial" w:hAnsi="Arial"/>
-          <w:color w:val="000000"/>
-          <w:sz w:val="18"/>
-          <w:highlight w:val="lightGray"/>
-        </w:rPr>
-        <w:t>[4/23/2025]</w:t>
-      </w:r>
-    </w:p>
-    <w:p>
-      <w:pPr>
-        <w:rPr>
-          <w:rFonts w:ascii="Roboto Mono" w:hAnsi="Roboto Mono"/>
-        </w:rPr>
-      </w:pPr>
-      <w:r>
-        <w:rPr>
-          <w:rFonts w:ascii="Roboto Mono" w:hAnsi="Roboto Mono"/>
-        </w:rPr>
         <w:t>Add support for:</w:t>
       </w:r>
     </w:p>
@@ -3062,7 +5758,7 @@
                     <pic:cNvPicPr/>
                   </pic:nvPicPr>
                   <pic:blipFill>
-                    <a:blip r:embed="rId8"/>
+                    <a:blip r:embed="rId12"/>
                     <a:stretch>
                       <a:fillRect/>
                     </a:stretch>
@@ -3106,7 +5802,6 @@
         <w:rPr>
           <w:rFonts w:ascii="Roboto Mono" w:hAnsi="Roboto Mono"/>
         </w:rPr>
-        <w:lastRenderedPageBreak/>
         <w:t xml:space="preserve">TARGET: File </w:t>
       </w:r>
       <w:r>
@@ -3185,7 +5880,7 @@
                     <pic:cNvPicPr/>
                   </pic:nvPicPr>
                   <pic:blipFill>
-                    <a:blip r:embed="rId9"/>
+                    <a:blip r:embed="rId13"/>
                     <a:stretch>
                       <a:fillRect/>
                     </a:stretch>
@@ -3280,6 +5975,7 @@
         <w:rPr>
           <w:rFonts w:ascii="Roboto Mono" w:hAnsi="Roboto Mono"/>
         </w:rPr>
+        <w:lastRenderedPageBreak/>
         <w:t>SYSTEM_RESPONSE: VALIDATE_FILE</w:t>
       </w:r>
     </w:p>
@@ -3386,7 +6082,6 @@
         <w:pStyle w:val="Heading5"/>
       </w:pPr>
       <w:r>
-        <w:lastRenderedPageBreak/>
         <w:t xml:space="preserve">6. </w:t>
       </w:r>
       <w:r>
@@ -3525,7 +6220,7 @@
                     <pic:cNvPicPr/>
                   </pic:nvPicPr>
                   <pic:blipFill>
-                    <a:blip r:embed="rId10"/>
+                    <a:blip r:embed="rId14"/>
                     <a:stretch>
                       <a:fillRect/>
                     </a:stretch>
@@ -3661,6 +6356,7 @@
         <w:rPr>
           <w:noProof/>
         </w:rPr>
+        <w:lastRenderedPageBreak/>
         <w:drawing>
           <wp:inline distT="0" distB="0" distL="0" distR="0" wp14:anchorId="5D05D3B7" wp14:editId="4397E8D3">
             <wp:extent cx="5943600" cy="2357755"/>
@@ -3677,7 +6373,7 @@
                     <pic:cNvPicPr/>
                   </pic:nvPicPr>
                   <pic:blipFill>
-                    <a:blip r:embed="rId11"/>
+                    <a:blip r:embed="rId15"/>
                     <a:stretch>
                       <a:fillRect/>
                     </a:stretch>
@@ -3760,149 +6456,149 @@
         <w:rPr>
           <w:rFonts w:ascii="Roboto Mono" w:hAnsi="Roboto Mono"/>
         </w:rPr>
+        <w:t>DATA: "Ahmed Ali"</w:t>
+      </w:r>
+    </w:p>
+    <w:p>
+      <w:pPr>
+        <w:rPr>
+          <w:rFonts w:ascii="Roboto Mono" w:hAnsi="Roboto Mono"/>
+        </w:rPr>
+      </w:pPr>
+      <w:r>
+        <w:rPr>
+          <w:rFonts w:ascii="Roboto Mono" w:hAnsi="Roboto Mono"/>
+        </w:rPr>
+        <w:t>SYSTEM_RESPONSE: VALIDATE_INPUT</w:t>
+      </w:r>
+    </w:p>
+    <w:p>
+      <w:pPr>
+        <w:rPr>
+          <w:rFonts w:ascii="Roboto Mono" w:hAnsi="Roboto Mono"/>
+        </w:rPr>
+      </w:pPr>
+      <w:r>
+        <w:rPr>
+          <w:rFonts w:ascii="Roboto Mono" w:hAnsi="Roboto Mono"/>
+        </w:rPr>
+        <w:t>RESULT: Data accepted</w:t>
+      </w:r>
+    </w:p>
+    <w:p>
+      <w:pPr>
+        <w:rPr>
+          <w:rFonts w:ascii="Roboto Mono" w:hAnsi="Roboto Mono"/>
+        </w:rPr>
+      </w:pPr>
+    </w:p>
+    <w:p>
+      <w:pPr>
+        <w:rPr>
+          <w:rFonts w:ascii="Roboto Mono" w:hAnsi="Roboto Mono"/>
+        </w:rPr>
+      </w:pPr>
+      <w:r>
+        <w:rPr>
+          <w:rFonts w:ascii="Roboto Mono" w:hAnsi="Roboto Mono"/>
+        </w:rPr>
+        <w:t>STEP 2:</w:t>
+      </w:r>
+    </w:p>
+    <w:p>
+      <w:pPr>
+        <w:rPr>
+          <w:rFonts w:ascii="Roboto Mono" w:hAnsi="Roboto Mono"/>
+        </w:rPr>
+      </w:pPr>
+      <w:r>
+        <w:rPr>
+          <w:rFonts w:ascii="Roboto Mono" w:hAnsi="Roboto Mono"/>
+        </w:rPr>
+        <w:t>ACTOR: System</w:t>
+      </w:r>
+    </w:p>
+    <w:p>
+      <w:pPr>
+        <w:rPr>
+          <w:rFonts w:ascii="Roboto Mono" w:hAnsi="Roboto Mono"/>
+        </w:rPr>
+      </w:pPr>
+      <w:r>
+        <w:rPr>
+          <w:rFonts w:ascii="Roboto Mono" w:hAnsi="Roboto Mono"/>
+        </w:rPr>
+        <w:t>ACTION: SAVE_DATA</w:t>
+      </w:r>
+    </w:p>
+    <w:p>
+      <w:pPr>
+        <w:rPr>
+          <w:rFonts w:ascii="Roboto Mono" w:hAnsi="Roboto Mono"/>
+        </w:rPr>
+      </w:pPr>
+      <w:r>
+        <w:rPr>
+          <w:rFonts w:ascii="Roboto Mono" w:hAnsi="Roboto Mono"/>
+        </w:rPr>
+        <w:t>TARGET: User Table</w:t>
+      </w:r>
+    </w:p>
+    <w:p>
+      <w:pPr>
+        <w:rPr>
+          <w:rFonts w:ascii="Roboto Mono" w:hAnsi="Roboto Mono"/>
+        </w:rPr>
+      </w:pPr>
+      <w:r>
+        <w:rPr>
+          <w:rFonts w:ascii="Roboto Mono" w:hAnsi="Roboto Mono"/>
+        </w:rPr>
+        <w:t>SYSTEM_RESPONSE: DATABASE_INSERT</w:t>
+      </w:r>
+    </w:p>
+    <w:p>
+      <w:pPr>
+        <w:rPr>
+          <w:rFonts w:ascii="Roboto Mono" w:hAnsi="Roboto Mono"/>
+        </w:rPr>
+      </w:pPr>
+      <w:r>
+        <w:rPr>
+          <w:rFonts w:ascii="Roboto Mono" w:hAnsi="Roboto Mono"/>
+        </w:rPr>
+        <w:t>RESULT: Record stored successfully</w:t>
+      </w:r>
+    </w:p>
+    <w:p>
+      <w:pPr>
+        <w:rPr>
+          <w:rFonts w:ascii="Roboto Mono" w:hAnsi="Roboto Mono"/>
+        </w:rPr>
+      </w:pPr>
+    </w:p>
+    <w:p>
+      <w:pPr>
+        <w:rPr>
+          <w:rFonts w:ascii="Roboto Mono" w:hAnsi="Roboto Mono"/>
+        </w:rPr>
+      </w:pPr>
+    </w:p>
+    <w:p>
+      <w:pPr>
+        <w:rPr>
+          <w:rFonts w:ascii="Roboto Mono" w:hAnsi="Roboto Mono"/>
+          <w:b/>
+          <w:bCs/>
+        </w:rPr>
+      </w:pPr>
+    </w:p>
+    <w:p>
+      <w:pPr>
+        <w:pStyle w:val="Heading5"/>
+      </w:pPr>
+      <w:r>
         <w:lastRenderedPageBreak/>
-        <w:t>DATA: "Ahmed Ali"</w:t>
-      </w:r>
-    </w:p>
-    <w:p>
-      <w:pPr>
-        <w:rPr>
-          <w:rFonts w:ascii="Roboto Mono" w:hAnsi="Roboto Mono"/>
-        </w:rPr>
-      </w:pPr>
-      <w:r>
-        <w:rPr>
-          <w:rFonts w:ascii="Roboto Mono" w:hAnsi="Roboto Mono"/>
-        </w:rPr>
-        <w:t>SYSTEM_RESPONSE: VALIDATE_INPUT</w:t>
-      </w:r>
-    </w:p>
-    <w:p>
-      <w:pPr>
-        <w:rPr>
-          <w:rFonts w:ascii="Roboto Mono" w:hAnsi="Roboto Mono"/>
-        </w:rPr>
-      </w:pPr>
-      <w:r>
-        <w:rPr>
-          <w:rFonts w:ascii="Roboto Mono" w:hAnsi="Roboto Mono"/>
-        </w:rPr>
-        <w:t>RESULT: Data accepted</w:t>
-      </w:r>
-    </w:p>
-    <w:p>
-      <w:pPr>
-        <w:rPr>
-          <w:rFonts w:ascii="Roboto Mono" w:hAnsi="Roboto Mono"/>
-        </w:rPr>
-      </w:pPr>
-    </w:p>
-    <w:p>
-      <w:pPr>
-        <w:rPr>
-          <w:rFonts w:ascii="Roboto Mono" w:hAnsi="Roboto Mono"/>
-        </w:rPr>
-      </w:pPr>
-      <w:r>
-        <w:rPr>
-          <w:rFonts w:ascii="Roboto Mono" w:hAnsi="Roboto Mono"/>
-        </w:rPr>
-        <w:t>STEP 2:</w:t>
-      </w:r>
-    </w:p>
-    <w:p>
-      <w:pPr>
-        <w:rPr>
-          <w:rFonts w:ascii="Roboto Mono" w:hAnsi="Roboto Mono"/>
-        </w:rPr>
-      </w:pPr>
-      <w:r>
-        <w:rPr>
-          <w:rFonts w:ascii="Roboto Mono" w:hAnsi="Roboto Mono"/>
-        </w:rPr>
-        <w:t>ACTOR: System</w:t>
-      </w:r>
-    </w:p>
-    <w:p>
-      <w:pPr>
-        <w:rPr>
-          <w:rFonts w:ascii="Roboto Mono" w:hAnsi="Roboto Mono"/>
-        </w:rPr>
-      </w:pPr>
-      <w:r>
-        <w:rPr>
-          <w:rFonts w:ascii="Roboto Mono" w:hAnsi="Roboto Mono"/>
-        </w:rPr>
-        <w:t>ACTION: SAVE_DATA</w:t>
-      </w:r>
-    </w:p>
-    <w:p>
-      <w:pPr>
-        <w:rPr>
-          <w:rFonts w:ascii="Roboto Mono" w:hAnsi="Roboto Mono"/>
-        </w:rPr>
-      </w:pPr>
-      <w:r>
-        <w:rPr>
-          <w:rFonts w:ascii="Roboto Mono" w:hAnsi="Roboto Mono"/>
-        </w:rPr>
-        <w:t>TARGET: User Table</w:t>
-      </w:r>
-    </w:p>
-    <w:p>
-      <w:pPr>
-        <w:rPr>
-          <w:rFonts w:ascii="Roboto Mono" w:hAnsi="Roboto Mono"/>
-        </w:rPr>
-      </w:pPr>
-      <w:r>
-        <w:rPr>
-          <w:rFonts w:ascii="Roboto Mono" w:hAnsi="Roboto Mono"/>
-        </w:rPr>
-        <w:t>SYSTEM_RESPONSE: DATABASE_INSERT</w:t>
-      </w:r>
-    </w:p>
-    <w:p>
-      <w:pPr>
-        <w:rPr>
-          <w:rFonts w:ascii="Roboto Mono" w:hAnsi="Roboto Mono"/>
-        </w:rPr>
-      </w:pPr>
-      <w:r>
-        <w:rPr>
-          <w:rFonts w:ascii="Roboto Mono" w:hAnsi="Roboto Mono"/>
-        </w:rPr>
-        <w:t>RESULT: Record stored successfully</w:t>
-      </w:r>
-    </w:p>
-    <w:p>
-      <w:pPr>
-        <w:rPr>
-          <w:rFonts w:ascii="Roboto Mono" w:hAnsi="Roboto Mono"/>
-        </w:rPr>
-      </w:pPr>
-    </w:p>
-    <w:p>
-      <w:pPr>
-        <w:rPr>
-          <w:rFonts w:ascii="Roboto Mono" w:hAnsi="Roboto Mono"/>
-        </w:rPr>
-      </w:pPr>
-    </w:p>
-    <w:p>
-      <w:pPr>
-        <w:rPr>
-          <w:rFonts w:ascii="Roboto Mono" w:hAnsi="Roboto Mono"/>
-          <w:b/>
-          <w:bCs/>
-        </w:rPr>
-      </w:pPr>
-    </w:p>
-    <w:p>
-      <w:pPr>
-        <w:pStyle w:val="Heading5"/>
-      </w:pPr>
-      <w:r>
         <w:t xml:space="preserve">7. </w:t>
       </w:r>
       <w:r>
@@ -4088,7 +6784,7 @@
                     <pic:cNvPicPr/>
                   </pic:nvPicPr>
                   <pic:blipFill>
-                    <a:blip r:embed="rId12"/>
+                    <a:blip r:embed="rId16"/>
                     <a:stretch>
                       <a:fillRect/>
                     </a:stretch>
@@ -4147,7 +6843,6 @@
         <w:pStyle w:val="Heading5"/>
       </w:pPr>
       <w:r>
-        <w:lastRenderedPageBreak/>
         <w:t>8</w:t>
       </w:r>
       <w:r>
@@ -4283,7 +6978,7 @@
                     <pic:cNvPicPr/>
                   </pic:nvPicPr>
                   <pic:blipFill>
-                    <a:blip r:embed="rId13"/>
+                    <a:blip r:embed="rId17"/>
                     <a:stretch>
                       <a:fillRect/>
                     </a:stretch>
@@ -4377,6 +7072,7 @@
         <w:rPr>
           <w:noProof/>
         </w:rPr>
+        <w:lastRenderedPageBreak/>
         <w:drawing>
           <wp:inline distT="0" distB="0" distL="0" distR="0" wp14:anchorId="2B0F3389" wp14:editId="0138CBFD">
             <wp:extent cx="5943600" cy="2219960"/>
@@ -4393,7 +7089,7 @@
                     <pic:cNvPicPr/>
                   </pic:nvPicPr>
                   <pic:blipFill>
-                    <a:blip r:embed="rId14"/>
+                    <a:blip r:embed="rId18"/>
                     <a:stretch>
                       <a:fillRect/>
                     </a:stretch>
@@ -4509,180 +7205,467 @@
         <w:rPr>
           <w:rFonts w:ascii="Roboto Mono" w:hAnsi="Roboto Mono"/>
         </w:rPr>
+        <w:t>STEP 2:</w:t>
+      </w:r>
+    </w:p>
+    <w:p>
+      <w:pPr>
+        <w:rPr>
+          <w:rFonts w:ascii="Roboto Mono" w:hAnsi="Roboto Mono"/>
+        </w:rPr>
+      </w:pPr>
+      <w:r>
+        <w:rPr>
+          <w:rFonts w:ascii="Roboto Mono" w:hAnsi="Roboto Mono"/>
+        </w:rPr>
+        <w:t>ACTOR: System</w:t>
+      </w:r>
+    </w:p>
+    <w:p>
+      <w:pPr>
+        <w:rPr>
+          <w:rFonts w:ascii="Roboto Mono" w:hAnsi="Roboto Mono"/>
+        </w:rPr>
+      </w:pPr>
+      <w:r>
+        <w:rPr>
+          <w:rFonts w:ascii="Roboto Mono" w:hAnsi="Roboto Mono"/>
+        </w:rPr>
+        <w:t>ACTION: ON_SUCCESS</w:t>
+      </w:r>
+    </w:p>
+    <w:p>
+      <w:pPr>
+        <w:rPr>
+          <w:rFonts w:ascii="Roboto Mono" w:hAnsi="Roboto Mono"/>
+        </w:rPr>
+      </w:pPr>
+      <w:r>
+        <w:rPr>
+          <w:rFonts w:ascii="Roboto Mono" w:hAnsi="Roboto Mono"/>
+        </w:rPr>
+        <w:t>TARGET: Authentication Service</w:t>
+      </w:r>
+    </w:p>
+    <w:p>
+      <w:pPr>
+        <w:rPr>
+          <w:rFonts w:ascii="Roboto Mono" w:hAnsi="Roboto Mono"/>
+        </w:rPr>
+      </w:pPr>
+      <w:r>
+        <w:rPr>
+          <w:rFonts w:ascii="Roboto Mono" w:hAnsi="Roboto Mono"/>
+        </w:rPr>
+        <w:t>SYSTEM_RESPONSE: REDIRECT_USER</w:t>
+      </w:r>
+    </w:p>
+    <w:p>
+      <w:pPr>
+        <w:rPr>
+          <w:rFonts w:ascii="Roboto Mono" w:hAnsi="Roboto Mono"/>
+        </w:rPr>
+      </w:pPr>
+      <w:r>
+        <w:rPr>
+          <w:rFonts w:ascii="Roboto Mono" w:hAnsi="Roboto Mono"/>
+        </w:rPr>
+        <w:t>RESULT: User moved to dashboard</w:t>
+      </w:r>
+    </w:p>
+    <w:p>
+      <w:pPr>
+        <w:pStyle w:val="Heading5"/>
+        <w:rPr>
+          <w:rFonts w:eastAsiaTheme="minorHAnsi"/>
+        </w:rPr>
+      </w:pPr>
+      <w:r>
+        <w:t xml:space="preserve">9. </w:t>
+      </w:r>
+      <w:r>
+        <w:rPr>
+          <w:rFonts w:eastAsiaTheme="minorHAnsi"/>
+        </w:rPr>
+        <w:t>Golden Rule</w:t>
+      </w:r>
+    </w:p>
+    <w:p>
+      <w:pPr>
+        <w:rPr>
+          <w:rFonts w:ascii="Arial" w:hAnsi="Arial"/>
+          <w:color w:val="000000"/>
+          <w:sz w:val="18"/>
+        </w:rPr>
+      </w:pPr>
+      <w:r>
+        <w:rPr>
+          <w:rFonts w:ascii="Arial" w:eastAsia="Arial" w:hAnsi="Arial" w:cs="Arial"/>
+          <w:b/>
+          <w:color w:val="000000"/>
+          <w:sz w:val="18"/>
+          <w:highlight w:val="lightGray"/>
+        </w:rPr>
+        <w:t># Source: AI Source: Provided by: [Data Path</w:t>
+      </w:r>
+      <w:r>
+        <w:rPr>
+          <w:rFonts w:ascii="Arial" w:eastAsia="Arial" w:hAnsi="Arial" w:cs="Arial"/>
+          <w:color w:val="000000"/>
+          <w:sz w:val="18"/>
+          <w:highlight w:val="lightGray"/>
+        </w:rPr>
+        <w:t xml:space="preserve">: Persons Table -&gt; ID Column: 1, </w:t>
+      </w:r>
+      <w:proofErr w:type="spellStart"/>
+      <w:r>
+        <w:rPr>
+          <w:rFonts w:ascii="Arial" w:eastAsia="Arial" w:hAnsi="Arial" w:cs="Arial"/>
+          <w:color w:val="000000"/>
+          <w:sz w:val="18"/>
+          <w:highlight w:val="lightGray"/>
+        </w:rPr>
+        <w:t>Name_En</w:t>
+      </w:r>
+      <w:proofErr w:type="spellEnd"/>
+      <w:r>
+        <w:rPr>
+          <w:rFonts w:ascii="Arial" w:eastAsia="Arial" w:hAnsi="Arial" w:cs="Arial"/>
+          <w:color w:val="000000"/>
+          <w:sz w:val="18"/>
+          <w:highlight w:val="lightGray"/>
+        </w:rPr>
+        <w:t xml:space="preserve"> Column: Motasem Essam] -&gt; </w:t>
+      </w:r>
+      <w:r>
+        <w:rPr>
+          <w:rFonts w:ascii="Arial" w:eastAsia="Arial" w:hAnsi="Arial" w:cs="Arial"/>
+          <w:b/>
+          <w:color w:val="000000"/>
+          <w:sz w:val="18"/>
+          <w:highlight w:val="lightGray"/>
+        </w:rPr>
+        <w:t>From:</w:t>
+      </w:r>
+      <w:r>
+        <w:rPr>
+          <w:rFonts w:ascii="Arial" w:eastAsia="Arial" w:hAnsi="Arial" w:cs="Arial"/>
+          <w:color w:val="000000"/>
+          <w:sz w:val="18"/>
+          <w:highlight w:val="lightGray"/>
+        </w:rPr>
+        <w:t xml:space="preserve"> [ChatGPT]</w:t>
+      </w:r>
+      <w:r>
+        <w:rPr>
+          <w:rFonts w:ascii="Arial" w:hAnsi="Arial"/>
+          <w:color w:val="000000"/>
+          <w:sz w:val="18"/>
+          <w:highlight w:val="lightGray"/>
+        </w:rPr>
+        <w:t xml:space="preserve"> </w:t>
+      </w:r>
+      <w:r>
+        <w:rPr>
+          <w:rFonts w:ascii="Arial" w:hAnsi="Arial"/>
+          <w:b/>
+          <w:color w:val="000000"/>
+          <w:sz w:val="18"/>
+          <w:highlight w:val="lightGray"/>
+        </w:rPr>
+        <w:t xml:space="preserve">on </w:t>
+      </w:r>
+      <w:r>
+        <w:rPr>
+          <w:rFonts w:ascii="Arial" w:hAnsi="Arial"/>
+          <w:color w:val="000000"/>
+          <w:sz w:val="18"/>
+          <w:highlight w:val="lightGray"/>
+        </w:rPr>
+        <w:t>[4/23/2025]</w:t>
+      </w:r>
+    </w:p>
+    <w:p>
+      <w:pPr>
+        <w:rPr>
+          <w:rFonts w:ascii="Roboto Mono" w:hAnsi="Roboto Mono"/>
+        </w:rPr>
+      </w:pPr>
+      <w:r>
+        <w:rPr>
+          <w:rFonts w:ascii="Roboto Mono" w:hAnsi="Roboto Mono"/>
+        </w:rPr>
+        <w:t>Every interaction MUST include:</w:t>
+      </w:r>
+    </w:p>
+    <w:p>
+      <w:pPr>
+        <w:rPr>
+          <w:rFonts w:ascii="Roboto Mono" w:hAnsi="Roboto Mono"/>
+        </w:rPr>
+      </w:pPr>
+      <w:r>
+        <w:rPr>
+          <w:rFonts w:ascii="Segoe UI Symbol" w:hAnsi="Segoe UI Symbol" w:cs="Segoe UI Symbol"/>
+        </w:rPr>
+        <w:t>✔</w:t>
+      </w:r>
+      <w:r>
+        <w:rPr>
+          <w:rFonts w:ascii="Roboto Mono" w:hAnsi="Roboto Mono"/>
+        </w:rPr>
+        <w:t xml:space="preserve"> Actor</w:t>
+      </w:r>
+      <w:r>
+        <w:rPr>
+          <w:rFonts w:ascii="Roboto Mono" w:hAnsi="Roboto Mono"/>
+        </w:rPr>
+        <w:br/>
+      </w:r>
+      <w:r>
+        <w:rPr>
+          <w:rFonts w:ascii="Segoe UI Symbol" w:hAnsi="Segoe UI Symbol" w:cs="Segoe UI Symbol"/>
+        </w:rPr>
+        <w:t>✔</w:t>
+      </w:r>
+      <w:r>
+        <w:rPr>
+          <w:rFonts w:ascii="Roboto Mono" w:hAnsi="Roboto Mono"/>
+        </w:rPr>
+        <w:t xml:space="preserve"> Action</w:t>
+      </w:r>
+      <w:r>
+        <w:rPr>
+          <w:rFonts w:ascii="Roboto Mono" w:hAnsi="Roboto Mono"/>
+        </w:rPr>
+        <w:br/>
+      </w:r>
+      <w:r>
+        <w:rPr>
+          <w:rFonts w:ascii="Segoe UI Symbol" w:hAnsi="Segoe UI Symbol" w:cs="Segoe UI Symbol"/>
+        </w:rPr>
         <w:lastRenderedPageBreak/>
-        <w:t>STEP 2:</w:t>
-      </w:r>
-    </w:p>
-    <w:p>
-      <w:pPr>
-        <w:rPr>
-          <w:rFonts w:ascii="Roboto Mono" w:hAnsi="Roboto Mono"/>
-        </w:rPr>
-      </w:pPr>
-      <w:r>
-        <w:rPr>
-          <w:rFonts w:ascii="Roboto Mono" w:hAnsi="Roboto Mono"/>
-        </w:rPr>
-        <w:t>ACTOR: System</w:t>
-      </w:r>
-    </w:p>
-    <w:p>
-      <w:pPr>
-        <w:rPr>
-          <w:rFonts w:ascii="Roboto Mono" w:hAnsi="Roboto Mono"/>
-        </w:rPr>
-      </w:pPr>
-      <w:r>
-        <w:rPr>
-          <w:rFonts w:ascii="Roboto Mono" w:hAnsi="Roboto Mono"/>
-        </w:rPr>
-        <w:t>ACTION: ON_SUCCESS</w:t>
-      </w:r>
-    </w:p>
-    <w:p>
-      <w:pPr>
-        <w:rPr>
-          <w:rFonts w:ascii="Roboto Mono" w:hAnsi="Roboto Mono"/>
-        </w:rPr>
-      </w:pPr>
-      <w:r>
-        <w:rPr>
-          <w:rFonts w:ascii="Roboto Mono" w:hAnsi="Roboto Mono"/>
-        </w:rPr>
-        <w:t>TARGET: Authentication Service</w:t>
-      </w:r>
-    </w:p>
-    <w:p>
-      <w:pPr>
-        <w:rPr>
-          <w:rFonts w:ascii="Roboto Mono" w:hAnsi="Roboto Mono"/>
-        </w:rPr>
-      </w:pPr>
-      <w:r>
-        <w:rPr>
-          <w:rFonts w:ascii="Roboto Mono" w:hAnsi="Roboto Mono"/>
-        </w:rPr>
-        <w:t>SYSTEM_RESPONSE: REDIRECT_USER</w:t>
-      </w:r>
-    </w:p>
-    <w:p>
-      <w:pPr>
-        <w:rPr>
-          <w:rFonts w:ascii="Roboto Mono" w:hAnsi="Roboto Mono"/>
-        </w:rPr>
-      </w:pPr>
-      <w:r>
-        <w:rPr>
-          <w:rFonts w:ascii="Roboto Mono" w:hAnsi="Roboto Mono"/>
-        </w:rPr>
-        <w:t>RESULT: User moved to dashboard</w:t>
+        <w:t>✔</w:t>
+      </w:r>
+      <w:r>
+        <w:rPr>
+          <w:rFonts w:ascii="Roboto Mono" w:hAnsi="Roboto Mono"/>
+        </w:rPr>
+        <w:t xml:space="preserve"> Target</w:t>
+      </w:r>
+      <w:r>
+        <w:rPr>
+          <w:rFonts w:ascii="Roboto Mono" w:hAnsi="Roboto Mono"/>
+        </w:rPr>
+        <w:br/>
+      </w:r>
+      <w:r>
+        <w:rPr>
+          <w:rFonts w:ascii="Segoe UI Symbol" w:hAnsi="Segoe UI Symbol" w:cs="Segoe UI Symbol"/>
+        </w:rPr>
+        <w:t>✔</w:t>
+      </w:r>
+      <w:r>
+        <w:rPr>
+          <w:rFonts w:ascii="Roboto Mono" w:hAnsi="Roboto Mono"/>
+        </w:rPr>
+        <w:t xml:space="preserve"> System Response</w:t>
+      </w:r>
+      <w:r>
+        <w:rPr>
+          <w:rFonts w:ascii="Roboto Mono" w:hAnsi="Roboto Mono"/>
+        </w:rPr>
+        <w:br/>
+      </w:r>
+      <w:r>
+        <w:rPr>
+          <w:rFonts w:ascii="Segoe UI Symbol" w:hAnsi="Segoe UI Symbol" w:cs="Segoe UI Symbol"/>
+        </w:rPr>
+        <w:t>✔</w:t>
+      </w:r>
+      <w:r>
+        <w:rPr>
+          <w:rFonts w:ascii="Roboto Mono" w:hAnsi="Roboto Mono"/>
+        </w:rPr>
+        <w:t xml:space="preserve"> Result</w:t>
+      </w:r>
+    </w:p>
+    <w:p>
+      <w:pPr>
+        <w:rPr>
+          <w:rFonts w:ascii="Roboto Mono" w:hAnsi="Roboto Mono"/>
+        </w:rPr>
+      </w:pPr>
+      <w:r>
+        <w:rPr>
+          <w:rFonts w:ascii="Roboto Mono" w:hAnsi="Roboto Mono"/>
+        </w:rPr>
+        <w:t>No vague descriptions like:</w:t>
+      </w:r>
+      <w:r>
+        <w:rPr>
+          <w:rFonts w:ascii="Roboto Mono" w:hAnsi="Roboto Mono"/>
+        </w:rPr>
+        <w:br/>
+      </w:r>
+      <w:r>
+        <w:rPr>
+          <w:rFonts w:ascii="Segoe UI Emoji" w:hAnsi="Segoe UI Emoji" w:cs="Segoe UI Emoji"/>
+        </w:rPr>
+        <w:t>❌</w:t>
+      </w:r>
+      <w:r>
+        <w:rPr>
+          <w:rFonts w:ascii="Roboto Mono" w:hAnsi="Roboto Mono"/>
+        </w:rPr>
+        <w:t xml:space="preserve"> </w:t>
+      </w:r>
+      <w:r>
+        <w:rPr>
+          <w:rFonts w:ascii="Roboto Mono" w:hAnsi="Roboto Mono" w:cs="Roboto Mono"/>
+        </w:rPr>
+        <w:t>“</w:t>
+      </w:r>
+      <w:r>
+        <w:rPr>
+          <w:rFonts w:ascii="Roboto Mono" w:hAnsi="Roboto Mono"/>
+        </w:rPr>
+        <w:t>System does something</w:t>
+      </w:r>
+      <w:r>
+        <w:rPr>
+          <w:rFonts w:ascii="Roboto Mono" w:hAnsi="Roboto Mono" w:cs="Roboto Mono"/>
+        </w:rPr>
+        <w:t>”</w:t>
+      </w:r>
+      <w:r>
+        <w:rPr>
+          <w:rFonts w:ascii="Roboto Mono" w:hAnsi="Roboto Mono"/>
+        </w:rPr>
+        <w:br/>
+      </w:r>
+      <w:r>
+        <w:rPr>
+          <w:rFonts w:ascii="Segoe UI Emoji" w:hAnsi="Segoe UI Emoji" w:cs="Segoe UI Emoji"/>
+        </w:rPr>
+        <w:t>❌</w:t>
+      </w:r>
+      <w:r>
+        <w:rPr>
+          <w:rFonts w:ascii="Roboto Mono" w:hAnsi="Roboto Mono"/>
+        </w:rPr>
+        <w:t xml:space="preserve"> </w:t>
+      </w:r>
+      <w:r>
+        <w:rPr>
+          <w:rFonts w:ascii="Roboto Mono" w:hAnsi="Roboto Mono" w:cs="Roboto Mono"/>
+        </w:rPr>
+        <w:t>“</w:t>
+      </w:r>
+      <w:r>
+        <w:rPr>
+          <w:rFonts w:ascii="Roboto Mono" w:hAnsi="Roboto Mono"/>
+        </w:rPr>
+        <w:t>User interacts with page”</w:t>
       </w:r>
     </w:p>
     <w:p>
       <w:pPr>
         <w:pStyle w:val="Heading5"/>
-        <w:rPr>
-          <w:rFonts w:eastAsiaTheme="minorHAnsi"/>
-        </w:rPr>
-      </w:pPr>
-      <w:r>
-        <w:t xml:space="preserve">9. </w:t>
-      </w:r>
-      <w:r>
-        <w:rPr>
-          <w:rFonts w:eastAsiaTheme="minorHAnsi"/>
-        </w:rPr>
-        <w:t>Golden Rule</w:t>
-      </w:r>
-    </w:p>
-    <w:p>
-      <w:pPr>
+      </w:pPr>
+      <w:r>
+        <w:t xml:space="preserve">10. </w:t>
+      </w:r>
+      <w:r>
+        <w:t>Full Interaction Example (Web App)</w:t>
+      </w:r>
+    </w:p>
+    <w:p>
+      <w:pPr>
+        <w:rPr>
+          <w:rFonts w:ascii="Roboto Mono" w:hAnsi="Roboto Mono"/>
+        </w:rPr>
+      </w:pPr>
+      <w:r>
+        <w:rPr>
+          <w:rFonts w:ascii="Arial" w:eastAsia="Arial" w:hAnsi="Arial" w:cs="Arial"/>
+          <w:b/>
+          <w:color w:val="000000"/>
+          <w:sz w:val="18"/>
+          <w:highlight w:val="lightGray"/>
+        </w:rPr>
+        <w:t># Source: AI Source: Provided by: [Data Path</w:t>
+      </w:r>
+      <w:r>
+        <w:rPr>
+          <w:rFonts w:ascii="Arial" w:eastAsia="Arial" w:hAnsi="Arial" w:cs="Arial"/>
+          <w:color w:val="000000"/>
+          <w:sz w:val="18"/>
+          <w:highlight w:val="lightGray"/>
+        </w:rPr>
+        <w:t xml:space="preserve">: Persons Table -&gt; ID Column: 1, </w:t>
+      </w:r>
+      <w:proofErr w:type="spellStart"/>
+      <w:r>
+        <w:rPr>
+          <w:rFonts w:ascii="Arial" w:eastAsia="Arial" w:hAnsi="Arial" w:cs="Arial"/>
+          <w:color w:val="000000"/>
+          <w:sz w:val="18"/>
+          <w:highlight w:val="lightGray"/>
+        </w:rPr>
+        <w:t>Name_En</w:t>
+      </w:r>
+      <w:proofErr w:type="spellEnd"/>
+      <w:r>
+        <w:rPr>
+          <w:rFonts w:ascii="Arial" w:eastAsia="Arial" w:hAnsi="Arial" w:cs="Arial"/>
+          <w:color w:val="000000"/>
+          <w:sz w:val="18"/>
+          <w:highlight w:val="lightGray"/>
+        </w:rPr>
+        <w:t xml:space="preserve"> Column: Motasem Essam] -&gt; </w:t>
+      </w:r>
+      <w:r>
+        <w:rPr>
+          <w:rFonts w:ascii="Arial" w:eastAsia="Arial" w:hAnsi="Arial" w:cs="Arial"/>
+          <w:b/>
+          <w:color w:val="000000"/>
+          <w:sz w:val="18"/>
+          <w:highlight w:val="lightGray"/>
+        </w:rPr>
+        <w:t>From:</w:t>
+      </w:r>
+      <w:r>
+        <w:rPr>
+          <w:rFonts w:ascii="Arial" w:eastAsia="Arial" w:hAnsi="Arial" w:cs="Arial"/>
+          <w:color w:val="000000"/>
+          <w:sz w:val="18"/>
+          <w:highlight w:val="lightGray"/>
+        </w:rPr>
+        <w:t xml:space="preserve"> [ChatGPT]</w:t>
+      </w:r>
+      <w:r>
         <w:rPr>
           <w:rFonts w:ascii="Arial" w:hAnsi="Arial"/>
           <w:color w:val="000000"/>
           <w:sz w:val="18"/>
-        </w:rPr>
-      </w:pPr>
-      <w:r>
-        <w:rPr>
-          <w:rFonts w:ascii="Arial" w:eastAsia="Arial" w:hAnsi="Arial" w:cs="Arial"/>
-          <w:b/>
-          <w:color w:val="000000"/>
-          <w:sz w:val="18"/>
-          <w:highlight w:val="lightGray"/>
-        </w:rPr>
-        <w:t># Source: AI Source: Provided by: [Data Path</w:t>
-      </w:r>
-      <w:r>
-        <w:rPr>
-          <w:rFonts w:ascii="Arial" w:eastAsia="Arial" w:hAnsi="Arial" w:cs="Arial"/>
-          <w:color w:val="000000"/>
-          <w:sz w:val="18"/>
-          <w:highlight w:val="lightGray"/>
-        </w:rPr>
-        <w:t xml:space="preserve">: Persons Table -&gt; ID Column: 1, </w:t>
-      </w:r>
-      <w:proofErr w:type="spellStart"/>
-      <w:r>
-        <w:rPr>
-          <w:rFonts w:ascii="Arial" w:eastAsia="Arial" w:hAnsi="Arial" w:cs="Arial"/>
-          <w:color w:val="000000"/>
-          <w:sz w:val="18"/>
-          <w:highlight w:val="lightGray"/>
-        </w:rPr>
-        <w:t>Name_En</w:t>
-      </w:r>
-      <w:proofErr w:type="spellEnd"/>
-      <w:r>
-        <w:rPr>
-          <w:rFonts w:ascii="Arial" w:eastAsia="Arial" w:hAnsi="Arial" w:cs="Arial"/>
-          <w:color w:val="000000"/>
-          <w:sz w:val="18"/>
-          <w:highlight w:val="lightGray"/>
-        </w:rPr>
-        <w:t xml:space="preserve"> Column: Motasem Essam] -&gt; </w:t>
-      </w:r>
-      <w:r>
-        <w:rPr>
-          <w:rFonts w:ascii="Arial" w:eastAsia="Arial" w:hAnsi="Arial" w:cs="Arial"/>
-          <w:b/>
-          <w:color w:val="000000"/>
-          <w:sz w:val="18"/>
-          <w:highlight w:val="lightGray"/>
-        </w:rPr>
-        <w:t>From:</w:t>
-      </w:r>
-      <w:r>
-        <w:rPr>
-          <w:rFonts w:ascii="Arial" w:eastAsia="Arial" w:hAnsi="Arial" w:cs="Arial"/>
-          <w:color w:val="000000"/>
-          <w:sz w:val="18"/>
-          <w:highlight w:val="lightGray"/>
-        </w:rPr>
-        <w:t xml:space="preserve"> [ChatGPT]</w:t>
+          <w:highlight w:val="lightGray"/>
+        </w:rPr>
+        <w:t xml:space="preserve"> </w:t>
       </w:r>
       <w:r>
         <w:rPr>
           <w:rFonts w:ascii="Arial" w:hAnsi="Arial"/>
-          <w:color w:val="000000"/>
-          <w:sz w:val="18"/>
-          <w:highlight w:val="lightGray"/>
-        </w:rPr>
-        <w:t xml:space="preserve"> </w:t>
+          <w:b/>
+          <w:color w:val="000000"/>
+          <w:sz w:val="18"/>
+          <w:highlight w:val="lightGray"/>
+        </w:rPr>
+        <w:t xml:space="preserve">on </w:t>
       </w:r>
       <w:r>
         <w:rPr>
           <w:rFonts w:ascii="Arial" w:hAnsi="Arial"/>
-          <w:b/>
-          <w:color w:val="000000"/>
-          <w:sz w:val="18"/>
-          <w:highlight w:val="lightGray"/>
-        </w:rPr>
-        <w:t xml:space="preserve">on </w:t>
-      </w:r>
-      <w:r>
-        <w:rPr>
-          <w:rFonts w:ascii="Arial" w:hAnsi="Arial"/>
           <w:color w:val="000000"/>
           <w:sz w:val="18"/>
           <w:highlight w:val="lightGray"/>
@@ -4698,296 +7681,8 @@
       </w:pPr>
       <w:r>
         <w:rPr>
-          <w:rFonts w:ascii="Roboto Mono" w:hAnsi="Roboto Mono"/>
-        </w:rPr>
-        <w:t>Every interaction MUST include:</w:t>
-      </w:r>
-    </w:p>
-    <w:p>
-      <w:pPr>
-        <w:rPr>
-          <w:rFonts w:ascii="Roboto Mono" w:hAnsi="Roboto Mono"/>
-        </w:rPr>
-      </w:pPr>
-      <w:r>
-        <w:rPr>
-          <w:rFonts w:ascii="Segoe UI Symbol" w:hAnsi="Segoe UI Symbol" w:cs="Segoe UI Symbol"/>
-        </w:rPr>
-        <w:t>✔</w:t>
-      </w:r>
-      <w:r>
-        <w:rPr>
-          <w:rFonts w:ascii="Roboto Mono" w:hAnsi="Roboto Mono"/>
-        </w:rPr>
-        <w:t xml:space="preserve"> Actor</w:t>
-      </w:r>
-      <w:r>
-        <w:rPr>
-          <w:rFonts w:ascii="Roboto Mono" w:hAnsi="Roboto Mono"/>
-        </w:rPr>
-        <w:br/>
-      </w:r>
-      <w:r>
-        <w:rPr>
-          <w:rFonts w:ascii="Segoe UI Symbol" w:hAnsi="Segoe UI Symbol" w:cs="Segoe UI Symbol"/>
-        </w:rPr>
-        <w:t>✔</w:t>
-      </w:r>
-      <w:r>
-        <w:rPr>
-          <w:rFonts w:ascii="Roboto Mono" w:hAnsi="Roboto Mono"/>
-        </w:rPr>
-        <w:t xml:space="preserve"> Action</w:t>
-      </w:r>
-      <w:r>
-        <w:rPr>
-          <w:rFonts w:ascii="Roboto Mono" w:hAnsi="Roboto Mono"/>
-        </w:rPr>
-        <w:br/>
-      </w:r>
-      <w:r>
-        <w:rPr>
-          <w:rFonts w:ascii="Segoe UI Symbol" w:hAnsi="Segoe UI Symbol" w:cs="Segoe UI Symbol"/>
-        </w:rPr>
-        <w:t>✔</w:t>
-      </w:r>
-      <w:r>
-        <w:rPr>
-          <w:rFonts w:ascii="Roboto Mono" w:hAnsi="Roboto Mono"/>
-        </w:rPr>
-        <w:t xml:space="preserve"> Target</w:t>
-      </w:r>
-      <w:r>
-        <w:rPr>
-          <w:rFonts w:ascii="Roboto Mono" w:hAnsi="Roboto Mono"/>
-        </w:rPr>
-        <w:br/>
-      </w:r>
-      <w:r>
-        <w:rPr>
-          <w:rFonts w:ascii="Segoe UI Symbol" w:hAnsi="Segoe UI Symbol" w:cs="Segoe UI Symbol"/>
-        </w:rPr>
-        <w:t>✔</w:t>
-      </w:r>
-      <w:r>
-        <w:rPr>
-          <w:rFonts w:ascii="Roboto Mono" w:hAnsi="Roboto Mono"/>
-        </w:rPr>
-        <w:t xml:space="preserve"> System Response</w:t>
-      </w:r>
-      <w:r>
-        <w:rPr>
-          <w:rFonts w:ascii="Roboto Mono" w:hAnsi="Roboto Mono"/>
-        </w:rPr>
-        <w:br/>
-      </w:r>
-      <w:r>
-        <w:rPr>
-          <w:rFonts w:ascii="Segoe UI Symbol" w:hAnsi="Segoe UI Symbol" w:cs="Segoe UI Symbol"/>
-        </w:rPr>
-        <w:t>✔</w:t>
-      </w:r>
-      <w:r>
-        <w:rPr>
-          <w:rFonts w:ascii="Roboto Mono" w:hAnsi="Roboto Mono"/>
-        </w:rPr>
-        <w:t xml:space="preserve"> Result</w:t>
-      </w:r>
-    </w:p>
-    <w:p>
-      <w:pPr>
-        <w:rPr>
-          <w:rFonts w:ascii="Roboto Mono" w:hAnsi="Roboto Mono"/>
-        </w:rPr>
-      </w:pPr>
-      <w:r>
-        <w:rPr>
-          <w:rFonts w:ascii="Roboto Mono" w:hAnsi="Roboto Mono"/>
-        </w:rPr>
-        <w:t>No vague descriptions like:</w:t>
-      </w:r>
-      <w:r>
-        <w:rPr>
-          <w:rFonts w:ascii="Roboto Mono" w:hAnsi="Roboto Mono"/>
-        </w:rPr>
-        <w:br/>
-      </w:r>
-      <w:r>
-        <w:rPr>
-          <w:rFonts w:ascii="Segoe UI Emoji" w:hAnsi="Segoe UI Emoji" w:cs="Segoe UI Emoji"/>
-        </w:rPr>
-        <w:t>❌</w:t>
-      </w:r>
-      <w:r>
-        <w:rPr>
-          <w:rFonts w:ascii="Roboto Mono" w:hAnsi="Roboto Mono"/>
-        </w:rPr>
-        <w:t xml:space="preserve"> </w:t>
-      </w:r>
-      <w:r>
-        <w:rPr>
-          <w:rFonts w:ascii="Roboto Mono" w:hAnsi="Roboto Mono" w:cs="Roboto Mono"/>
-        </w:rPr>
-        <w:t>“</w:t>
-      </w:r>
-      <w:r>
-        <w:rPr>
-          <w:rFonts w:ascii="Roboto Mono" w:hAnsi="Roboto Mono"/>
-        </w:rPr>
-        <w:t>System does something</w:t>
-      </w:r>
-      <w:r>
-        <w:rPr>
-          <w:rFonts w:ascii="Roboto Mono" w:hAnsi="Roboto Mono" w:cs="Roboto Mono"/>
-        </w:rPr>
-        <w:t>”</w:t>
-      </w:r>
-      <w:r>
-        <w:rPr>
-          <w:rFonts w:ascii="Roboto Mono" w:hAnsi="Roboto Mono"/>
-        </w:rPr>
-        <w:br/>
-      </w:r>
-      <w:r>
-        <w:rPr>
-          <w:rFonts w:ascii="Segoe UI Emoji" w:hAnsi="Segoe UI Emoji" w:cs="Segoe UI Emoji"/>
-        </w:rPr>
-        <w:t>❌</w:t>
-      </w:r>
-      <w:r>
-        <w:rPr>
-          <w:rFonts w:ascii="Roboto Mono" w:hAnsi="Roboto Mono"/>
-        </w:rPr>
-        <w:t xml:space="preserve"> </w:t>
-      </w:r>
-      <w:r>
-        <w:rPr>
-          <w:rFonts w:ascii="Roboto Mono" w:hAnsi="Roboto Mono" w:cs="Roboto Mono"/>
-        </w:rPr>
-        <w:t>“</w:t>
-      </w:r>
-      <w:r>
-        <w:rPr>
-          <w:rFonts w:ascii="Roboto Mono" w:hAnsi="Roboto Mono"/>
-        </w:rPr>
-        <w:t>User interacts with page”</w:t>
-      </w:r>
-    </w:p>
-    <w:p>
-      <w:pPr>
-        <w:pStyle w:val="Heading5"/>
-      </w:pPr>
-      <w:r>
-        <w:t xml:space="preserve">10. </w:t>
-      </w:r>
-      <w:r>
-        <w:t>Full Interaction Example (Web App)</w:t>
-      </w:r>
-    </w:p>
-    <w:p>
-      <w:pPr>
-        <w:rPr>
-          <w:rFonts w:ascii="Roboto Mono" w:hAnsi="Roboto Mono"/>
-        </w:rPr>
-      </w:pPr>
-      <w:r>
-        <w:rPr>
-          <w:rFonts w:ascii="Arial" w:eastAsia="Arial" w:hAnsi="Arial" w:cs="Arial"/>
-          <w:b/>
-          <w:color w:val="000000"/>
-          <w:sz w:val="18"/>
-          <w:highlight w:val="lightGray"/>
-        </w:rPr>
-        <w:t># Source: AI Source: Provided by: [Data Path</w:t>
-      </w:r>
-      <w:r>
-        <w:rPr>
-          <w:rFonts w:ascii="Arial" w:eastAsia="Arial" w:hAnsi="Arial" w:cs="Arial"/>
-          <w:color w:val="000000"/>
-          <w:sz w:val="18"/>
-          <w:highlight w:val="lightGray"/>
-        </w:rPr>
-        <w:t xml:space="preserve">: Persons Table -&gt; ID Column: 1, </w:t>
-      </w:r>
-      <w:proofErr w:type="spellStart"/>
-      <w:r>
-        <w:rPr>
-          <w:rFonts w:ascii="Arial" w:eastAsia="Arial" w:hAnsi="Arial" w:cs="Arial"/>
-          <w:color w:val="000000"/>
-          <w:sz w:val="18"/>
-          <w:highlight w:val="lightGray"/>
-        </w:rPr>
-        <w:t>Name_En</w:t>
-      </w:r>
-      <w:proofErr w:type="spellEnd"/>
-      <w:r>
-        <w:rPr>
-          <w:rFonts w:ascii="Arial" w:eastAsia="Arial" w:hAnsi="Arial" w:cs="Arial"/>
-          <w:color w:val="000000"/>
-          <w:sz w:val="18"/>
-          <w:highlight w:val="lightGray"/>
-        </w:rPr>
-        <w:t xml:space="preserve"> Column: Motasem Essam] -&gt; </w:t>
-      </w:r>
-      <w:r>
-        <w:rPr>
-          <w:rFonts w:ascii="Arial" w:eastAsia="Arial" w:hAnsi="Arial" w:cs="Arial"/>
-          <w:b/>
-          <w:color w:val="000000"/>
-          <w:sz w:val="18"/>
-          <w:highlight w:val="lightGray"/>
-        </w:rPr>
-        <w:t>From:</w:t>
-      </w:r>
-      <w:r>
-        <w:rPr>
-          <w:rFonts w:ascii="Arial" w:eastAsia="Arial" w:hAnsi="Arial" w:cs="Arial"/>
-          <w:color w:val="000000"/>
-          <w:sz w:val="18"/>
-          <w:highlight w:val="lightGray"/>
-        </w:rPr>
-        <w:t xml:space="preserve"> [ChatGPT]</w:t>
-      </w:r>
-      <w:r>
-        <w:rPr>
-          <w:rFonts w:ascii="Arial" w:hAnsi="Arial"/>
-          <w:color w:val="000000"/>
-          <w:sz w:val="18"/>
-          <w:highlight w:val="lightGray"/>
-        </w:rPr>
-        <w:t xml:space="preserve"> </w:t>
-      </w:r>
-      <w:r>
-        <w:rPr>
-          <w:rFonts w:ascii="Arial" w:hAnsi="Arial"/>
-          <w:b/>
-          <w:color w:val="000000"/>
-          <w:sz w:val="18"/>
-          <w:highlight w:val="lightGray"/>
-        </w:rPr>
-        <w:t xml:space="preserve">on </w:t>
-      </w:r>
-      <w:r>
-        <w:rPr>
-          <w:rFonts w:ascii="Arial" w:hAnsi="Arial"/>
-          <w:color w:val="000000"/>
-          <w:sz w:val="18"/>
-          <w:highlight w:val="lightGray"/>
-        </w:rPr>
-        <w:t>[4/23/2025]</w:t>
-      </w:r>
-    </w:p>
-    <w:p>
-      <w:pPr>
-        <w:rPr>
-          <w:rFonts w:ascii="Roboto Mono" w:hAnsi="Roboto Mono"/>
-        </w:rPr>
-      </w:pPr>
-      <w:r>
-        <w:rPr>
           <w:noProof/>
         </w:rPr>
-        <w:lastRenderedPageBreak/>
         <w:drawing>
           <wp:inline distT="0" distB="0" distL="0" distR="0" wp14:anchorId="7AF66BBE" wp14:editId="5A905920">
             <wp:extent cx="5943600" cy="2563495"/>
@@ -5004,7 +7699,7 @@
                     <pic:cNvPicPr/>
                   </pic:nvPicPr>
                   <pic:blipFill>
-                    <a:blip r:embed="rId15"/>
+                    <a:blip r:embed="rId19"/>
                     <a:stretch>
                       <a:fillRect/>
                     </a:stretch>
@@ -5051,7 +7746,7 @@
                     <pic:cNvPicPr/>
                   </pic:nvPicPr>
                   <pic:blipFill>
-                    <a:blip r:embed="rId16"/>
+                    <a:blip r:embed="rId20"/>
                     <a:stretch>
                       <a:fillRect/>
                     </a:stretch>
@@ -5095,6 +7790,7 @@
         <w:rPr>
           <w:rFonts w:ascii="Roboto Mono" w:hAnsi="Roboto Mono"/>
         </w:rPr>
+        <w:lastRenderedPageBreak/>
         <w:t>ACTOR: User</w:t>
       </w:r>
     </w:p>
@@ -5180,20 +7876,229 @@
         <w:rPr>
           <w:rFonts w:ascii="Roboto Mono" w:hAnsi="Roboto Mono"/>
         </w:rPr>
+        <w:t>STEP 2:</w:t>
+      </w:r>
+    </w:p>
+    <w:p>
+      <w:pPr>
+        <w:rPr>
+          <w:rFonts w:ascii="Roboto Mono" w:hAnsi="Roboto Mono"/>
+        </w:rPr>
+      </w:pPr>
+      <w:r>
+        <w:rPr>
+          <w:rFonts w:ascii="Roboto Mono" w:hAnsi="Roboto Mono"/>
+        </w:rPr>
+        <w:t>ACTOR: User</w:t>
+      </w:r>
+    </w:p>
+    <w:p>
+      <w:pPr>
+        <w:rPr>
+          <w:rFonts w:ascii="Roboto Mono" w:hAnsi="Roboto Mono"/>
+        </w:rPr>
+      </w:pPr>
+      <w:r>
+        <w:rPr>
+          <w:rFonts w:ascii="Roboto Mono" w:hAnsi="Roboto Mono"/>
+        </w:rPr>
+        <w:t>ACTION: CLICK</w:t>
+      </w:r>
+    </w:p>
+    <w:p>
+      <w:pPr>
+        <w:rPr>
+          <w:rFonts w:ascii="Roboto Mono" w:hAnsi="Roboto Mono"/>
+        </w:rPr>
+      </w:pPr>
+      <w:r>
+        <w:rPr>
+          <w:rFonts w:ascii="Roboto Mono" w:hAnsi="Roboto Mono"/>
+        </w:rPr>
+        <w:t>TARGET: Login Button</w:t>
+      </w:r>
+    </w:p>
+    <w:p>
+      <w:pPr>
+        <w:rPr>
+          <w:rFonts w:ascii="Roboto Mono" w:hAnsi="Roboto Mono"/>
+        </w:rPr>
+      </w:pPr>
+      <w:r>
+        <w:rPr>
+          <w:rFonts w:ascii="Roboto Mono" w:hAnsi="Roboto Mono"/>
+        </w:rPr>
+        <w:t>SYSTEM_RESPONSE: NAVIGATE_TO Login Page</w:t>
+      </w:r>
+    </w:p>
+    <w:p>
+      <w:pPr>
+        <w:rPr>
+          <w:rFonts w:ascii="Roboto Mono" w:hAnsi="Roboto Mono"/>
+        </w:rPr>
+      </w:pPr>
+      <w:r>
+        <w:rPr>
+          <w:rFonts w:ascii="Roboto Mono" w:hAnsi="Roboto Mono"/>
+        </w:rPr>
+        <w:t>RESULT: Login form is displayed</w:t>
+      </w:r>
+    </w:p>
+    <w:p>
+      <w:pPr>
+        <w:rPr>
+          <w:rFonts w:ascii="Roboto Mono" w:hAnsi="Roboto Mono"/>
+        </w:rPr>
+      </w:pPr>
+      <w:r>
+        <w:rPr>
+          <w:rFonts w:ascii="Roboto Mono" w:hAnsi="Roboto Mono"/>
+        </w:rPr>
+        <w:t>NEXT: STEP 3</w:t>
+      </w:r>
+    </w:p>
+    <w:p>
+      <w:pPr>
+        <w:rPr>
+          <w:rFonts w:ascii="Roboto Mono" w:hAnsi="Roboto Mono"/>
+        </w:rPr>
+      </w:pPr>
+    </w:p>
+    <w:p>
+      <w:pPr>
+        <w:rPr>
+          <w:rFonts w:ascii="Roboto Mono" w:hAnsi="Roboto Mono"/>
+        </w:rPr>
+      </w:pPr>
+      <w:r>
+        <w:rPr>
+          <w:rFonts w:ascii="Roboto Mono" w:hAnsi="Roboto Mono"/>
+        </w:rPr>
+        <w:t>STEP 3:</w:t>
+      </w:r>
+    </w:p>
+    <w:p>
+      <w:pPr>
+        <w:rPr>
+          <w:rFonts w:ascii="Roboto Mono" w:hAnsi="Roboto Mono"/>
+        </w:rPr>
+      </w:pPr>
+      <w:r>
+        <w:rPr>
+          <w:rFonts w:ascii="Roboto Mono" w:hAnsi="Roboto Mono"/>
+        </w:rPr>
+        <w:t>ACTOR: User</w:t>
+      </w:r>
+    </w:p>
+    <w:p>
+      <w:pPr>
+        <w:rPr>
+          <w:rFonts w:ascii="Roboto Mono" w:hAnsi="Roboto Mono"/>
+        </w:rPr>
+      </w:pPr>
+      <w:r>
+        <w:rPr>
+          <w:rFonts w:ascii="Roboto Mono" w:hAnsi="Roboto Mono"/>
+        </w:rPr>
+        <w:t>ACTION: ENTER_TEXT</w:t>
+      </w:r>
+    </w:p>
+    <w:p>
+      <w:pPr>
+        <w:rPr>
+          <w:rFonts w:ascii="Roboto Mono" w:hAnsi="Roboto Mono"/>
+        </w:rPr>
+      </w:pPr>
+      <w:r>
+        <w:rPr>
+          <w:rFonts w:ascii="Roboto Mono" w:hAnsi="Roboto Mono"/>
+        </w:rPr>
+        <w:t>TARGET: Email Field</w:t>
+      </w:r>
+    </w:p>
+    <w:p>
+      <w:pPr>
+        <w:rPr>
+          <w:rFonts w:ascii="Roboto Mono" w:hAnsi="Roboto Mono"/>
+        </w:rPr>
+      </w:pPr>
+      <w:r>
+        <w:rPr>
+          <w:rFonts w:ascii="Roboto Mono" w:hAnsi="Roboto Mono"/>
+        </w:rPr>
+        <w:t>DATA: user@example.com</w:t>
+      </w:r>
+    </w:p>
+    <w:p>
+      <w:pPr>
+        <w:rPr>
+          <w:rFonts w:ascii="Roboto Mono" w:hAnsi="Roboto Mono"/>
+        </w:rPr>
+      </w:pPr>
+      <w:r>
+        <w:rPr>
+          <w:rFonts w:ascii="Roboto Mono" w:hAnsi="Roboto Mono"/>
+        </w:rPr>
+        <w:t>SYSTEM_RESPONSE: VALIDATE_INPUT</w:t>
+      </w:r>
+    </w:p>
+    <w:p>
+      <w:pPr>
+        <w:rPr>
+          <w:rFonts w:ascii="Roboto Mono" w:hAnsi="Roboto Mono"/>
+        </w:rPr>
+      </w:pPr>
+      <w:r>
+        <w:rPr>
+          <w:rFonts w:ascii="Roboto Mono" w:hAnsi="Roboto Mono"/>
+        </w:rPr>
+        <w:t>RESULT: Email accepted</w:t>
+      </w:r>
+    </w:p>
+    <w:p>
+      <w:pPr>
+        <w:rPr>
+          <w:rFonts w:ascii="Roboto Mono" w:hAnsi="Roboto Mono"/>
+        </w:rPr>
+      </w:pPr>
+      <w:r>
+        <w:rPr>
+          <w:rFonts w:ascii="Roboto Mono" w:hAnsi="Roboto Mono"/>
+        </w:rPr>
+        <w:t>NEXT: STEP 4</w:t>
+      </w:r>
+    </w:p>
+    <w:p>
+      <w:pPr>
+        <w:rPr>
+          <w:rFonts w:ascii="Roboto Mono" w:hAnsi="Roboto Mono"/>
+        </w:rPr>
+      </w:pPr>
+    </w:p>
+    <w:p>
+      <w:pPr>
+        <w:rPr>
+          <w:rFonts w:ascii="Roboto Mono" w:hAnsi="Roboto Mono"/>
+        </w:rPr>
+      </w:pPr>
+      <w:r>
+        <w:rPr>
+          <w:rFonts w:ascii="Roboto Mono" w:hAnsi="Roboto Mono"/>
+        </w:rPr>
+        <w:t>STEP 4:</w:t>
+      </w:r>
+    </w:p>
+    <w:p>
+      <w:pPr>
+        <w:rPr>
+          <w:rFonts w:ascii="Roboto Mono" w:hAnsi="Roboto Mono"/>
+        </w:rPr>
+      </w:pPr>
+      <w:r>
+        <w:rPr>
+          <w:rFonts w:ascii="Roboto Mono" w:hAnsi="Roboto Mono"/>
+        </w:rPr>
         <w:lastRenderedPageBreak/>
-        <w:t>STEP 2:</w:t>
-      </w:r>
-    </w:p>
-    <w:p>
-      <w:pPr>
-        <w:rPr>
-          <w:rFonts w:ascii="Roboto Mono" w:hAnsi="Roboto Mono"/>
-        </w:rPr>
-      </w:pPr>
-      <w:r>
-        <w:rPr>
-          <w:rFonts w:ascii="Roboto Mono" w:hAnsi="Roboto Mono"/>
-        </w:rPr>
         <w:t>ACTOR: User</w:t>
       </w:r>
     </w:p>
@@ -5220,215 +8125,6 @@
         <w:rPr>
           <w:rFonts w:ascii="Roboto Mono" w:hAnsi="Roboto Mono"/>
         </w:rPr>
-        <w:t>TARGET: Login Button</w:t>
-      </w:r>
-    </w:p>
-    <w:p>
-      <w:pPr>
-        <w:rPr>
-          <w:rFonts w:ascii="Roboto Mono" w:hAnsi="Roboto Mono"/>
-        </w:rPr>
-      </w:pPr>
-      <w:r>
-        <w:rPr>
-          <w:rFonts w:ascii="Roboto Mono" w:hAnsi="Roboto Mono"/>
-        </w:rPr>
-        <w:t>SYSTEM_RESPONSE: NAVIGATE_TO Login Page</w:t>
-      </w:r>
-    </w:p>
-    <w:p>
-      <w:pPr>
-        <w:rPr>
-          <w:rFonts w:ascii="Roboto Mono" w:hAnsi="Roboto Mono"/>
-        </w:rPr>
-      </w:pPr>
-      <w:r>
-        <w:rPr>
-          <w:rFonts w:ascii="Roboto Mono" w:hAnsi="Roboto Mono"/>
-        </w:rPr>
-        <w:t>RESULT: Login form is displayed</w:t>
-      </w:r>
-    </w:p>
-    <w:p>
-      <w:pPr>
-        <w:rPr>
-          <w:rFonts w:ascii="Roboto Mono" w:hAnsi="Roboto Mono"/>
-        </w:rPr>
-      </w:pPr>
-      <w:r>
-        <w:rPr>
-          <w:rFonts w:ascii="Roboto Mono" w:hAnsi="Roboto Mono"/>
-        </w:rPr>
-        <w:t>NEXT: STEP 3</w:t>
-      </w:r>
-    </w:p>
-    <w:p>
-      <w:pPr>
-        <w:rPr>
-          <w:rFonts w:ascii="Roboto Mono" w:hAnsi="Roboto Mono"/>
-        </w:rPr>
-      </w:pPr>
-    </w:p>
-    <w:p>
-      <w:pPr>
-        <w:rPr>
-          <w:rFonts w:ascii="Roboto Mono" w:hAnsi="Roboto Mono"/>
-        </w:rPr>
-      </w:pPr>
-      <w:r>
-        <w:rPr>
-          <w:rFonts w:ascii="Roboto Mono" w:hAnsi="Roboto Mono"/>
-        </w:rPr>
-        <w:t>STEP 3:</w:t>
-      </w:r>
-    </w:p>
-    <w:p>
-      <w:pPr>
-        <w:rPr>
-          <w:rFonts w:ascii="Roboto Mono" w:hAnsi="Roboto Mono"/>
-        </w:rPr>
-      </w:pPr>
-      <w:r>
-        <w:rPr>
-          <w:rFonts w:ascii="Roboto Mono" w:hAnsi="Roboto Mono"/>
-        </w:rPr>
-        <w:t>ACTOR: User</w:t>
-      </w:r>
-    </w:p>
-    <w:p>
-      <w:pPr>
-        <w:rPr>
-          <w:rFonts w:ascii="Roboto Mono" w:hAnsi="Roboto Mono"/>
-        </w:rPr>
-      </w:pPr>
-      <w:r>
-        <w:rPr>
-          <w:rFonts w:ascii="Roboto Mono" w:hAnsi="Roboto Mono"/>
-        </w:rPr>
-        <w:t>ACTION: ENTER_TEXT</w:t>
-      </w:r>
-    </w:p>
-    <w:p>
-      <w:pPr>
-        <w:rPr>
-          <w:rFonts w:ascii="Roboto Mono" w:hAnsi="Roboto Mono"/>
-        </w:rPr>
-      </w:pPr>
-      <w:r>
-        <w:rPr>
-          <w:rFonts w:ascii="Roboto Mono" w:hAnsi="Roboto Mono"/>
-        </w:rPr>
-        <w:t>TARGET: Email Field</w:t>
-      </w:r>
-    </w:p>
-    <w:p>
-      <w:pPr>
-        <w:rPr>
-          <w:rFonts w:ascii="Roboto Mono" w:hAnsi="Roboto Mono"/>
-        </w:rPr>
-      </w:pPr>
-      <w:r>
-        <w:rPr>
-          <w:rFonts w:ascii="Roboto Mono" w:hAnsi="Roboto Mono"/>
-        </w:rPr>
-        <w:t>DATA: user@example.com</w:t>
-      </w:r>
-    </w:p>
-    <w:p>
-      <w:pPr>
-        <w:rPr>
-          <w:rFonts w:ascii="Roboto Mono" w:hAnsi="Roboto Mono"/>
-        </w:rPr>
-      </w:pPr>
-      <w:r>
-        <w:rPr>
-          <w:rFonts w:ascii="Roboto Mono" w:hAnsi="Roboto Mono"/>
-        </w:rPr>
-        <w:t>SYSTEM_RESPONSE: VALIDATE_INPUT</w:t>
-      </w:r>
-    </w:p>
-    <w:p>
-      <w:pPr>
-        <w:rPr>
-          <w:rFonts w:ascii="Roboto Mono" w:hAnsi="Roboto Mono"/>
-        </w:rPr>
-      </w:pPr>
-      <w:r>
-        <w:rPr>
-          <w:rFonts w:ascii="Roboto Mono" w:hAnsi="Roboto Mono"/>
-        </w:rPr>
-        <w:t>RESULT: Email accepted</w:t>
-      </w:r>
-    </w:p>
-    <w:p>
-      <w:pPr>
-        <w:rPr>
-          <w:rFonts w:ascii="Roboto Mono" w:hAnsi="Roboto Mono"/>
-        </w:rPr>
-      </w:pPr>
-      <w:r>
-        <w:rPr>
-          <w:rFonts w:ascii="Roboto Mono" w:hAnsi="Roboto Mono"/>
-        </w:rPr>
-        <w:t>NEXT: STEP 4</w:t>
-      </w:r>
-    </w:p>
-    <w:p>
-      <w:pPr>
-        <w:rPr>
-          <w:rFonts w:ascii="Roboto Mono" w:hAnsi="Roboto Mono"/>
-        </w:rPr>
-      </w:pPr>
-    </w:p>
-    <w:p>
-      <w:pPr>
-        <w:rPr>
-          <w:rFonts w:ascii="Roboto Mono" w:hAnsi="Roboto Mono"/>
-        </w:rPr>
-      </w:pPr>
-      <w:r>
-        <w:rPr>
-          <w:rFonts w:ascii="Roboto Mono" w:hAnsi="Roboto Mono"/>
-        </w:rPr>
-        <w:t>STEP 4:</w:t>
-      </w:r>
-    </w:p>
-    <w:p>
-      <w:pPr>
-        <w:rPr>
-          <w:rFonts w:ascii="Roboto Mono" w:hAnsi="Roboto Mono"/>
-        </w:rPr>
-      </w:pPr>
-      <w:r>
-        <w:rPr>
-          <w:rFonts w:ascii="Roboto Mono" w:hAnsi="Roboto Mono"/>
-        </w:rPr>
-        <w:t>ACTOR: User</w:t>
-      </w:r>
-    </w:p>
-    <w:p>
-      <w:pPr>
-        <w:rPr>
-          <w:rFonts w:ascii="Roboto Mono" w:hAnsi="Roboto Mono"/>
-        </w:rPr>
-      </w:pPr>
-      <w:r>
-        <w:rPr>
-          <w:rFonts w:ascii="Roboto Mono" w:hAnsi="Roboto Mono"/>
-        </w:rPr>
-        <w:t>ACTION: CLICK</w:t>
-      </w:r>
-    </w:p>
-    <w:p>
-      <w:pPr>
-        <w:rPr>
-          <w:rFonts w:ascii="Roboto Mono" w:hAnsi="Roboto Mono"/>
-        </w:rPr>
-      </w:pPr>
-      <w:r>
-        <w:rPr>
-          <w:rFonts w:ascii="Roboto Mono" w:hAnsi="Roboto Mono"/>
-        </w:rPr>
         <w:t>TARGET: Submit Button</w:t>
       </w:r>
     </w:p>
@@ -5495,14 +8191,10 @@
         <w:pStyle w:val="Heading4"/>
       </w:pPr>
       <w:r>
-        <w:lastRenderedPageBreak/>
         <w:t xml:space="preserve">2-Multi-Action Interaction Rules </w:t>
       </w:r>
       <w:r>
-        <w:t>language</w:t>
-      </w:r>
-      <w:r>
-        <w:t xml:space="preserve"> </w:t>
+        <w:t xml:space="preserve">language </w:t>
       </w:r>
       <w:r>
         <w:t>(Step-Based Format)</w:t>
@@ -5676,7 +8368,7 @@
                     <pic:cNvPicPr/>
                   </pic:nvPicPr>
                   <pic:blipFill>
-                    <a:blip r:embed="rId17"/>
+                    <a:blip r:embed="rId21"/>
                     <a:stretch>
                       <a:fillRect/>
                     </a:stretch>
@@ -5942,6 +8634,7 @@
           <w:b/>
           <w:bCs/>
         </w:rPr>
+        <w:lastRenderedPageBreak/>
         <w:t>❌</w:t>
       </w:r>
       <w:r>
@@ -6049,7 +8742,6 @@
         <w:pStyle w:val="Heading5"/>
       </w:pPr>
       <w:r>
-        <w:lastRenderedPageBreak/>
         <w:t>3. User vs System Separation Rule</w:t>
       </w:r>
     </w:p>
@@ -6233,7 +8925,7 @@
                     <pic:cNvPicPr/>
                   </pic:nvPicPr>
                   <pic:blipFill>
-                    <a:blip r:embed="rId18"/>
+                    <a:blip r:embed="rId22"/>
                     <a:stretch>
                       <a:fillRect/>
                     </a:stretch>
@@ -6474,6 +9166,7 @@
         <w:rPr>
           <w:rFonts w:ascii="Roboto Mono" w:hAnsi="Roboto Mono"/>
         </w:rPr>
+        <w:lastRenderedPageBreak/>
         <w:t>Example:</w:t>
       </w:r>
     </w:p>
@@ -6503,7 +9196,7 @@
                     <pic:cNvPicPr/>
                   </pic:nvPicPr>
                   <pic:blipFill>
-                    <a:blip r:embed="rId19"/>
+                    <a:blip r:embed="rId23"/>
                     <a:stretch>
                       <a:fillRect/>
                     </a:stretch>
@@ -6594,7 +9287,6 @@
         <w:pStyle w:val="Heading5"/>
       </w:pPr>
       <w:r>
-        <w:lastRenderedPageBreak/>
         <w:t>5. Multi-Action Expansion Rule</w:t>
       </w:r>
     </w:p>
@@ -6744,7 +9436,7 @@
                     <pic:cNvPicPr/>
                   </pic:nvPicPr>
                   <pic:blipFill>
-                    <a:blip r:embed="rId20"/>
+                    <a:blip r:embed="rId24"/>
                     <a:stretch>
                       <a:fillRect/>
                     </a:stretch>
@@ -6973,7 +9665,7 @@
                     <pic:cNvPicPr/>
                   </pic:nvPicPr>
                   <pic:blipFill>
-                    <a:blip r:embed="rId21"/>
+                    <a:blip r:embed="rId25"/>
                     <a:stretch>
                       <a:fillRect/>
                     </a:stretch>
@@ -7017,6 +9709,7 @@
         <w:rPr>
           <w:rFonts w:ascii="Roboto Mono" w:hAnsi="Roboto Mono"/>
         </w:rPr>
+        <w:lastRenderedPageBreak/>
         <w:t>- User enters email</w:t>
       </w:r>
     </w:p>
@@ -7167,7 +9860,6 @@
         <w:rPr>
           <w:rFonts w:ascii="Roboto Mono" w:hAnsi="Roboto Mono"/>
         </w:rPr>
-        <w:lastRenderedPageBreak/>
         <w:t>Use conditions when flow changes:</w:t>
       </w:r>
     </w:p>
@@ -7216,7 +9908,7 @@
                     <pic:cNvPicPr/>
                   </pic:nvPicPr>
                   <pic:blipFill>
-                    <a:blip r:embed="rId22"/>
+                    <a:blip r:embed="rId26"/>
                     <a:stretch>
                       <a:fillRect/>
                     </a:stretch>
@@ -7450,7 +10142,7 @@
                     <pic:cNvPicPr/>
                   </pic:nvPicPr>
                   <pic:blipFill>
-                    <a:blip r:embed="rId23"/>
+                    <a:blip r:embed="rId27"/>
                     <a:stretch>
                       <a:fillRect/>
                     </a:stretch>
@@ -7533,6 +10225,7 @@
         <w:rPr>
           <w:rFonts w:ascii="Roboto Mono" w:hAnsi="Roboto Mono"/>
         </w:rPr>
+        <w:lastRenderedPageBreak/>
         <w:pict w14:anchorId="63A23937">
           <v:rect id="_x0000_i1032" style="width:0;height:1.5pt" o:hralign="center" o:hrstd="t" o:hr="t" fillcolor="#a0a0a0" stroked="f"/>
         </w:pict>
@@ -7691,7 +10384,6 @@
         <w:rPr>
           <w:rFonts w:ascii="Roboto Mono" w:hAnsi="Roboto Mono"/>
         </w:rPr>
-        <w:lastRenderedPageBreak/>
         <w:t>Example:</w:t>
       </w:r>
     </w:p>
@@ -7721,7 +10413,7 @@
                     <pic:cNvPicPr/>
                   </pic:nvPicPr>
                   <pic:blipFill>
-                    <a:blip r:embed="rId24"/>
+                    <a:blip r:embed="rId28"/>
                     <a:stretch>
                       <a:fillRect/>
                     </a:stretch>
@@ -7950,7 +10642,7 @@
                     <pic:cNvPicPr/>
                   </pic:nvPicPr>
                   <pic:blipFill>
-                    <a:blip r:embed="rId25"/>
+                    <a:blip r:embed="rId29"/>
                     <a:stretch>
                       <a:fillRect/>
                     </a:stretch>
@@ -8007,6 +10699,7 @@
         <w:rPr>
           <w:rFonts w:ascii="Roboto Mono" w:hAnsi="Roboto Mono"/>
         </w:rPr>
+        <w:lastRenderedPageBreak/>
         <w:t>System Response:</w:t>
       </w:r>
     </w:p>
@@ -8079,7 +10772,6 @@
         <w:rPr>
           <w:rFonts w:ascii="Roboto Mono" w:hAnsi="Roboto Mono"/>
         </w:rPr>
-        <w:lastRenderedPageBreak/>
         <w:t>Result:</w:t>
       </w:r>
     </w:p>
@@ -8371,7 +11063,7 @@
                     <pic:cNvPicPr/>
                   </pic:nvPicPr>
                   <pic:blipFill>
-                    <a:blip r:embed="rId26"/>
+                    <a:blip r:embed="rId30"/>
                     <a:stretch>
                       <a:fillRect/>
                     </a:stretch>
@@ -8502,6 +11194,7 @@
         <w:rPr>
           <w:rFonts w:ascii="Roboto Mono" w:hAnsi="Roboto Mono"/>
         </w:rPr>
+        <w:lastRenderedPageBreak/>
         <w:t xml:space="preserve">STEP 5: User taps submit </w:t>
       </w:r>
       <w:r>
@@ -8885,6 +11578,155 @@
     </w:lvl>
   </w:abstractNum>
   <w:abstractNum w:abstractNumId="2" w15:restartNumberingAfterBreak="0">
+    <w:nsid w:val="0E2838CF"/>
+    <w:multiLevelType w:val="multilevel"/>
+    <w:tmpl w:val="4E5691F0"/>
+    <w:lvl w:ilvl="0">
+      <w:start w:val="1"/>
+      <w:numFmt w:val="bullet"/>
+      <w:lvlText w:val=""/>
+      <w:lvlJc w:val="left"/>
+      <w:pPr>
+        <w:tabs>
+          <w:tab w:val="num" w:pos="720"/>
+        </w:tabs>
+        <w:ind w:left="720" w:hanging="360"/>
+      </w:pPr>
+      <w:rPr>
+        <w:rFonts w:ascii="Symbol" w:hAnsi="Symbol" w:hint="default"/>
+        <w:sz w:val="20"/>
+      </w:rPr>
+    </w:lvl>
+    <w:lvl w:ilvl="1" w:tentative="1">
+      <w:start w:val="1"/>
+      <w:numFmt w:val="bullet"/>
+      <w:lvlText w:val="o"/>
+      <w:lvlJc w:val="left"/>
+      <w:pPr>
+        <w:tabs>
+          <w:tab w:val="num" w:pos="1440"/>
+        </w:tabs>
+        <w:ind w:left="1440" w:hanging="360"/>
+      </w:pPr>
+      <w:rPr>
+        <w:rFonts w:ascii="Courier New" w:hAnsi="Courier New" w:hint="default"/>
+        <w:sz w:val="20"/>
+      </w:rPr>
+    </w:lvl>
+    <w:lvl w:ilvl="2" w:tentative="1">
+      <w:start w:val="1"/>
+      <w:numFmt w:val="bullet"/>
+      <w:lvlText w:val=""/>
+      <w:lvlJc w:val="left"/>
+      <w:pPr>
+        <w:tabs>
+          <w:tab w:val="num" w:pos="2160"/>
+        </w:tabs>
+        <w:ind w:left="2160" w:hanging="360"/>
+      </w:pPr>
+      <w:rPr>
+        <w:rFonts w:ascii="Wingdings" w:hAnsi="Wingdings" w:hint="default"/>
+        <w:sz w:val="20"/>
+      </w:rPr>
+    </w:lvl>
+    <w:lvl w:ilvl="3" w:tentative="1">
+      <w:start w:val="1"/>
+      <w:numFmt w:val="bullet"/>
+      <w:lvlText w:val=""/>
+      <w:lvlJc w:val="left"/>
+      <w:pPr>
+        <w:tabs>
+          <w:tab w:val="num" w:pos="2880"/>
+        </w:tabs>
+        <w:ind w:left="2880" w:hanging="360"/>
+      </w:pPr>
+      <w:rPr>
+        <w:rFonts w:ascii="Wingdings" w:hAnsi="Wingdings" w:hint="default"/>
+        <w:sz w:val="20"/>
+      </w:rPr>
+    </w:lvl>
+    <w:lvl w:ilvl="4" w:tentative="1">
+      <w:start w:val="1"/>
+      <w:numFmt w:val="bullet"/>
+      <w:lvlText w:val=""/>
+      <w:lvlJc w:val="left"/>
+      <w:pPr>
+        <w:tabs>
+          <w:tab w:val="num" w:pos="3600"/>
+        </w:tabs>
+        <w:ind w:left="3600" w:hanging="360"/>
+      </w:pPr>
+      <w:rPr>
+        <w:rFonts w:ascii="Wingdings" w:hAnsi="Wingdings" w:hint="default"/>
+        <w:sz w:val="20"/>
+      </w:rPr>
+    </w:lvl>
+    <w:lvl w:ilvl="5" w:tentative="1">
+      <w:start w:val="1"/>
+      <w:numFmt w:val="bullet"/>
+      <w:lvlText w:val=""/>
+      <w:lvlJc w:val="left"/>
+      <w:pPr>
+        <w:tabs>
+          <w:tab w:val="num" w:pos="4320"/>
+        </w:tabs>
+        <w:ind w:left="4320" w:hanging="360"/>
+      </w:pPr>
+      <w:rPr>
+        <w:rFonts w:ascii="Wingdings" w:hAnsi="Wingdings" w:hint="default"/>
+        <w:sz w:val="20"/>
+      </w:rPr>
+    </w:lvl>
+    <w:lvl w:ilvl="6" w:tentative="1">
+      <w:start w:val="1"/>
+      <w:numFmt w:val="bullet"/>
+      <w:lvlText w:val=""/>
+      <w:lvlJc w:val="left"/>
+      <w:pPr>
+        <w:tabs>
+          <w:tab w:val="num" w:pos="5040"/>
+        </w:tabs>
+        <w:ind w:left="5040" w:hanging="360"/>
+      </w:pPr>
+      <w:rPr>
+        <w:rFonts w:ascii="Wingdings" w:hAnsi="Wingdings" w:hint="default"/>
+        <w:sz w:val="20"/>
+      </w:rPr>
+    </w:lvl>
+    <w:lvl w:ilvl="7" w:tentative="1">
+      <w:start w:val="1"/>
+      <w:numFmt w:val="bullet"/>
+      <w:lvlText w:val=""/>
+      <w:lvlJc w:val="left"/>
+      <w:pPr>
+        <w:tabs>
+          <w:tab w:val="num" w:pos="5760"/>
+        </w:tabs>
+        <w:ind w:left="5760" w:hanging="360"/>
+      </w:pPr>
+      <w:rPr>
+        <w:rFonts w:ascii="Wingdings" w:hAnsi="Wingdings" w:hint="default"/>
+        <w:sz w:val="20"/>
+      </w:rPr>
+    </w:lvl>
+    <w:lvl w:ilvl="8" w:tentative="1">
+      <w:start w:val="1"/>
+      <w:numFmt w:val="bullet"/>
+      <w:lvlText w:val=""/>
+      <w:lvlJc w:val="left"/>
+      <w:pPr>
+        <w:tabs>
+          <w:tab w:val="num" w:pos="6480"/>
+        </w:tabs>
+        <w:ind w:left="6480" w:hanging="360"/>
+      </w:pPr>
+      <w:rPr>
+        <w:rFonts w:ascii="Wingdings" w:hAnsi="Wingdings" w:hint="default"/>
+        <w:sz w:val="20"/>
+      </w:rPr>
+    </w:lvl>
+  </w:abstractNum>
+  <w:abstractNum w:abstractNumId="3" w15:restartNumberingAfterBreak="0">
     <w:nsid w:val="0FCA624D"/>
     <w:multiLevelType w:val="multilevel"/>
     <w:tmpl w:val="DB00426C"/>
@@ -9033,7 +11875,156 @@
       </w:rPr>
     </w:lvl>
   </w:abstractNum>
-  <w:abstractNum w:abstractNumId="3" w15:restartNumberingAfterBreak="0">
+  <w:abstractNum w:abstractNumId="4" w15:restartNumberingAfterBreak="0">
+    <w:nsid w:val="16736A3C"/>
+    <w:multiLevelType w:val="multilevel"/>
+    <w:tmpl w:val="8C18119C"/>
+    <w:lvl w:ilvl="0">
+      <w:start w:val="1"/>
+      <w:numFmt w:val="bullet"/>
+      <w:lvlText w:val=""/>
+      <w:lvlJc w:val="left"/>
+      <w:pPr>
+        <w:tabs>
+          <w:tab w:val="num" w:pos="720"/>
+        </w:tabs>
+        <w:ind w:left="720" w:hanging="360"/>
+      </w:pPr>
+      <w:rPr>
+        <w:rFonts w:ascii="Symbol" w:hAnsi="Symbol" w:hint="default"/>
+        <w:sz w:val="20"/>
+      </w:rPr>
+    </w:lvl>
+    <w:lvl w:ilvl="1" w:tentative="1">
+      <w:start w:val="1"/>
+      <w:numFmt w:val="bullet"/>
+      <w:lvlText w:val="o"/>
+      <w:lvlJc w:val="left"/>
+      <w:pPr>
+        <w:tabs>
+          <w:tab w:val="num" w:pos="1440"/>
+        </w:tabs>
+        <w:ind w:left="1440" w:hanging="360"/>
+      </w:pPr>
+      <w:rPr>
+        <w:rFonts w:ascii="Courier New" w:hAnsi="Courier New" w:hint="default"/>
+        <w:sz w:val="20"/>
+      </w:rPr>
+    </w:lvl>
+    <w:lvl w:ilvl="2" w:tentative="1">
+      <w:start w:val="1"/>
+      <w:numFmt w:val="bullet"/>
+      <w:lvlText w:val=""/>
+      <w:lvlJc w:val="left"/>
+      <w:pPr>
+        <w:tabs>
+          <w:tab w:val="num" w:pos="2160"/>
+        </w:tabs>
+        <w:ind w:left="2160" w:hanging="360"/>
+      </w:pPr>
+      <w:rPr>
+        <w:rFonts w:ascii="Wingdings" w:hAnsi="Wingdings" w:hint="default"/>
+        <w:sz w:val="20"/>
+      </w:rPr>
+    </w:lvl>
+    <w:lvl w:ilvl="3" w:tentative="1">
+      <w:start w:val="1"/>
+      <w:numFmt w:val="bullet"/>
+      <w:lvlText w:val=""/>
+      <w:lvlJc w:val="left"/>
+      <w:pPr>
+        <w:tabs>
+          <w:tab w:val="num" w:pos="2880"/>
+        </w:tabs>
+        <w:ind w:left="2880" w:hanging="360"/>
+      </w:pPr>
+      <w:rPr>
+        <w:rFonts w:ascii="Wingdings" w:hAnsi="Wingdings" w:hint="default"/>
+        <w:sz w:val="20"/>
+      </w:rPr>
+    </w:lvl>
+    <w:lvl w:ilvl="4" w:tentative="1">
+      <w:start w:val="1"/>
+      <w:numFmt w:val="bullet"/>
+      <w:lvlText w:val=""/>
+      <w:lvlJc w:val="left"/>
+      <w:pPr>
+        <w:tabs>
+          <w:tab w:val="num" w:pos="3600"/>
+        </w:tabs>
+        <w:ind w:left="3600" w:hanging="360"/>
+      </w:pPr>
+      <w:rPr>
+        <w:rFonts w:ascii="Wingdings" w:hAnsi="Wingdings" w:hint="default"/>
+        <w:sz w:val="20"/>
+      </w:rPr>
+    </w:lvl>
+    <w:lvl w:ilvl="5" w:tentative="1">
+      <w:start w:val="1"/>
+      <w:numFmt w:val="bullet"/>
+      <w:lvlText w:val=""/>
+      <w:lvlJc w:val="left"/>
+      <w:pPr>
+        <w:tabs>
+          <w:tab w:val="num" w:pos="4320"/>
+        </w:tabs>
+        <w:ind w:left="4320" w:hanging="360"/>
+      </w:pPr>
+      <w:rPr>
+        <w:rFonts w:ascii="Wingdings" w:hAnsi="Wingdings" w:hint="default"/>
+        <w:sz w:val="20"/>
+      </w:rPr>
+    </w:lvl>
+    <w:lvl w:ilvl="6" w:tentative="1">
+      <w:start w:val="1"/>
+      <w:numFmt w:val="bullet"/>
+      <w:lvlText w:val=""/>
+      <w:lvlJc w:val="left"/>
+      <w:pPr>
+        <w:tabs>
+          <w:tab w:val="num" w:pos="5040"/>
+        </w:tabs>
+        <w:ind w:left="5040" w:hanging="360"/>
+      </w:pPr>
+      <w:rPr>
+        <w:rFonts w:ascii="Wingdings" w:hAnsi="Wingdings" w:hint="default"/>
+        <w:sz w:val="20"/>
+      </w:rPr>
+    </w:lvl>
+    <w:lvl w:ilvl="7" w:tentative="1">
+      <w:start w:val="1"/>
+      <w:numFmt w:val="bullet"/>
+      <w:lvlText w:val=""/>
+      <w:lvlJc w:val="left"/>
+      <w:pPr>
+        <w:tabs>
+          <w:tab w:val="num" w:pos="5760"/>
+        </w:tabs>
+        <w:ind w:left="5760" w:hanging="360"/>
+      </w:pPr>
+      <w:rPr>
+        <w:rFonts w:ascii="Wingdings" w:hAnsi="Wingdings" w:hint="default"/>
+        <w:sz w:val="20"/>
+      </w:rPr>
+    </w:lvl>
+    <w:lvl w:ilvl="8" w:tentative="1">
+      <w:start w:val="1"/>
+      <w:numFmt w:val="bullet"/>
+      <w:lvlText w:val=""/>
+      <w:lvlJc w:val="left"/>
+      <w:pPr>
+        <w:tabs>
+          <w:tab w:val="num" w:pos="6480"/>
+        </w:tabs>
+        <w:ind w:left="6480" w:hanging="360"/>
+      </w:pPr>
+      <w:rPr>
+        <w:rFonts w:ascii="Wingdings" w:hAnsi="Wingdings" w:hint="default"/>
+        <w:sz w:val="20"/>
+      </w:rPr>
+    </w:lvl>
+  </w:abstractNum>
+  <w:abstractNum w:abstractNumId="5" w15:restartNumberingAfterBreak="0">
     <w:nsid w:val="1F413150"/>
     <w:multiLevelType w:val="multilevel"/>
     <w:tmpl w:val="2DAC91C8"/>
@@ -9182,7 +12173,7 @@
       </w:rPr>
     </w:lvl>
   </w:abstractNum>
-  <w:abstractNum w:abstractNumId="4" w15:restartNumberingAfterBreak="0">
+  <w:abstractNum w:abstractNumId="6" w15:restartNumberingAfterBreak="0">
     <w:nsid w:val="1F832B66"/>
     <w:multiLevelType w:val="multilevel"/>
     <w:tmpl w:val="38E86EFC"/>
@@ -9331,7 +12322,7 @@
       </w:rPr>
     </w:lvl>
   </w:abstractNum>
-  <w:abstractNum w:abstractNumId="5" w15:restartNumberingAfterBreak="0">
+  <w:abstractNum w:abstractNumId="7" w15:restartNumberingAfterBreak="0">
     <w:nsid w:val="29F60334"/>
     <w:multiLevelType w:val="multilevel"/>
     <w:tmpl w:val="464ADEC0"/>
@@ -9480,7 +12471,7 @@
       </w:rPr>
     </w:lvl>
   </w:abstractNum>
-  <w:abstractNum w:abstractNumId="6" w15:restartNumberingAfterBreak="0">
+  <w:abstractNum w:abstractNumId="8" w15:restartNumberingAfterBreak="0">
     <w:nsid w:val="2B2A155D"/>
     <w:multiLevelType w:val="multilevel"/>
     <w:tmpl w:val="7A8CBB8A"/>
@@ -9629,7 +12620,7 @@
       </w:rPr>
     </w:lvl>
   </w:abstractNum>
-  <w:abstractNum w:abstractNumId="7" w15:restartNumberingAfterBreak="0">
+  <w:abstractNum w:abstractNumId="9" w15:restartNumberingAfterBreak="0">
     <w:nsid w:val="2D1A79B4"/>
     <w:multiLevelType w:val="multilevel"/>
     <w:tmpl w:val="8E40A6F4"/>
@@ -9778,7 +12769,7 @@
       </w:rPr>
     </w:lvl>
   </w:abstractNum>
-  <w:abstractNum w:abstractNumId="8" w15:restartNumberingAfterBreak="0">
+  <w:abstractNum w:abstractNumId="10" w15:restartNumberingAfterBreak="0">
     <w:nsid w:val="32A50ECA"/>
     <w:multiLevelType w:val="multilevel"/>
     <w:tmpl w:val="2A986974"/>
@@ -9891,7 +12882,7 @@
       </w:pPr>
     </w:lvl>
   </w:abstractNum>
-  <w:abstractNum w:abstractNumId="9" w15:restartNumberingAfterBreak="0">
+  <w:abstractNum w:abstractNumId="11" w15:restartNumberingAfterBreak="0">
     <w:nsid w:val="3334213A"/>
     <w:multiLevelType w:val="multilevel"/>
     <w:tmpl w:val="B1442DFC"/>
@@ -10040,7 +13031,7 @@
       </w:rPr>
     </w:lvl>
   </w:abstractNum>
-  <w:abstractNum w:abstractNumId="10" w15:restartNumberingAfterBreak="0">
+  <w:abstractNum w:abstractNumId="12" w15:restartNumberingAfterBreak="0">
     <w:nsid w:val="382D659C"/>
     <w:multiLevelType w:val="multilevel"/>
     <w:tmpl w:val="BDFC0820"/>
@@ -10189,7 +13180,7 @@
       </w:rPr>
     </w:lvl>
   </w:abstractNum>
-  <w:abstractNum w:abstractNumId="11" w15:restartNumberingAfterBreak="0">
+  <w:abstractNum w:abstractNumId="13" w15:restartNumberingAfterBreak="0">
     <w:nsid w:val="3B782AB9"/>
     <w:multiLevelType w:val="multilevel"/>
     <w:tmpl w:val="596E29F6"/>
@@ -10338,7 +13329,7 @@
       </w:rPr>
     </w:lvl>
   </w:abstractNum>
-  <w:abstractNum w:abstractNumId="12" w15:restartNumberingAfterBreak="0">
+  <w:abstractNum w:abstractNumId="14" w15:restartNumberingAfterBreak="0">
     <w:nsid w:val="3D4F3730"/>
     <w:multiLevelType w:val="multilevel"/>
     <w:tmpl w:val="C3B23AB8"/>
@@ -10451,7 +13442,7 @@
       </w:pPr>
     </w:lvl>
   </w:abstractNum>
-  <w:abstractNum w:abstractNumId="13" w15:restartNumberingAfterBreak="0">
+  <w:abstractNum w:abstractNumId="15" w15:restartNumberingAfterBreak="0">
     <w:nsid w:val="459360A2"/>
     <w:multiLevelType w:val="multilevel"/>
     <w:tmpl w:val="F5FC8EE4"/>
@@ -10600,7 +13591,156 @@
       </w:rPr>
     </w:lvl>
   </w:abstractNum>
-  <w:abstractNum w:abstractNumId="14" w15:restartNumberingAfterBreak="0">
+  <w:abstractNum w:abstractNumId="16" w15:restartNumberingAfterBreak="0">
+    <w:nsid w:val="4A5614DE"/>
+    <w:multiLevelType w:val="multilevel"/>
+    <w:tmpl w:val="8DFC90EE"/>
+    <w:lvl w:ilvl="0">
+      <w:start w:val="1"/>
+      <w:numFmt w:val="bullet"/>
+      <w:lvlText w:val=""/>
+      <w:lvlJc w:val="left"/>
+      <w:pPr>
+        <w:tabs>
+          <w:tab w:val="num" w:pos="720"/>
+        </w:tabs>
+        <w:ind w:left="720" w:hanging="360"/>
+      </w:pPr>
+      <w:rPr>
+        <w:rFonts w:ascii="Symbol" w:hAnsi="Symbol" w:hint="default"/>
+        <w:sz w:val="20"/>
+      </w:rPr>
+    </w:lvl>
+    <w:lvl w:ilvl="1" w:tentative="1">
+      <w:start w:val="1"/>
+      <w:numFmt w:val="bullet"/>
+      <w:lvlText w:val="o"/>
+      <w:lvlJc w:val="left"/>
+      <w:pPr>
+        <w:tabs>
+          <w:tab w:val="num" w:pos="1440"/>
+        </w:tabs>
+        <w:ind w:left="1440" w:hanging="360"/>
+      </w:pPr>
+      <w:rPr>
+        <w:rFonts w:ascii="Courier New" w:hAnsi="Courier New" w:hint="default"/>
+        <w:sz w:val="20"/>
+      </w:rPr>
+    </w:lvl>
+    <w:lvl w:ilvl="2" w:tentative="1">
+      <w:start w:val="1"/>
+      <w:numFmt w:val="bullet"/>
+      <w:lvlText w:val=""/>
+      <w:lvlJc w:val="left"/>
+      <w:pPr>
+        <w:tabs>
+          <w:tab w:val="num" w:pos="2160"/>
+        </w:tabs>
+        <w:ind w:left="2160" w:hanging="360"/>
+      </w:pPr>
+      <w:rPr>
+        <w:rFonts w:ascii="Wingdings" w:hAnsi="Wingdings" w:hint="default"/>
+        <w:sz w:val="20"/>
+      </w:rPr>
+    </w:lvl>
+    <w:lvl w:ilvl="3" w:tentative="1">
+      <w:start w:val="1"/>
+      <w:numFmt w:val="bullet"/>
+      <w:lvlText w:val=""/>
+      <w:lvlJc w:val="left"/>
+      <w:pPr>
+        <w:tabs>
+          <w:tab w:val="num" w:pos="2880"/>
+        </w:tabs>
+        <w:ind w:left="2880" w:hanging="360"/>
+      </w:pPr>
+      <w:rPr>
+        <w:rFonts w:ascii="Wingdings" w:hAnsi="Wingdings" w:hint="default"/>
+        <w:sz w:val="20"/>
+      </w:rPr>
+    </w:lvl>
+    <w:lvl w:ilvl="4" w:tentative="1">
+      <w:start w:val="1"/>
+      <w:numFmt w:val="bullet"/>
+      <w:lvlText w:val=""/>
+      <w:lvlJc w:val="left"/>
+      <w:pPr>
+        <w:tabs>
+          <w:tab w:val="num" w:pos="3600"/>
+        </w:tabs>
+        <w:ind w:left="3600" w:hanging="360"/>
+      </w:pPr>
+      <w:rPr>
+        <w:rFonts w:ascii="Wingdings" w:hAnsi="Wingdings" w:hint="default"/>
+        <w:sz w:val="20"/>
+      </w:rPr>
+    </w:lvl>
+    <w:lvl w:ilvl="5" w:tentative="1">
+      <w:start w:val="1"/>
+      <w:numFmt w:val="bullet"/>
+      <w:lvlText w:val=""/>
+      <w:lvlJc w:val="left"/>
+      <w:pPr>
+        <w:tabs>
+          <w:tab w:val="num" w:pos="4320"/>
+        </w:tabs>
+        <w:ind w:left="4320" w:hanging="360"/>
+      </w:pPr>
+      <w:rPr>
+        <w:rFonts w:ascii="Wingdings" w:hAnsi="Wingdings" w:hint="default"/>
+        <w:sz w:val="20"/>
+      </w:rPr>
+    </w:lvl>
+    <w:lvl w:ilvl="6" w:tentative="1">
+      <w:start w:val="1"/>
+      <w:numFmt w:val="bullet"/>
+      <w:lvlText w:val=""/>
+      <w:lvlJc w:val="left"/>
+      <w:pPr>
+        <w:tabs>
+          <w:tab w:val="num" w:pos="5040"/>
+        </w:tabs>
+        <w:ind w:left="5040" w:hanging="360"/>
+      </w:pPr>
+      <w:rPr>
+        <w:rFonts w:ascii="Wingdings" w:hAnsi="Wingdings" w:hint="default"/>
+        <w:sz w:val="20"/>
+      </w:rPr>
+    </w:lvl>
+    <w:lvl w:ilvl="7" w:tentative="1">
+      <w:start w:val="1"/>
+      <w:numFmt w:val="bullet"/>
+      <w:lvlText w:val=""/>
+      <w:lvlJc w:val="left"/>
+      <w:pPr>
+        <w:tabs>
+          <w:tab w:val="num" w:pos="5760"/>
+        </w:tabs>
+        <w:ind w:left="5760" w:hanging="360"/>
+      </w:pPr>
+      <w:rPr>
+        <w:rFonts w:ascii="Wingdings" w:hAnsi="Wingdings" w:hint="default"/>
+        <w:sz w:val="20"/>
+      </w:rPr>
+    </w:lvl>
+    <w:lvl w:ilvl="8" w:tentative="1">
+      <w:start w:val="1"/>
+      <w:numFmt w:val="bullet"/>
+      <w:lvlText w:val=""/>
+      <w:lvlJc w:val="left"/>
+      <w:pPr>
+        <w:tabs>
+          <w:tab w:val="num" w:pos="6480"/>
+        </w:tabs>
+        <w:ind w:left="6480" w:hanging="360"/>
+      </w:pPr>
+      <w:rPr>
+        <w:rFonts w:ascii="Wingdings" w:hAnsi="Wingdings" w:hint="default"/>
+        <w:sz w:val="20"/>
+      </w:rPr>
+    </w:lvl>
+  </w:abstractNum>
+  <w:abstractNum w:abstractNumId="17" w15:restartNumberingAfterBreak="0">
     <w:nsid w:val="52321CD4"/>
     <w:multiLevelType w:val="multilevel"/>
     <w:tmpl w:val="3AD433A8"/>
@@ -10749,7 +13889,7 @@
       </w:rPr>
     </w:lvl>
   </w:abstractNum>
-  <w:abstractNum w:abstractNumId="15" w15:restartNumberingAfterBreak="0">
+  <w:abstractNum w:abstractNumId="18" w15:restartNumberingAfterBreak="0">
     <w:nsid w:val="52542AF8"/>
     <w:multiLevelType w:val="multilevel"/>
     <w:tmpl w:val="4C96A386"/>
@@ -10898,7 +14038,156 @@
       </w:rPr>
     </w:lvl>
   </w:abstractNum>
-  <w:abstractNum w:abstractNumId="16" w15:restartNumberingAfterBreak="0">
+  <w:abstractNum w:abstractNumId="19" w15:restartNumberingAfterBreak="0">
+    <w:nsid w:val="5B3414F3"/>
+    <w:multiLevelType w:val="multilevel"/>
+    <w:tmpl w:val="C866683A"/>
+    <w:lvl w:ilvl="0">
+      <w:start w:val="1"/>
+      <w:numFmt w:val="bullet"/>
+      <w:lvlText w:val=""/>
+      <w:lvlJc w:val="left"/>
+      <w:pPr>
+        <w:tabs>
+          <w:tab w:val="num" w:pos="720"/>
+        </w:tabs>
+        <w:ind w:left="720" w:hanging="360"/>
+      </w:pPr>
+      <w:rPr>
+        <w:rFonts w:ascii="Symbol" w:hAnsi="Symbol" w:hint="default"/>
+        <w:sz w:val="20"/>
+      </w:rPr>
+    </w:lvl>
+    <w:lvl w:ilvl="1" w:tentative="1">
+      <w:start w:val="1"/>
+      <w:numFmt w:val="bullet"/>
+      <w:lvlText w:val="o"/>
+      <w:lvlJc w:val="left"/>
+      <w:pPr>
+        <w:tabs>
+          <w:tab w:val="num" w:pos="1440"/>
+        </w:tabs>
+        <w:ind w:left="1440" w:hanging="360"/>
+      </w:pPr>
+      <w:rPr>
+        <w:rFonts w:ascii="Courier New" w:hAnsi="Courier New" w:hint="default"/>
+        <w:sz w:val="20"/>
+      </w:rPr>
+    </w:lvl>
+    <w:lvl w:ilvl="2" w:tentative="1">
+      <w:start w:val="1"/>
+      <w:numFmt w:val="bullet"/>
+      <w:lvlText w:val=""/>
+      <w:lvlJc w:val="left"/>
+      <w:pPr>
+        <w:tabs>
+          <w:tab w:val="num" w:pos="2160"/>
+        </w:tabs>
+        <w:ind w:left="2160" w:hanging="360"/>
+      </w:pPr>
+      <w:rPr>
+        <w:rFonts w:ascii="Wingdings" w:hAnsi="Wingdings" w:hint="default"/>
+        <w:sz w:val="20"/>
+      </w:rPr>
+    </w:lvl>
+    <w:lvl w:ilvl="3" w:tentative="1">
+      <w:start w:val="1"/>
+      <w:numFmt w:val="bullet"/>
+      <w:lvlText w:val=""/>
+      <w:lvlJc w:val="left"/>
+      <w:pPr>
+        <w:tabs>
+          <w:tab w:val="num" w:pos="2880"/>
+        </w:tabs>
+        <w:ind w:left="2880" w:hanging="360"/>
+      </w:pPr>
+      <w:rPr>
+        <w:rFonts w:ascii="Wingdings" w:hAnsi="Wingdings" w:hint="default"/>
+        <w:sz w:val="20"/>
+      </w:rPr>
+    </w:lvl>
+    <w:lvl w:ilvl="4" w:tentative="1">
+      <w:start w:val="1"/>
+      <w:numFmt w:val="bullet"/>
+      <w:lvlText w:val=""/>
+      <w:lvlJc w:val="left"/>
+      <w:pPr>
+        <w:tabs>
+          <w:tab w:val="num" w:pos="3600"/>
+        </w:tabs>
+        <w:ind w:left="3600" w:hanging="360"/>
+      </w:pPr>
+      <w:rPr>
+        <w:rFonts w:ascii="Wingdings" w:hAnsi="Wingdings" w:hint="default"/>
+        <w:sz w:val="20"/>
+      </w:rPr>
+    </w:lvl>
+    <w:lvl w:ilvl="5" w:tentative="1">
+      <w:start w:val="1"/>
+      <w:numFmt w:val="bullet"/>
+      <w:lvlText w:val=""/>
+      <w:lvlJc w:val="left"/>
+      <w:pPr>
+        <w:tabs>
+          <w:tab w:val="num" w:pos="4320"/>
+        </w:tabs>
+        <w:ind w:left="4320" w:hanging="360"/>
+      </w:pPr>
+      <w:rPr>
+        <w:rFonts w:ascii="Wingdings" w:hAnsi="Wingdings" w:hint="default"/>
+        <w:sz w:val="20"/>
+      </w:rPr>
+    </w:lvl>
+    <w:lvl w:ilvl="6" w:tentative="1">
+      <w:start w:val="1"/>
+      <w:numFmt w:val="bullet"/>
+      <w:lvlText w:val=""/>
+      <w:lvlJc w:val="left"/>
+      <w:pPr>
+        <w:tabs>
+          <w:tab w:val="num" w:pos="5040"/>
+        </w:tabs>
+        <w:ind w:left="5040" w:hanging="360"/>
+      </w:pPr>
+      <w:rPr>
+        <w:rFonts w:ascii="Wingdings" w:hAnsi="Wingdings" w:hint="default"/>
+        <w:sz w:val="20"/>
+      </w:rPr>
+    </w:lvl>
+    <w:lvl w:ilvl="7" w:tentative="1">
+      <w:start w:val="1"/>
+      <w:numFmt w:val="bullet"/>
+      <w:lvlText w:val=""/>
+      <w:lvlJc w:val="left"/>
+      <w:pPr>
+        <w:tabs>
+          <w:tab w:val="num" w:pos="5760"/>
+        </w:tabs>
+        <w:ind w:left="5760" w:hanging="360"/>
+      </w:pPr>
+      <w:rPr>
+        <w:rFonts w:ascii="Wingdings" w:hAnsi="Wingdings" w:hint="default"/>
+        <w:sz w:val="20"/>
+      </w:rPr>
+    </w:lvl>
+    <w:lvl w:ilvl="8" w:tentative="1">
+      <w:start w:val="1"/>
+      <w:numFmt w:val="bullet"/>
+      <w:lvlText w:val=""/>
+      <w:lvlJc w:val="left"/>
+      <w:pPr>
+        <w:tabs>
+          <w:tab w:val="num" w:pos="6480"/>
+        </w:tabs>
+        <w:ind w:left="6480" w:hanging="360"/>
+      </w:pPr>
+      <w:rPr>
+        <w:rFonts w:ascii="Wingdings" w:hAnsi="Wingdings" w:hint="default"/>
+        <w:sz w:val="20"/>
+      </w:rPr>
+    </w:lvl>
+  </w:abstractNum>
+  <w:abstractNum w:abstractNumId="20" w15:restartNumberingAfterBreak="0">
     <w:nsid w:val="643C0CDA"/>
     <w:multiLevelType w:val="multilevel"/>
     <w:tmpl w:val="97F03A9E"/>
@@ -11047,7 +14336,7 @@
       </w:rPr>
     </w:lvl>
   </w:abstractNum>
-  <w:abstractNum w:abstractNumId="17" w15:restartNumberingAfterBreak="0">
+  <w:abstractNum w:abstractNumId="21" w15:restartNumberingAfterBreak="0">
     <w:nsid w:val="70BD5B43"/>
     <w:multiLevelType w:val="multilevel"/>
     <w:tmpl w:val="AAC01D74"/>
@@ -11196,59 +14485,223 @@
       </w:rPr>
     </w:lvl>
   </w:abstractNum>
+  <w:abstractNum w:abstractNumId="22" w15:restartNumberingAfterBreak="0">
+    <w:nsid w:val="7E5F59BE"/>
+    <w:multiLevelType w:val="multilevel"/>
+    <w:tmpl w:val="5058B68A"/>
+    <w:lvl w:ilvl="0">
+      <w:start w:val="1"/>
+      <w:numFmt w:val="bullet"/>
+      <w:lvlText w:val=""/>
+      <w:lvlJc w:val="left"/>
+      <w:pPr>
+        <w:tabs>
+          <w:tab w:val="num" w:pos="720"/>
+        </w:tabs>
+        <w:ind w:left="720" w:hanging="360"/>
+      </w:pPr>
+      <w:rPr>
+        <w:rFonts w:ascii="Symbol" w:hAnsi="Symbol" w:hint="default"/>
+        <w:sz w:val="20"/>
+      </w:rPr>
+    </w:lvl>
+    <w:lvl w:ilvl="1" w:tentative="1">
+      <w:start w:val="1"/>
+      <w:numFmt w:val="bullet"/>
+      <w:lvlText w:val="o"/>
+      <w:lvlJc w:val="left"/>
+      <w:pPr>
+        <w:tabs>
+          <w:tab w:val="num" w:pos="1440"/>
+        </w:tabs>
+        <w:ind w:left="1440" w:hanging="360"/>
+      </w:pPr>
+      <w:rPr>
+        <w:rFonts w:ascii="Courier New" w:hAnsi="Courier New" w:hint="default"/>
+        <w:sz w:val="20"/>
+      </w:rPr>
+    </w:lvl>
+    <w:lvl w:ilvl="2" w:tentative="1">
+      <w:start w:val="1"/>
+      <w:numFmt w:val="bullet"/>
+      <w:lvlText w:val=""/>
+      <w:lvlJc w:val="left"/>
+      <w:pPr>
+        <w:tabs>
+          <w:tab w:val="num" w:pos="2160"/>
+        </w:tabs>
+        <w:ind w:left="2160" w:hanging="360"/>
+      </w:pPr>
+      <w:rPr>
+        <w:rFonts w:ascii="Wingdings" w:hAnsi="Wingdings" w:hint="default"/>
+        <w:sz w:val="20"/>
+      </w:rPr>
+    </w:lvl>
+    <w:lvl w:ilvl="3" w:tentative="1">
+      <w:start w:val="1"/>
+      <w:numFmt w:val="bullet"/>
+      <w:lvlText w:val=""/>
+      <w:lvlJc w:val="left"/>
+      <w:pPr>
+        <w:tabs>
+          <w:tab w:val="num" w:pos="2880"/>
+        </w:tabs>
+        <w:ind w:left="2880" w:hanging="360"/>
+      </w:pPr>
+      <w:rPr>
+        <w:rFonts w:ascii="Wingdings" w:hAnsi="Wingdings" w:hint="default"/>
+        <w:sz w:val="20"/>
+      </w:rPr>
+    </w:lvl>
+    <w:lvl w:ilvl="4" w:tentative="1">
+      <w:start w:val="1"/>
+      <w:numFmt w:val="bullet"/>
+      <w:lvlText w:val=""/>
+      <w:lvlJc w:val="left"/>
+      <w:pPr>
+        <w:tabs>
+          <w:tab w:val="num" w:pos="3600"/>
+        </w:tabs>
+        <w:ind w:left="3600" w:hanging="360"/>
+      </w:pPr>
+      <w:rPr>
+        <w:rFonts w:ascii="Wingdings" w:hAnsi="Wingdings" w:hint="default"/>
+        <w:sz w:val="20"/>
+      </w:rPr>
+    </w:lvl>
+    <w:lvl w:ilvl="5" w:tentative="1">
+      <w:start w:val="1"/>
+      <w:numFmt w:val="bullet"/>
+      <w:lvlText w:val=""/>
+      <w:lvlJc w:val="left"/>
+      <w:pPr>
+        <w:tabs>
+          <w:tab w:val="num" w:pos="4320"/>
+        </w:tabs>
+        <w:ind w:left="4320" w:hanging="360"/>
+      </w:pPr>
+      <w:rPr>
+        <w:rFonts w:ascii="Wingdings" w:hAnsi="Wingdings" w:hint="default"/>
+        <w:sz w:val="20"/>
+      </w:rPr>
+    </w:lvl>
+    <w:lvl w:ilvl="6" w:tentative="1">
+      <w:start w:val="1"/>
+      <w:numFmt w:val="bullet"/>
+      <w:lvlText w:val=""/>
+      <w:lvlJc w:val="left"/>
+      <w:pPr>
+        <w:tabs>
+          <w:tab w:val="num" w:pos="5040"/>
+        </w:tabs>
+        <w:ind w:left="5040" w:hanging="360"/>
+      </w:pPr>
+      <w:rPr>
+        <w:rFonts w:ascii="Wingdings" w:hAnsi="Wingdings" w:hint="default"/>
+        <w:sz w:val="20"/>
+      </w:rPr>
+    </w:lvl>
+    <w:lvl w:ilvl="7" w:tentative="1">
+      <w:start w:val="1"/>
+      <w:numFmt w:val="bullet"/>
+      <w:lvlText w:val=""/>
+      <w:lvlJc w:val="left"/>
+      <w:pPr>
+        <w:tabs>
+          <w:tab w:val="num" w:pos="5760"/>
+        </w:tabs>
+        <w:ind w:left="5760" w:hanging="360"/>
+      </w:pPr>
+      <w:rPr>
+        <w:rFonts w:ascii="Wingdings" w:hAnsi="Wingdings" w:hint="default"/>
+        <w:sz w:val="20"/>
+      </w:rPr>
+    </w:lvl>
+    <w:lvl w:ilvl="8" w:tentative="1">
+      <w:start w:val="1"/>
+      <w:numFmt w:val="bullet"/>
+      <w:lvlText w:val=""/>
+      <w:lvlJc w:val="left"/>
+      <w:pPr>
+        <w:tabs>
+          <w:tab w:val="num" w:pos="6480"/>
+        </w:tabs>
+        <w:ind w:left="6480" w:hanging="360"/>
+      </w:pPr>
+      <w:rPr>
+        <w:rFonts w:ascii="Wingdings" w:hAnsi="Wingdings" w:hint="default"/>
+        <w:sz w:val="20"/>
+      </w:rPr>
+    </w:lvl>
+  </w:abstractNum>
   <w:num w:numId="1" w16cid:durableId="1877696656">
-    <w:abstractNumId w:val="8"/>
+    <w:abstractNumId w:val="10"/>
   </w:num>
   <w:num w:numId="2" w16cid:durableId="217278405">
-    <w:abstractNumId w:val="12"/>
+    <w:abstractNumId w:val="14"/>
   </w:num>
   <w:num w:numId="3" w16cid:durableId="2099401022">
-    <w:abstractNumId w:val="15"/>
+    <w:abstractNumId w:val="18"/>
   </w:num>
   <w:num w:numId="4" w16cid:durableId="753430358">
-    <w:abstractNumId w:val="7"/>
+    <w:abstractNumId w:val="9"/>
   </w:num>
   <w:num w:numId="5" w16cid:durableId="1037707019">
     <w:abstractNumId w:val="0"/>
   </w:num>
   <w:num w:numId="6" w16cid:durableId="1299342890">
-    <w:abstractNumId w:val="2"/>
+    <w:abstractNumId w:val="3"/>
   </w:num>
   <w:num w:numId="7" w16cid:durableId="380905915">
-    <w:abstractNumId w:val="3"/>
+    <w:abstractNumId w:val="5"/>
   </w:num>
   <w:num w:numId="8" w16cid:durableId="384066421">
-    <w:abstractNumId w:val="5"/>
+    <w:abstractNumId w:val="7"/>
   </w:num>
   <w:num w:numId="9" w16cid:durableId="708384485">
     <w:abstractNumId w:val="1"/>
   </w:num>
   <w:num w:numId="10" w16cid:durableId="716398371">
+    <w:abstractNumId w:val="15"/>
+  </w:num>
+  <w:num w:numId="11" w16cid:durableId="813572001">
+    <w:abstractNumId w:val="11"/>
+  </w:num>
+  <w:num w:numId="12" w16cid:durableId="524902881">
+    <w:abstractNumId w:val="17"/>
+  </w:num>
+  <w:num w:numId="13" w16cid:durableId="702169647">
+    <w:abstractNumId w:val="21"/>
+  </w:num>
+  <w:num w:numId="14" w16cid:durableId="2119136637">
+    <w:abstractNumId w:val="12"/>
+  </w:num>
+  <w:num w:numId="15" w16cid:durableId="577641043">
+    <w:abstractNumId w:val="6"/>
+  </w:num>
+  <w:num w:numId="16" w16cid:durableId="185607245">
+    <w:abstractNumId w:val="8"/>
+  </w:num>
+  <w:num w:numId="17" w16cid:durableId="394426680">
+    <w:abstractNumId w:val="20"/>
+  </w:num>
+  <w:num w:numId="18" w16cid:durableId="390933283">
     <w:abstractNumId w:val="13"/>
   </w:num>
-  <w:num w:numId="11" w16cid:durableId="813572001">
-    <w:abstractNumId w:val="9"/>
+  <w:num w:numId="19" w16cid:durableId="809060738">
+    <w:abstractNumId w:val="16"/>
   </w:num>
-  <w:num w:numId="12" w16cid:durableId="524902881">
-    <w:abstractNumId w:val="14"/>
-  </w:num>
-  <w:num w:numId="13" w16cid:durableId="702169647">
-    <w:abstractNumId w:val="17"/>
-  </w:num>
-  <w:num w:numId="14" w16cid:durableId="2119136637">
-    <w:abstractNumId w:val="10"/>
-  </w:num>
-  <w:num w:numId="15" w16cid:durableId="577641043">
+  <w:num w:numId="20" w16cid:durableId="2136674492">
     <w:abstractNumId w:val="4"/>
   </w:num>
-  <w:num w:numId="16" w16cid:durableId="185607245">
-    <w:abstractNumId w:val="6"/>
+  <w:num w:numId="21" w16cid:durableId="2050061426">
+    <w:abstractNumId w:val="19"/>
   </w:num>
-  <w:num w:numId="17" w16cid:durableId="394426680">
-    <w:abstractNumId w:val="16"/>
+  <w:num w:numId="22" w16cid:durableId="507260098">
+    <w:abstractNumId w:val="2"/>
   </w:num>
-  <w:num w:numId="18" w16cid:durableId="390933283">
-    <w:abstractNumId w:val="11"/>
+  <w:num w:numId="23" w16cid:durableId="926233361">
+    <w:abstractNumId w:val="22"/>
   </w:num>
 </w:numbering>
 </file>
@@ -11653,7 +15106,7 @@
   <w:style w:type="paragraph" w:default="1" w:styleId="Normal">
     <w:name w:val="Normal"/>
     <w:qFormat/>
-    <w:rsid w:val="009F7B4D"/>
+    <w:rsid w:val="00100B06"/>
   </w:style>
   <w:style w:type="paragraph" w:styleId="Heading1">
     <w:name w:val="heading 1"/>
@@ -11853,7 +15306,6 @@
   <w:style w:type="character" w:default="1" w:styleId="DefaultParagraphFont">
     <w:name w:val="Default Paragraph Font"/>
     <w:uiPriority w:val="1"/>
-    <w:semiHidden/>
     <w:unhideWhenUsed/>
   </w:style>
   <w:style w:type="table" w:default="1" w:styleId="TableNormal">
@@ -12174,6 +15626,17 @@
       <w:bCs/>
     </w:rPr>
   </w:style>
+  <w:style w:type="paragraph" w:styleId="NormalWeb">
+    <w:name w:val="Normal (Web)"/>
+    <w:basedOn w:val="Normal"/>
+    <w:uiPriority w:val="99"/>
+    <w:semiHidden/>
+    <w:unhideWhenUsed/>
+    <w:rsid w:val="00967024"/>
+    <w:rPr>
+      <w:rFonts w:ascii="Times New Roman" w:hAnsi="Times New Roman" w:cs="Times New Roman"/>
+    </w:rPr>
+  </w:style>
 </w:styles>
 </file>
 
